--- a/Levantamento dos Endpoints PDMS.docx
+++ b/Levantamento dos Endpoints PDMS.docx
@@ -58,48 +58,26 @@
         <w:rPr>
           <w:b/>
           <w:bCs/>
-          <w:lang w:val="pt-PT"/>
-        </w:rPr>
-        <w:t xml:space="preserve">1. </w:t>
-      </w:r>
-      <w:r>
-        <w:rPr>
-          <w:b/>
-          <w:bCs/>
-          <w:lang w:val="pt-PT"/>
-        </w:rPr>
-        <w:t>Domínio: Encomendas / Shipments (Inbound e Outbound)</w:t>
-      </w:r>
-    </w:p>
-    <w:p>
-      <w:pPr>
-        <w:rPr>
-          <w:lang w:val="pt-PT"/>
-        </w:rPr>
-      </w:pPr>
-      <w:r>
-        <w:rPr>
-          <w:b/>
-          <w:bCs/>
-          <w:lang w:val="pt-PT"/>
-        </w:rPr>
-        <w:t>1.</w:t>
-      </w:r>
-      <w:r>
-        <w:rPr>
-          <w:b/>
-          <w:bCs/>
-          <w:lang w:val="pt-PT"/>
-        </w:rPr>
-        <w:t>1</w:t>
-      </w:r>
-      <w:r>
-        <w:rPr>
-          <w:b/>
-          <w:bCs/>
-          <w:lang w:val="pt-PT"/>
-        </w:rPr>
-        <w:t xml:space="preserve"> </w:t>
+          <w:sz w:val="40"/>
+          <w:szCs w:val="40"/>
+          <w:lang w:val="pt-PT"/>
+        </w:rPr>
+        <w:t>1. Domínio: Encomendas / Shipments (Inbound e Outbound)</w:t>
+      </w:r>
+    </w:p>
+    <w:p>
+      <w:pPr>
+        <w:rPr>
+          <w:lang w:val="pt-PT"/>
+        </w:rPr>
+      </w:pPr>
+      <w:r>
+        <w:rPr>
+          <w:b/>
+          <w:bCs/>
+          <w:lang w:val="pt-PT"/>
+        </w:rPr>
+        <w:t xml:space="preserve">1.1 </w:t>
       </w:r>
       <w:r>
         <w:rPr>
@@ -131,15 +109,7 @@
         <w:t>Endpoint:</w:t>
       </w:r>
       <w:r>
-        <w:t xml:space="preserve"> POST /</w:t>
-      </w:r>
-      <w:proofErr w:type="spellStart"/>
-      <w:r>
-        <w:t>api</w:t>
-      </w:r>
-      <w:proofErr w:type="spellEnd"/>
-      <w:r>
-        <w:t>/shipments/inbound</w:t>
+        <w:t xml:space="preserve"> POST /api/shipments/inbound</w:t>
       </w:r>
     </w:p>
     <w:p>
@@ -154,32 +124,32 @@
           <w:b/>
           <w:bCs/>
         </w:rPr>
-        <w:t xml:space="preserve">Role </w:t>
-      </w:r>
-      <w:proofErr w:type="spellStart"/>
-      <w:r>
-        <w:rPr>
-          <w:b/>
-          <w:bCs/>
-        </w:rPr>
-        <w:t>Necessária</w:t>
-      </w:r>
-      <w:proofErr w:type="spellEnd"/>
-      <w:r>
-        <w:rPr>
-          <w:b/>
-          <w:bCs/>
-        </w:rPr>
-        <w:t>:</w:t>
-      </w:r>
-      <w:r>
-        <w:t xml:space="preserve"> </w:t>
-      </w:r>
-      <w:proofErr w:type="spellStart"/>
-      <w:r>
-        <w:t>WarehouseManager</w:t>
-      </w:r>
-      <w:proofErr w:type="spellEnd"/>
+        <w:t>Role Necessária:</w:t>
+      </w:r>
+      <w:r>
+        <w:t xml:space="preserve"> WarehouseManager</w:t>
+      </w:r>
+      <w:r>
+        <w:t>(</w:t>
+      </w:r>
+      <w:r>
+        <w:t>Inbound</w:t>
+      </w:r>
+      <w:r>
+        <w:t xml:space="preserve">) or </w:t>
+      </w:r>
+      <w:r>
+        <w:t>DistributionManager</w:t>
+      </w:r>
+      <w:r>
+        <w:t>(Out</w:t>
+      </w:r>
+      <w:r>
+        <w:t>bound</w:t>
+      </w:r>
+      <w:r>
+        <w:t>)</w:t>
+      </w:r>
     </w:p>
     <w:p>
       <w:pPr>
@@ -197,83 +167,13 @@
           <w:bCs/>
           <w:lang w:val="pt-PT"/>
         </w:rPr>
-        <w:t>Payload (DTO):</w:t>
-      </w:r>
-      <w:r>
-        <w:rPr>
-          <w:lang w:val="pt-PT"/>
-        </w:rPr>
-        <w:t xml:space="preserve"> Focado na origem e conformidade da mercadoria.</w:t>
-      </w:r>
-    </w:p>
-    <w:p>
-      <w:pPr>
-        <w:numPr>
-          <w:ilvl w:val="1"/>
-          <w:numId w:val="21"/>
-        </w:numPr>
-      </w:pPr>
-      <w:proofErr w:type="spellStart"/>
-      <w:r>
-        <w:t>SupplierId</w:t>
-      </w:r>
-      <w:proofErr w:type="spellEnd"/>
-      <w:r>
-        <w:t xml:space="preserve"> (int)</w:t>
-      </w:r>
-    </w:p>
-    <w:p>
-      <w:pPr>
-        <w:numPr>
-          <w:ilvl w:val="1"/>
-          <w:numId w:val="21"/>
-        </w:numPr>
-      </w:pPr>
-      <w:proofErr w:type="spellStart"/>
-      <w:r>
-        <w:t>InvoiceNumber</w:t>
-      </w:r>
-      <w:proofErr w:type="spellEnd"/>
-      <w:r>
-        <w:t xml:space="preserve"> (string)</w:t>
-      </w:r>
-    </w:p>
-    <w:p>
-      <w:pPr>
-        <w:numPr>
-          <w:ilvl w:val="1"/>
-          <w:numId w:val="21"/>
-        </w:numPr>
-      </w:pPr>
-      <w:r>
-        <w:t>Items (List)</w:t>
-      </w:r>
-    </w:p>
-    <w:p>
-      <w:pPr>
-        <w:numPr>
-          <w:ilvl w:val="1"/>
-          <w:numId w:val="21"/>
-        </w:numPr>
-      </w:pPr>
-      <w:proofErr w:type="spellStart"/>
-      <w:r>
-        <w:t>TotalShipmentWeightKg</w:t>
-      </w:r>
-      <w:proofErr w:type="spellEnd"/>
-      <w:r>
-        <w:t xml:space="preserve"> (decimal)</w:t>
-      </w:r>
-    </w:p>
-    <w:p>
-      <w:pPr>
-        <w:numPr>
-          <w:ilvl w:val="1"/>
-          <w:numId w:val="21"/>
-        </w:numPr>
-      </w:pPr>
-      <w:r>
-        <w:t>Observations (string)</w:t>
+        <w:t>Descrição:</w:t>
+      </w:r>
+      <w:r>
+        <w:rPr>
+          <w:lang w:val="pt-PT"/>
+        </w:rPr>
+        <w:t xml:space="preserve"> Registar a entrada de stock. O DeliveryStatus é inicializado automaticamente como Registered.</w:t>
       </w:r>
     </w:p>
     <w:p>
@@ -292,14 +192,239 @@
           <w:bCs/>
           <w:lang w:val="pt-PT"/>
         </w:rPr>
-        <w:t>Descrição:</w:t>
-      </w:r>
-      <w:r>
-        <w:rPr>
-          <w:lang w:val="pt-PT"/>
-        </w:rPr>
-        <w:t xml:space="preserve"> Registar a entrada de stock. O DeliveryStatus é inicializado automaticamente como Registered.</w:t>
-      </w:r>
+        <w:t>Payload</w:t>
+      </w:r>
+      <w:r>
+        <w:rPr>
+          <w:b/>
+          <w:bCs/>
+          <w:lang w:val="pt-PT"/>
+        </w:rPr>
+        <w:t>(resposta)</w:t>
+      </w:r>
+      <w:r>
+        <w:rPr>
+          <w:b/>
+          <w:bCs/>
+          <w:lang w:val="pt-PT"/>
+        </w:rPr>
+        <w:t>:</w:t>
+      </w:r>
+    </w:p>
+    <w:p>
+      <w:pPr>
+        <w:ind w:left="720"/>
+      </w:pPr>
+      <w:r>
+        <w:t>{</w:t>
+      </w:r>
+    </w:p>
+    <w:p>
+      <w:pPr>
+        <w:ind w:left="720"/>
+      </w:pPr>
+      <w:r>
+        <w:t xml:space="preserve">  "registerNumber": "FAT-2026-001",</w:t>
+      </w:r>
+    </w:p>
+    <w:p>
+      <w:pPr>
+        <w:ind w:left="720"/>
+      </w:pPr>
+      <w:r>
+        <w:t xml:space="preserve">  "movement": "Inbound"</w:t>
+      </w:r>
+      <w:r>
+        <w:t>/</w:t>
+      </w:r>
+      <w:r>
+        <w:t>"</w:t>
+      </w:r>
+      <w:r>
+        <w:t>Out</w:t>
+      </w:r>
+      <w:r>
+        <w:t>bound"</w:t>
+      </w:r>
+    </w:p>
+    <w:p>
+      <w:pPr>
+        <w:ind w:left="720"/>
+      </w:pPr>
+      <w:r>
+        <w:t xml:space="preserve">  </w:t>
+      </w:r>
+      <w:r>
+        <w:t>"status": "Registered",</w:t>
+      </w:r>
+    </w:p>
+    <w:p>
+      <w:pPr>
+        <w:ind w:left="720"/>
+      </w:pPr>
+      <w:r>
+        <w:t xml:space="preserve">  </w:t>
+      </w:r>
+      <w:r>
+        <w:t xml:space="preserve">"items": [ </w:t>
+      </w:r>
+      <w:r>
+        <w:t xml:space="preserve">{ </w:t>
+      </w:r>
+    </w:p>
+    <w:p>
+      <w:pPr>
+        <w:ind w:left="720" w:firstLine="720"/>
+      </w:pPr>
+      <w:r>
+        <w:t>"id": 0, "batchNumber": "LT-1234A",</w:t>
+      </w:r>
+    </w:p>
+    <w:p>
+      <w:pPr>
+        <w:ind w:left="720" w:firstLine="720"/>
+      </w:pPr>
+      <w:r>
+        <w:t>"product": "</w:t>
+      </w:r>
+      <w:r>
+        <w:rPr>
+          <w:rFonts w:ascii="Consolas" w:eastAsia="Times New Roman" w:hAnsi="Consolas" w:cs="Times New Roman"/>
+          <w:color w:val="79C0FF"/>
+          <w:kern w:val="0"/>
+          <w:sz w:val="21"/>
+          <w:szCs w:val="21"/>
+          <w14:ligatures w14:val="none"/>
+        </w:rPr>
+        <w:t xml:space="preserve"> </w:t>
+      </w:r>
+      <w:r>
+        <w:t>RoastedChicken_Unit</w:t>
+      </w:r>
+      <w:r>
+        <w:t>",</w:t>
+      </w:r>
+    </w:p>
+    <w:p>
+      <w:pPr>
+        <w:ind w:left="720" w:firstLine="720"/>
+      </w:pPr>
+      <w:r>
+        <w:t>"quantity": 50, "shipmentId": 0,</w:t>
+      </w:r>
+    </w:p>
+    <w:p>
+      <w:pPr>
+        <w:ind w:left="720" w:firstLine="720"/>
+      </w:pPr>
+      <w:r>
+        <w:t xml:space="preserve">"itemWeightKg": </w:t>
+      </w:r>
+      <w:r>
+        <w:t>67</w:t>
+      </w:r>
+      <w:r>
+        <w:t>.</w:t>
+      </w:r>
+      <w:r>
+        <w:t>34</w:t>
+      </w:r>
+    </w:p>
+    <w:p>
+      <w:pPr>
+        <w:ind w:left="720"/>
+      </w:pPr>
+      <w:r>
+        <w:t xml:space="preserve">  </w:t>
+      </w:r>
+      <w:r>
+        <w:t>}</w:t>
+      </w:r>
+      <w:r>
+        <w:t xml:space="preserve">], </w:t>
+      </w:r>
+    </w:p>
+    <w:p>
+      <w:pPr>
+        <w:ind w:left="720"/>
+      </w:pPr>
+      <w:r>
+        <w:t>"totalShipmentWeightKg": 450.75,</w:t>
+      </w:r>
+    </w:p>
+    <w:p>
+      <w:pPr>
+        <w:ind w:firstLine="720"/>
+      </w:pPr>
+      <w:r>
+        <w:t>"driverId": null,</w:t>
+      </w:r>
+    </w:p>
+    <w:p>
+      <w:pPr>
+        <w:ind w:left="720"/>
+      </w:pPr>
+      <w:r>
+        <w:t xml:space="preserve"> </w:t>
+      </w:r>
+      <w:r>
+        <w:t>"vanId": null,</w:t>
+      </w:r>
+    </w:p>
+    <w:p>
+      <w:pPr>
+        <w:ind w:left="720"/>
+        <w:rPr>
+          <w:lang w:val="pt-PT"/>
+        </w:rPr>
+      </w:pPr>
+      <w:r>
+        <w:rPr>
+          <w:lang w:val="pt-PT"/>
+        </w:rPr>
+        <w:t xml:space="preserve"> </w:t>
+      </w:r>
+      <w:r>
+        <w:rPr>
+          <w:lang w:val="pt-PT"/>
+        </w:rPr>
+        <w:t>"observations": "Encomenda registada na fábrica."</w:t>
+      </w:r>
+    </w:p>
+    <w:p>
+      <w:pPr>
+        <w:ind w:left="720"/>
+        <w:rPr>
+          <w:lang w:val="pt-PT"/>
+        </w:rPr>
+      </w:pPr>
+      <w:r>
+        <w:rPr>
+          <w:lang w:val="pt-PT"/>
+        </w:rPr>
+        <w:t>}</w:t>
+      </w:r>
+    </w:p>
+    <w:p>
+      <w:pPr>
+        <w:rPr>
+          <w:lang w:val="pt-PT"/>
+        </w:rPr>
+      </w:pPr>
+      <w:r>
+        <w:rPr>
+          <w:lang w:val="pt-PT"/>
+        </w:rPr>
+        <w:br w:type="page"/>
+      </w:r>
+    </w:p>
+    <w:p>
+      <w:pPr>
+        <w:ind w:left="720"/>
+        <w:rPr>
+          <w:lang w:val="pt-PT"/>
+        </w:rPr>
+      </w:pPr>
     </w:p>
     <w:p>
       <w:pPr>
@@ -321,259 +446,7 @@
           <w:bCs/>
           <w:lang w:val="pt-PT"/>
         </w:rPr>
-        <w:t xml:space="preserve">2. </w:t>
-      </w:r>
-      <w:r>
-        <w:rPr>
-          <w:b/>
-          <w:bCs/>
-          <w:lang w:val="pt-PT"/>
-        </w:rPr>
-        <w:t>Cenário:</w:t>
-      </w:r>
-      <w:r>
-        <w:rPr>
-          <w:lang w:val="pt-PT"/>
-        </w:rPr>
-        <w:t xml:space="preserve"> Criar uma nova encomenda de saída (Outbound) para um cliente.</w:t>
-      </w:r>
-    </w:p>
-    <w:p>
-      <w:pPr>
-        <w:numPr>
-          <w:ilvl w:val="0"/>
-          <w:numId w:val="22"/>
-        </w:numPr>
-      </w:pPr>
-      <w:r>
-        <w:rPr>
-          <w:b/>
-          <w:bCs/>
-        </w:rPr>
-        <w:t>Endpoint:</w:t>
-      </w:r>
-      <w:r>
-        <w:t xml:space="preserve"> POST /</w:t>
-      </w:r>
-      <w:proofErr w:type="spellStart"/>
-      <w:r>
-        <w:t>api</w:t>
-      </w:r>
-      <w:proofErr w:type="spellEnd"/>
-      <w:r>
-        <w:t>/shipments/outbound</w:t>
-      </w:r>
-    </w:p>
-    <w:p>
-      <w:pPr>
-        <w:numPr>
-          <w:ilvl w:val="0"/>
-          <w:numId w:val="22"/>
-        </w:numPr>
-      </w:pPr>
-      <w:r>
-        <w:rPr>
-          <w:b/>
-          <w:bCs/>
-        </w:rPr>
-        <w:t xml:space="preserve">Role </w:t>
-      </w:r>
-      <w:proofErr w:type="spellStart"/>
-      <w:r>
-        <w:rPr>
-          <w:b/>
-          <w:bCs/>
-        </w:rPr>
-        <w:t>Necessária</w:t>
-      </w:r>
-      <w:proofErr w:type="spellEnd"/>
-      <w:r>
-        <w:rPr>
-          <w:b/>
-          <w:bCs/>
-        </w:rPr>
-        <w:t>:</w:t>
-      </w:r>
-      <w:r>
-        <w:t xml:space="preserve"> </w:t>
-      </w:r>
-      <w:proofErr w:type="spellStart"/>
-      <w:r>
-        <w:t>DistributionManager</w:t>
-      </w:r>
-      <w:proofErr w:type="spellEnd"/>
-    </w:p>
-    <w:p>
-      <w:pPr>
-        <w:numPr>
-          <w:ilvl w:val="0"/>
-          <w:numId w:val="22"/>
-        </w:numPr>
-        <w:rPr>
-          <w:lang w:val="pt-PT"/>
-        </w:rPr>
-      </w:pPr>
-      <w:r>
-        <w:rPr>
-          <w:b/>
-          <w:bCs/>
-          <w:lang w:val="pt-PT"/>
-        </w:rPr>
-        <w:t>Payload (DTO):</w:t>
-      </w:r>
-      <w:r>
-        <w:rPr>
-          <w:lang w:val="pt-PT"/>
-        </w:rPr>
-        <w:t xml:space="preserve"> Focado na entrega e logística.</w:t>
-      </w:r>
-    </w:p>
-    <w:p>
-      <w:pPr>
-        <w:numPr>
-          <w:ilvl w:val="1"/>
-          <w:numId w:val="22"/>
-        </w:numPr>
-      </w:pPr>
-      <w:proofErr w:type="spellStart"/>
-      <w:r>
-        <w:t>CustomerId</w:t>
-      </w:r>
-      <w:proofErr w:type="spellEnd"/>
-      <w:r>
-        <w:t xml:space="preserve"> (int)</w:t>
-      </w:r>
-    </w:p>
-    <w:p>
-      <w:pPr>
-        <w:numPr>
-          <w:ilvl w:val="1"/>
-          <w:numId w:val="22"/>
-        </w:numPr>
-      </w:pPr>
-      <w:r>
-        <w:t>Items (List)</w:t>
-      </w:r>
-    </w:p>
-    <w:p>
-      <w:pPr>
-        <w:numPr>
-          <w:ilvl w:val="1"/>
-          <w:numId w:val="22"/>
-        </w:numPr>
-      </w:pPr>
-      <w:r>
-        <w:t>Logistics (</w:t>
-      </w:r>
-      <w:proofErr w:type="spellStart"/>
-      <w:r>
-        <w:t>Objeto</w:t>
-      </w:r>
-      <w:proofErr w:type="spellEnd"/>
-      <w:r>
-        <w:t xml:space="preserve">: </w:t>
-      </w:r>
-      <w:proofErr w:type="spellStart"/>
-      <w:r>
-        <w:t>VanId</w:t>
-      </w:r>
-      <w:proofErr w:type="spellEnd"/>
-      <w:r>
-        <w:t xml:space="preserve">, </w:t>
-      </w:r>
-      <w:proofErr w:type="spellStart"/>
-      <w:r>
-        <w:t>DriverId</w:t>
-      </w:r>
-      <w:proofErr w:type="spellEnd"/>
-      <w:r>
-        <w:t xml:space="preserve">, </w:t>
-      </w:r>
-      <w:proofErr w:type="spellStart"/>
-      <w:r>
-        <w:t>DestinationAddress</w:t>
-      </w:r>
-      <w:proofErr w:type="spellEnd"/>
-      <w:r>
-        <w:t>)</w:t>
-      </w:r>
-    </w:p>
-    <w:p>
-      <w:pPr>
-        <w:numPr>
-          <w:ilvl w:val="1"/>
-          <w:numId w:val="22"/>
-        </w:numPr>
-      </w:pPr>
-      <w:proofErr w:type="spellStart"/>
-      <w:r>
-        <w:t>TotalShipmentWeightKg</w:t>
-      </w:r>
-      <w:proofErr w:type="spellEnd"/>
-      <w:r>
-        <w:t xml:space="preserve"> (decimal)</w:t>
-      </w:r>
-    </w:p>
-    <w:p>
-      <w:pPr>
-        <w:numPr>
-          <w:ilvl w:val="0"/>
-          <w:numId w:val="22"/>
-        </w:numPr>
-        <w:rPr>
-          <w:lang w:val="pt-PT"/>
-        </w:rPr>
-      </w:pPr>
-      <w:r>
-        <w:rPr>
-          <w:b/>
-          <w:bCs/>
-          <w:lang w:val="pt-PT"/>
-        </w:rPr>
-        <w:t>Descrição:</w:t>
-      </w:r>
-      <w:r>
-        <w:rPr>
-          <w:lang w:val="pt-PT"/>
-        </w:rPr>
-        <w:t xml:space="preserve"> Preparar a saída para distribuição. O DeliveryStatus é inicializado como Registered. A validação garante que apenas quem gere a frota pode criar este tipo de expedição.</w:t>
-      </w:r>
-    </w:p>
-    <w:p>
-      <w:pPr>
-        <w:rPr>
-          <w:lang w:val="pt-PT"/>
-        </w:rPr>
-      </w:pPr>
-      <w:r>
-        <w:rPr>
-          <w:lang w:val="pt-PT"/>
-        </w:rPr>
-        <w:br w:type="page"/>
-      </w:r>
-    </w:p>
-    <w:p>
-      <w:pPr>
-        <w:rPr>
-          <w:lang w:val="pt-PT"/>
-        </w:rPr>
-      </w:pPr>
-      <w:r>
-        <w:rPr>
-          <w:b/>
-          <w:bCs/>
-          <w:lang w:val="pt-PT"/>
-        </w:rPr>
-        <w:lastRenderedPageBreak/>
-        <w:t>1.</w:t>
-      </w:r>
-      <w:r>
-        <w:rPr>
-          <w:b/>
-          <w:bCs/>
-          <w:lang w:val="pt-PT"/>
-        </w:rPr>
-        <w:t>3</w:t>
+        <w:t>2</w:t>
       </w:r>
       <w:r>
         <w:rPr>
@@ -613,15 +486,7 @@
         <w:t>EP:</w:t>
       </w:r>
       <w:r>
-        <w:t xml:space="preserve"> GET /</w:t>
-      </w:r>
-      <w:proofErr w:type="spellStart"/>
-      <w:r>
-        <w:t>api</w:t>
-      </w:r>
-      <w:proofErr w:type="spellEnd"/>
-      <w:r>
-        <w:t>/shipments</w:t>
+        <w:t xml:space="preserve"> GET /api/shipments</w:t>
       </w:r>
     </w:p>
     <w:p>
@@ -651,16 +516,186 @@
     </w:p>
     <w:p>
       <w:pPr>
-        <w:rPr>
-          <w:lang w:val="pt-PT"/>
-        </w:rPr>
-      </w:pPr>
-      <w:r>
-        <w:rPr>
-          <w:b/>
-          <w:bCs/>
-          <w:lang w:val="pt-PT"/>
-        </w:rPr>
+        <w:numPr>
+          <w:ilvl w:val="0"/>
+          <w:numId w:val="12"/>
+        </w:numPr>
+        <w:rPr>
+          <w:lang w:val="pt-PT"/>
+        </w:rPr>
+      </w:pPr>
+      <w:r>
+        <w:rPr>
+          <w:b/>
+          <w:bCs/>
+          <w:lang w:val="pt-PT"/>
+        </w:rPr>
+        <w:t>Payload</w:t>
+      </w:r>
+      <w:r>
+        <w:rPr>
+          <w:b/>
+          <w:bCs/>
+          <w:lang w:val="pt-PT"/>
+        </w:rPr>
+        <w:t>(resposta)</w:t>
+      </w:r>
+      <w:r>
+        <w:rPr>
+          <w:b/>
+          <w:bCs/>
+          <w:lang w:val="pt-PT"/>
+        </w:rPr>
+        <w:t>:</w:t>
+      </w:r>
+    </w:p>
+    <w:p>
+      <w:pPr>
+        <w:ind w:left="360"/>
+      </w:pPr>
+      <w:r>
+        <w:t>[{</w:t>
+      </w:r>
+    </w:p>
+    <w:p>
+      <w:pPr>
+        <w:ind w:left="360"/>
+      </w:pPr>
+      <w:r>
+        <w:t xml:space="preserve">    "id": 1,</w:t>
+      </w:r>
+    </w:p>
+    <w:p>
+      <w:pPr>
+        <w:ind w:left="360"/>
+      </w:pPr>
+      <w:r>
+        <w:t xml:space="preserve">    "registerNumber": "FAT-2026-001",</w:t>
+      </w:r>
+    </w:p>
+    <w:p>
+      <w:pPr>
+        <w:ind w:left="360"/>
+      </w:pPr>
+      <w:r>
+        <w:t xml:space="preserve">    "movement": "Inbound",</w:t>
+      </w:r>
+    </w:p>
+    <w:p>
+      <w:pPr>
+        <w:ind w:left="360"/>
+      </w:pPr>
+      <w:r>
+        <w:t xml:space="preserve">    "status": "Registered",</w:t>
+      </w:r>
+    </w:p>
+    <w:p>
+      <w:pPr>
+        <w:ind w:left="360"/>
+      </w:pPr>
+      <w:r>
+        <w:t xml:space="preserve">    "items": [],</w:t>
+      </w:r>
+    </w:p>
+    <w:p>
+      <w:pPr>
+        <w:ind w:left="360"/>
+      </w:pPr>
+      <w:r>
+        <w:t xml:space="preserve">    "registerData": "2026-07-19T16:33:00Z",</w:t>
+      </w:r>
+    </w:p>
+    <w:p>
+      <w:pPr>
+        <w:ind w:left="360"/>
+      </w:pPr>
+      <w:r>
+        <w:t xml:space="preserve">    "slaExpiration": "2026-07-20T16:33:00Z",</w:t>
+      </w:r>
+    </w:p>
+    <w:p>
+      <w:pPr>
+        <w:ind w:left="360"/>
+      </w:pPr>
+      <w:r>
+        <w:t xml:space="preserve">    "dateOfDeliveryOrReturn": null,</w:t>
+      </w:r>
+    </w:p>
+    <w:p>
+      <w:pPr>
+        <w:ind w:left="360"/>
+      </w:pPr>
+      <w:r>
+        <w:t xml:space="preserve">    "totalShipmentWeightKg": </w:t>
+      </w:r>
+      <w:r>
+        <w:t>67</w:t>
+      </w:r>
+      <w:r>
+        <w:t>.</w:t>
+      </w:r>
+      <w:r>
+        <w:t>34</w:t>
+      </w:r>
+      <w:r>
+        <w:t>,</w:t>
+      </w:r>
+    </w:p>
+    <w:p>
+      <w:pPr>
+        <w:ind w:left="360"/>
+      </w:pPr>
+      <w:r>
+        <w:t xml:space="preserve">    "driverId": null,</w:t>
+      </w:r>
+    </w:p>
+    <w:p>
+      <w:pPr>
+        <w:ind w:left="360"/>
+      </w:pPr>
+      <w:r>
+        <w:t xml:space="preserve">    "vanId": null,</w:t>
+      </w:r>
+    </w:p>
+    <w:p>
+      <w:pPr>
+        <w:ind w:left="360"/>
+        <w:rPr>
+          <w:lang w:val="pt-PT"/>
+        </w:rPr>
+      </w:pPr>
+      <w:r>
+        <w:rPr>
+          <w:lang w:val="pt-PT"/>
+        </w:rPr>
+        <w:t xml:space="preserve">    "observations": "Encomenda registada na fábrica."</w:t>
+      </w:r>
+    </w:p>
+    <w:p>
+      <w:pPr>
+        <w:rPr>
+          <w:lang w:val="pt-PT"/>
+        </w:rPr>
+      </w:pPr>
+      <w:r>
+        <w:rPr>
+          <w:lang w:val="pt-PT"/>
+        </w:rPr>
+        <w:t xml:space="preserve">  }]</w:t>
+      </w:r>
+      <w:r>
+        <w:rPr>
+          <w:lang w:val="pt-PT"/>
+        </w:rPr>
+        <w:br w:type="page"/>
+      </w:r>
+      <w:r>
+        <w:rPr>
+          <w:b/>
+          <w:bCs/>
+          <w:lang w:val="pt-PT"/>
+        </w:rPr>
+        <w:lastRenderedPageBreak/>
         <w:t>1.</w:t>
       </w:r>
       <w:r>
@@ -669,7 +704,7 @@
           <w:bCs/>
           <w:lang w:val="pt-PT"/>
         </w:rPr>
-        <w:t>4</w:t>
+        <w:t>3</w:t>
       </w:r>
       <w:r>
         <w:rPr>
@@ -709,23 +744,7 @@
         <w:t>EP:</w:t>
       </w:r>
       <w:r>
-        <w:t xml:space="preserve"> GET /</w:t>
-      </w:r>
-      <w:proofErr w:type="spellStart"/>
-      <w:r>
-        <w:t>api</w:t>
-      </w:r>
-      <w:proofErr w:type="spellEnd"/>
-      <w:r>
-        <w:t>/</w:t>
-      </w:r>
-      <w:proofErr w:type="gramStart"/>
-      <w:r>
-        <w:t>shipments/{</w:t>
-      </w:r>
-      <w:proofErr w:type="gramEnd"/>
-      <w:r>
-        <w:t>id}</w:t>
+        <w:t xml:space="preserve"> GET /api/shipments/{id}</w:t>
       </w:r>
     </w:p>
     <w:p>
@@ -755,16 +774,275 @@
     </w:p>
     <w:p>
       <w:pPr>
-        <w:rPr>
-          <w:lang w:val="pt-PT"/>
-        </w:rPr>
-      </w:pPr>
-      <w:r>
-        <w:rPr>
-          <w:b/>
-          <w:bCs/>
-          <w:lang w:val="pt-PT"/>
-        </w:rPr>
+        <w:numPr>
+          <w:ilvl w:val="0"/>
+          <w:numId w:val="13"/>
+        </w:numPr>
+        <w:rPr>
+          <w:lang w:val="pt-PT"/>
+        </w:rPr>
+      </w:pPr>
+      <w:r>
+        <w:rPr>
+          <w:b/>
+          <w:bCs/>
+          <w:lang w:val="pt-PT"/>
+        </w:rPr>
+        <w:t>Payload</w:t>
+      </w:r>
+      <w:r>
+        <w:rPr>
+          <w:b/>
+          <w:bCs/>
+          <w:lang w:val="pt-PT"/>
+        </w:rPr>
+        <w:t>(resposta)</w:t>
+      </w:r>
+      <w:r>
+        <w:rPr>
+          <w:b/>
+          <w:bCs/>
+          <w:lang w:val="pt-PT"/>
+        </w:rPr>
+        <w:t>:</w:t>
+      </w:r>
+      <w:r>
+        <w:rPr>
+          <w:lang w:val="pt-PT"/>
+        </w:rPr>
+        <w:t xml:space="preserve"> </w:t>
+      </w:r>
+    </w:p>
+    <w:p>
+      <w:pPr>
+        <w:ind w:left="360"/>
+      </w:pPr>
+      <w:r>
+        <w:t>{</w:t>
+      </w:r>
+    </w:p>
+    <w:p>
+      <w:pPr>
+        <w:ind w:left="360"/>
+      </w:pPr>
+      <w:r>
+        <w:t xml:space="preserve">  "id": 1,</w:t>
+      </w:r>
+    </w:p>
+    <w:p>
+      <w:pPr>
+        <w:ind w:left="360"/>
+      </w:pPr>
+      <w:r>
+        <w:t xml:space="preserve">  "registerNumber": "FAT-2026-001",</w:t>
+      </w:r>
+    </w:p>
+    <w:p>
+      <w:pPr>
+        <w:ind w:left="360"/>
+      </w:pPr>
+      <w:r>
+        <w:t xml:space="preserve">  "movement": "Inbound",</w:t>
+      </w:r>
+    </w:p>
+    <w:p>
+      <w:pPr>
+        <w:ind w:left="360"/>
+      </w:pPr>
+      <w:r>
+        <w:t xml:space="preserve">  "status": "Registered",</w:t>
+      </w:r>
+    </w:p>
+    <w:p>
+      <w:pPr>
+        <w:ind w:left="360"/>
+      </w:pPr>
+      <w:r>
+        <w:t xml:space="preserve">  "items": [{</w:t>
+      </w:r>
+    </w:p>
+    <w:p>
+      <w:pPr>
+        <w:ind w:left="720"/>
+      </w:pPr>
+      <w:r>
+        <w:t xml:space="preserve">      "id": 10,</w:t>
+      </w:r>
+    </w:p>
+    <w:p>
+      <w:pPr>
+        <w:ind w:left="720"/>
+      </w:pPr>
+      <w:r>
+        <w:t xml:space="preserve">      "batchNumber": "LT-1234A",</w:t>
+      </w:r>
+    </w:p>
+    <w:p>
+      <w:pPr>
+        <w:ind w:left="720"/>
+      </w:pPr>
+      <w:r>
+        <w:t xml:space="preserve">      "product": "</w:t>
+      </w:r>
+      <w:r>
+        <w:rPr>
+          <w:rFonts w:ascii="Consolas" w:eastAsia="Times New Roman" w:hAnsi="Consolas" w:cs="Times New Roman"/>
+          <w:color w:val="79C0FF"/>
+          <w:kern w:val="0"/>
+          <w:sz w:val="21"/>
+          <w:szCs w:val="21"/>
+          <w14:ligatures w14:val="none"/>
+        </w:rPr>
+        <w:t xml:space="preserve"> </w:t>
+      </w:r>
+      <w:r>
+        <w:t>RoastedChicken_Unit</w:t>
+      </w:r>
+      <w:r>
+        <w:t>",</w:t>
+      </w:r>
+    </w:p>
+    <w:p>
+      <w:pPr>
+        <w:ind w:left="720"/>
+      </w:pPr>
+      <w:r>
+        <w:t xml:space="preserve">      "quantity": 50,</w:t>
+      </w:r>
+    </w:p>
+    <w:p>
+      <w:pPr>
+        <w:ind w:left="720"/>
+      </w:pPr>
+      <w:r>
+        <w:t xml:space="preserve">      "shipmentId": 1,</w:t>
+      </w:r>
+    </w:p>
+    <w:p>
+      <w:pPr>
+        <w:ind w:left="720"/>
+      </w:pPr>
+      <w:r>
+        <w:t xml:space="preserve">      "itemWeightKg": </w:t>
+      </w:r>
+      <w:r>
+        <w:t>67</w:t>
+      </w:r>
+      <w:r>
+        <w:t>.</w:t>
+      </w:r>
+      <w:r>
+        <w:t>34</w:t>
+      </w:r>
+    </w:p>
+    <w:p>
+      <w:pPr>
+        <w:ind w:left="360"/>
+      </w:pPr>
+      <w:r>
+        <w:t>}],</w:t>
+      </w:r>
+    </w:p>
+    <w:p>
+      <w:pPr>
+        <w:ind w:left="360"/>
+      </w:pPr>
+      <w:r>
+        <w:t xml:space="preserve">  "registerData": "2026-07-19T16:33:00Z",</w:t>
+      </w:r>
+    </w:p>
+    <w:p>
+      <w:pPr>
+        <w:ind w:left="360"/>
+      </w:pPr>
+      <w:r>
+        <w:t xml:space="preserve">  "slaExpiration": "2026-07-20T16:33:00Z",</w:t>
+      </w:r>
+    </w:p>
+    <w:p>
+      <w:pPr>
+        <w:ind w:left="360"/>
+      </w:pPr>
+      <w:r>
+        <w:t xml:space="preserve">  "dateOfDeliveryOrReturn": null,</w:t>
+      </w:r>
+    </w:p>
+    <w:p>
+      <w:pPr>
+        <w:ind w:left="360"/>
+      </w:pPr>
+      <w:r>
+        <w:t xml:space="preserve">  "totalShipmentWeightKg": </w:t>
+      </w:r>
+      <w:r>
+        <w:t>67</w:t>
+      </w:r>
+      <w:r>
+        <w:t>.</w:t>
+      </w:r>
+      <w:r>
+        <w:t>34</w:t>
+      </w:r>
+      <w:r>
+        <w:t>,</w:t>
+      </w:r>
+    </w:p>
+    <w:p>
+      <w:pPr>
+        <w:ind w:left="360"/>
+      </w:pPr>
+      <w:r>
+        <w:t xml:space="preserve">  "driverId": null,</w:t>
+      </w:r>
+    </w:p>
+    <w:p>
+      <w:pPr>
+        <w:ind w:left="360"/>
+      </w:pPr>
+      <w:r>
+        <w:t xml:space="preserve">  "vanId": null,</w:t>
+      </w:r>
+    </w:p>
+    <w:p>
+      <w:pPr>
+        <w:ind w:left="360"/>
+        <w:rPr>
+          <w:lang w:val="pt-PT"/>
+        </w:rPr>
+      </w:pPr>
+      <w:r>
+        <w:rPr>
+          <w:lang w:val="pt-PT"/>
+        </w:rPr>
+        <w:t xml:space="preserve">  "observations": "Encomenda registada na fábrica."</w:t>
+      </w:r>
+    </w:p>
+    <w:p>
+      <w:pPr>
+        <w:ind w:left="360"/>
+        <w:rPr>
+          <w:lang w:val="pt-PT"/>
+        </w:rPr>
+      </w:pPr>
+      <w:r>
+        <w:rPr>
+          <w:lang w:val="pt-PT"/>
+        </w:rPr>
+        <w:t>}</w:t>
+      </w:r>
+      <w:r>
+        <w:rPr>
+          <w:lang w:val="pt-PT"/>
+        </w:rPr>
+        <w:br w:type="page"/>
+      </w:r>
+      <w:r>
+        <w:rPr>
+          <w:b/>
+          <w:bCs/>
+          <w:lang w:val="pt-PT"/>
+        </w:rPr>
+        <w:lastRenderedPageBreak/>
         <w:t>1.</w:t>
       </w:r>
       <w:r>
@@ -773,7 +1051,7 @@
           <w:bCs/>
           <w:lang w:val="pt-PT"/>
         </w:rPr>
-        <w:t>5</w:t>
+        <w:t>4</w:t>
       </w:r>
       <w:r>
         <w:rPr>
@@ -813,23 +1091,7 @@
         <w:t>EP:</w:t>
       </w:r>
       <w:r>
-        <w:t xml:space="preserve"> PATCH /</w:t>
-      </w:r>
-      <w:proofErr w:type="spellStart"/>
-      <w:r>
-        <w:t>api</w:t>
-      </w:r>
-      <w:proofErr w:type="spellEnd"/>
-      <w:r>
-        <w:t>/</w:t>
-      </w:r>
-      <w:proofErr w:type="gramStart"/>
-      <w:r>
-        <w:t>shipments/{id}/</w:t>
-      </w:r>
-      <w:proofErr w:type="gramEnd"/>
-      <w:r>
-        <w:t>status</w:t>
+        <w:t xml:space="preserve"> PATCH /api/shipments/{id}/status</w:t>
       </w:r>
     </w:p>
     <w:p>
@@ -868,39 +1130,120 @@
         <w:t xml:space="preserve"> Se Inbound -&gt; Delivered dispara entrada no Stock. </w:t>
       </w:r>
       <w:r>
-        <w:t xml:space="preserve">Se Outbound -&gt; </w:t>
-      </w:r>
-      <w:proofErr w:type="spellStart"/>
-      <w:r>
-        <w:t>InTransit</w:t>
-      </w:r>
-      <w:proofErr w:type="spellEnd"/>
+        <w:t>Se Outbound -&gt; InTransit dispara saída (abate) no Stock.</w:t>
+      </w:r>
+    </w:p>
+    <w:p>
+      <w:pPr>
+        <w:numPr>
+          <w:ilvl w:val="0"/>
+          <w:numId w:val="14"/>
+        </w:numPr>
+      </w:pPr>
+      <w:r>
+        <w:rPr>
+          <w:b/>
+          <w:bCs/>
+          <w:lang w:val="pt-PT"/>
+        </w:rPr>
+        <w:t>Payload</w:t>
+      </w:r>
+      <w:r>
+        <w:rPr>
+          <w:b/>
+          <w:bCs/>
+          <w:lang w:val="pt-PT"/>
+        </w:rPr>
+        <w:t>(envio)</w:t>
+      </w:r>
+      <w:r>
+        <w:rPr>
+          <w:b/>
+          <w:bCs/>
+          <w:lang w:val="pt-PT"/>
+        </w:rPr>
+        <w:t>:</w:t>
+      </w:r>
+      <w:r>
+        <w:rPr>
+          <w:b/>
+          <w:bCs/>
+          <w:lang w:val="pt-PT"/>
+        </w:rPr>
+        <w:br/>
+      </w:r>
       <w:r>
         <w:t xml:space="preserve"> </w:t>
       </w:r>
-      <w:proofErr w:type="spellStart"/>
-      <w:r>
-        <w:t>dispara</w:t>
-      </w:r>
-      <w:proofErr w:type="spellEnd"/>
+      <w:r>
+        <w:t>{</w:t>
+      </w:r>
+    </w:p>
+    <w:p>
+      <w:pPr>
+        <w:ind w:left="720"/>
+      </w:pPr>
+      <w:r>
+        <w:rPr>
+          <w:b/>
+          <w:bCs/>
+          <w:lang w:val="pt-PT"/>
+        </w:rPr>
+        <w:t xml:space="preserve">   </w:t>
+      </w:r>
       <w:r>
         <w:t xml:space="preserve"> </w:t>
       </w:r>
-      <w:proofErr w:type="spellStart"/>
-      <w:r>
-        <w:t>saída</w:t>
-      </w:r>
-      <w:proofErr w:type="spellEnd"/>
-      <w:r>
-        <w:t xml:space="preserve"> (abate) no Stock.</w:t>
-      </w:r>
+      <w:r>
+        <w:t>…</w:t>
+      </w:r>
+    </w:p>
+    <w:p>
+      <w:pPr>
+        <w:ind w:left="720" w:firstLine="720"/>
+      </w:pPr>
+      <w:r>
+        <w:t>"status": "Delivered"</w:t>
+      </w:r>
+    </w:p>
+    <w:p>
+      <w:pPr>
+        <w:ind w:left="720" w:firstLine="720"/>
+      </w:pPr>
+      <w:r>
+        <w:t>"dateOfDeliveryOrReturn": "2026-07-19T16:59:00Z"</w:t>
+      </w:r>
+    </w:p>
+    <w:p>
+      <w:pPr>
+        <w:ind w:left="720"/>
+      </w:pPr>
+      <w:r>
+        <w:t xml:space="preserve">    …</w:t>
+      </w:r>
+      <w:r>
+        <w:t xml:space="preserve"> </w:t>
+      </w:r>
+    </w:p>
+    <w:p>
+      <w:pPr>
+        <w:ind w:left="720"/>
+      </w:pPr>
+      <w:r>
+        <w:t>}</w:t>
+      </w:r>
+    </w:p>
+    <w:p>
+      <w:pPr>
+        <w:ind w:left="720"/>
+      </w:pPr>
     </w:p>
     <w:p>
       <w:pPr>
         <w:pStyle w:val="ListParagraph"/>
         <w:numPr>
           <w:ilvl w:val="1"/>
-          <w:numId w:val="26"/>
+          <w:numId w:val="34"/>
         </w:numPr>
         <w:rPr>
           <w:lang w:val="pt-PT"/>
@@ -936,23 +1279,7 @@
         <w:t>EP:</w:t>
       </w:r>
       <w:r>
-        <w:t xml:space="preserve"> PATCH /</w:t>
-      </w:r>
-      <w:proofErr w:type="spellStart"/>
-      <w:r>
-        <w:t>api</w:t>
-      </w:r>
-      <w:proofErr w:type="spellEnd"/>
-      <w:r>
-        <w:t>/</w:t>
-      </w:r>
-      <w:proofErr w:type="gramStart"/>
-      <w:r>
-        <w:t>shipments/{id}/</w:t>
-      </w:r>
-      <w:proofErr w:type="gramEnd"/>
-      <w:r>
-        <w:t>assign</w:t>
+        <w:t xml:space="preserve"> PATCH /api/shipments/{id}/assign</w:t>
       </w:r>
     </w:p>
     <w:p>
@@ -981,36 +1308,198 @@
       </w:r>
     </w:p>
     <w:p>
-      <w:r>
-        <w:rPr>
-          <w:b/>
-          <w:bCs/>
-        </w:rPr>
-        <w:t xml:space="preserve">1.7. </w:t>
-      </w:r>
-      <w:proofErr w:type="spellStart"/>
-      <w:r>
-        <w:rPr>
-          <w:b/>
-          <w:bCs/>
-        </w:rPr>
-        <w:t>Cenário</w:t>
-      </w:r>
-      <w:proofErr w:type="spellEnd"/>
-      <w:r>
-        <w:rPr>
-          <w:b/>
-          <w:bCs/>
-        </w:rPr>
-        <w:t xml:space="preserve">: </w:t>
-      </w:r>
-      <w:proofErr w:type="spellStart"/>
-      <w:r>
-        <w:t>Rastreabilidade</w:t>
-      </w:r>
-      <w:proofErr w:type="spellEnd"/>
-      <w:r>
-        <w:t xml:space="preserve"> (Auditoria)</w:t>
+      <w:pPr>
+        <w:numPr>
+          <w:ilvl w:val="0"/>
+          <w:numId w:val="15"/>
+        </w:numPr>
+        <w:rPr>
+          <w:lang w:val="pt-PT"/>
+        </w:rPr>
+      </w:pPr>
+      <w:r>
+        <w:rPr>
+          <w:b/>
+          <w:bCs/>
+          <w:lang w:val="pt-PT"/>
+        </w:rPr>
+        <w:t>Payload</w:t>
+      </w:r>
+      <w:r>
+        <w:rPr>
+          <w:b/>
+          <w:bCs/>
+          <w:lang w:val="pt-PT"/>
+        </w:rPr>
+        <w:t>(envio)</w:t>
+      </w:r>
+      <w:r>
+        <w:rPr>
+          <w:b/>
+          <w:bCs/>
+          <w:lang w:val="pt-PT"/>
+        </w:rPr>
+        <w:t>:</w:t>
+      </w:r>
+    </w:p>
+    <w:p>
+      <w:pPr>
+        <w:ind w:left="720"/>
+        <w:rPr>
+          <w:lang w:val="pt-PT"/>
+        </w:rPr>
+      </w:pPr>
+      <w:r>
+        <w:rPr>
+          <w:lang w:val="pt-PT"/>
+        </w:rPr>
+        <w:t>{</w:t>
+      </w:r>
+    </w:p>
+    <w:p>
+      <w:pPr>
+        <w:ind w:left="720"/>
+        <w:rPr>
+          <w:lang w:val="pt-PT"/>
+        </w:rPr>
+      </w:pPr>
+      <w:r>
+        <w:rPr>
+          <w:lang w:val="pt-PT"/>
+        </w:rPr>
+        <w:t xml:space="preserve">  ...</w:t>
+      </w:r>
+    </w:p>
+    <w:p>
+      <w:pPr>
+        <w:ind w:left="720"/>
+        <w:rPr>
+          <w:lang w:val="pt-PT"/>
+        </w:rPr>
+      </w:pPr>
+      <w:r>
+        <w:rPr>
+          <w:lang w:val="pt-PT"/>
+        </w:rPr>
+        <w:t xml:space="preserve">  "driverId": 7,</w:t>
+      </w:r>
+    </w:p>
+    <w:p>
+      <w:pPr>
+        <w:ind w:left="720"/>
+        <w:rPr>
+          <w:lang w:val="pt-PT"/>
+        </w:rPr>
+      </w:pPr>
+      <w:r>
+        <w:rPr>
+          <w:lang w:val="pt-PT"/>
+        </w:rPr>
+        <w:t xml:space="preserve">  "vanId": 3,</w:t>
+      </w:r>
+    </w:p>
+    <w:p>
+      <w:pPr>
+        <w:ind w:left="720"/>
+        <w:rPr>
+          <w:lang w:val="pt-PT"/>
+        </w:rPr>
+      </w:pPr>
+      <w:r>
+        <w:rPr>
+          <w:lang w:val="pt-PT"/>
+        </w:rPr>
+        <w:t xml:space="preserve">  ...</w:t>
+      </w:r>
+    </w:p>
+    <w:p>
+      <w:pPr>
+        <w:ind w:left="720"/>
+        <w:rPr>
+          <w:lang w:val="pt-PT"/>
+        </w:rPr>
+      </w:pPr>
+      <w:r>
+        <w:rPr>
+          <w:lang w:val="pt-PT"/>
+        </w:rPr>
+        <w:t>}</w:t>
+      </w:r>
+    </w:p>
+    <w:p>
+      <w:pPr>
+        <w:rPr>
+          <w:lang w:val="pt-PT"/>
+        </w:rPr>
+      </w:pPr>
+      <w:r>
+        <w:rPr>
+          <w:lang w:val="pt-PT"/>
+        </w:rPr>
+        <w:br w:type="page"/>
+      </w:r>
+    </w:p>
+    <w:p>
+      <w:pPr>
+        <w:ind w:left="720"/>
+        <w:rPr>
+          <w:lang w:val="pt-PT"/>
+        </w:rPr>
+      </w:pPr>
+    </w:p>
+    <w:p>
+      <w:pPr>
+        <w:rPr>
+          <w:lang w:val="pt-PT"/>
+        </w:rPr>
+      </w:pPr>
+      <w:r>
+        <w:rPr>
+          <w:b/>
+          <w:bCs/>
+          <w:lang w:val="pt-PT"/>
+        </w:rPr>
+        <w:t>1.</w:t>
+      </w:r>
+      <w:r>
+        <w:rPr>
+          <w:b/>
+          <w:bCs/>
+          <w:lang w:val="pt-PT"/>
+        </w:rPr>
+        <w:t>6</w:t>
+      </w:r>
+      <w:r>
+        <w:rPr>
+          <w:b/>
+          <w:bCs/>
+          <w:lang w:val="pt-PT"/>
+        </w:rPr>
+        <w:t xml:space="preserve"> Cenário: </w:t>
+      </w:r>
+      <w:r>
+        <w:rPr>
+          <w:lang w:val="pt-PT"/>
+        </w:rPr>
+        <w:t>Rastreabilidade (Auditoria)</w:t>
+      </w:r>
+      <w:r>
+        <w:rPr>
+          <w:lang w:val="pt-PT"/>
+        </w:rPr>
+        <w:t xml:space="preserve"> – EXTRA ignor</w:t>
+      </w:r>
+      <w:r>
+        <w:rPr>
+          <w:lang w:val="pt-PT"/>
+        </w:rPr>
+        <w:t>a</w:t>
+      </w:r>
+      <w:r>
+        <w:rPr>
+          <w:lang w:val="pt-PT"/>
+        </w:rPr>
+        <w:t>r para já</w:t>
       </w:r>
     </w:p>
     <w:p>
@@ -1028,23 +1517,7 @@
         <w:t>EP:</w:t>
       </w:r>
       <w:r>
-        <w:t xml:space="preserve"> GET /</w:t>
-      </w:r>
-      <w:proofErr w:type="spellStart"/>
-      <w:r>
-        <w:t>api</w:t>
-      </w:r>
-      <w:proofErr w:type="spellEnd"/>
-      <w:r>
-        <w:t>/</w:t>
-      </w:r>
-      <w:proofErr w:type="gramStart"/>
-      <w:r>
-        <w:t>shipments/{id}/</w:t>
-      </w:r>
-      <w:proofErr w:type="gramEnd"/>
-      <w:r>
-        <w:t>traceability</w:t>
+        <w:t xml:space="preserve"> GET /api/shipments/{id}/traceability</w:t>
       </w:r>
     </w:p>
     <w:p>
@@ -1068,116 +1541,286 @@
         </w:rPr>
         <w:t xml:space="preserve"> Mapeia a origem do lote (Inbound) até ao lote de produto acabado (Outbound). </w:t>
       </w:r>
-      <w:proofErr w:type="spellStart"/>
-      <w:r>
-        <w:t>Essencial</w:t>
-      </w:r>
-      <w:proofErr w:type="spellEnd"/>
-      <w:r>
-        <w:t xml:space="preserve"> para </w:t>
-      </w:r>
-      <w:proofErr w:type="spellStart"/>
-      <w:r>
-        <w:t>segurança</w:t>
-      </w:r>
-      <w:proofErr w:type="spellEnd"/>
-      <w:r>
-        <w:t xml:space="preserve"> </w:t>
-      </w:r>
-      <w:proofErr w:type="spellStart"/>
-      <w:r>
-        <w:t>alimentar</w:t>
-      </w:r>
-      <w:proofErr w:type="spellEnd"/>
-      <w:r>
-        <w:t>.</w:t>
-      </w:r>
-    </w:p>
-    <w:p>
-      <w:r>
-        <w:rPr>
-          <w:b/>
-          <w:bCs/>
-        </w:rPr>
-        <w:t xml:space="preserve">1.8. </w:t>
-      </w:r>
-      <w:proofErr w:type="spellStart"/>
-      <w:r>
-        <w:rPr>
-          <w:b/>
-          <w:bCs/>
-        </w:rPr>
-        <w:t>Cenário</w:t>
-      </w:r>
-      <w:proofErr w:type="spellEnd"/>
-      <w:r>
-        <w:t xml:space="preserve">: </w:t>
-      </w:r>
-      <w:proofErr w:type="spellStart"/>
-      <w:r>
-        <w:t>Logística</w:t>
-      </w:r>
-      <w:proofErr w:type="spellEnd"/>
-      <w:r>
-        <w:t xml:space="preserve"> </w:t>
-      </w:r>
-      <w:proofErr w:type="spellStart"/>
-      <w:r>
-        <w:t>Inversa</w:t>
-      </w:r>
-      <w:proofErr w:type="spellEnd"/>
-      <w:r>
-        <w:t xml:space="preserve"> (</w:t>
-      </w:r>
-      <w:proofErr w:type="spellStart"/>
-      <w:r>
-        <w:t>Devolução</w:t>
-      </w:r>
-      <w:proofErr w:type="spellEnd"/>
-      <w:r>
-        <w:t>)</w:t>
+      <w:r>
+        <w:t>Essencial para segurança alimentar.</w:t>
       </w:r>
     </w:p>
     <w:p>
       <w:pPr>
         <w:numPr>
           <w:ilvl w:val="0"/>
-          <w:numId w:val="28"/>
+          <w:numId w:val="27"/>
         </w:numPr>
       </w:pPr>
       <w:r>
         <w:rPr>
           <w:b/>
           <w:bCs/>
-        </w:rPr>
-        <w:t>EP:</w:t>
-      </w:r>
-      <w:r>
-        <w:t xml:space="preserve"> POST /</w:t>
-      </w:r>
-      <w:proofErr w:type="spellStart"/>
-      <w:r>
-        <w:t>api</w:t>
-      </w:r>
-      <w:proofErr w:type="spellEnd"/>
-      <w:r>
-        <w:t>/</w:t>
-      </w:r>
-      <w:proofErr w:type="gramStart"/>
-      <w:r>
-        <w:t>shipments/{id}/</w:t>
-      </w:r>
-      <w:proofErr w:type="gramEnd"/>
-      <w:r>
-        <w:t>return</w:t>
-      </w:r>
-    </w:p>
-    <w:p>
-      <w:pPr>
+          <w:lang w:val="pt-PT"/>
+        </w:rPr>
+        <w:t>Payload(reposta):</w:t>
+      </w:r>
+      <w:r>
+        <w:t xml:space="preserve"> </w:t>
+      </w:r>
+      <w:r>
+        <w:t>{</w:t>
+      </w:r>
+    </w:p>
+    <w:p>
+      <w:pPr>
+        <w:ind w:left="720"/>
+      </w:pPr>
+      <w:r>
+        <w:t xml:space="preserve">  "id": 1,</w:t>
+      </w:r>
+    </w:p>
+    <w:p>
+      <w:pPr>
+        <w:ind w:left="720"/>
+      </w:pPr>
+      <w:r>
+        <w:t xml:space="preserve">  "registerNumber": "FAT-2026-001",</w:t>
+      </w:r>
+    </w:p>
+    <w:p>
+      <w:pPr>
+        <w:ind w:left="720"/>
+      </w:pPr>
+      <w:r>
+        <w:t xml:space="preserve">  "movement": "Inbound",</w:t>
+      </w:r>
+    </w:p>
+    <w:p>
+      <w:pPr>
+        <w:ind w:left="720"/>
+      </w:pPr>
+      <w:r>
+        <w:t xml:space="preserve">  "status": "Delivered",</w:t>
+      </w:r>
+    </w:p>
+    <w:p>
+      <w:pPr>
+        <w:ind w:left="720"/>
+      </w:pPr>
+      <w:r>
+        <w:t xml:space="preserve">  "items": [{</w:t>
+      </w:r>
+    </w:p>
+    <w:p>
+      <w:pPr>
+        <w:ind w:left="720"/>
+      </w:pPr>
+      <w:r>
+        <w:t xml:space="preserve">      "id": 10,</w:t>
+      </w:r>
+    </w:p>
+    <w:p>
+      <w:pPr>
+        <w:ind w:left="720"/>
+      </w:pPr>
+      <w:r>
+        <w:t xml:space="preserve">      "batchNumber": "LT-1234A",</w:t>
+      </w:r>
+    </w:p>
+    <w:p>
+      <w:pPr>
+        <w:ind w:left="720"/>
+      </w:pPr>
+      <w:r>
+        <w:t xml:space="preserve">      "product": "RoastedChicken_Unit",</w:t>
+      </w:r>
+    </w:p>
+    <w:p>
+      <w:pPr>
+        <w:ind w:left="720"/>
+      </w:pPr>
+      <w:r>
+        <w:t xml:space="preserve">      "quantity": 50,</w:t>
+      </w:r>
+    </w:p>
+    <w:p>
+      <w:pPr>
+        <w:ind w:left="720"/>
+      </w:pPr>
+      <w:r>
+        <w:t xml:space="preserve">      "shipmentId": 1,</w:t>
+      </w:r>
+    </w:p>
+    <w:p>
+      <w:pPr>
+        <w:ind w:left="720"/>
+      </w:pPr>
+      <w:r>
+        <w:t xml:space="preserve">      "itemWeightKg": 67.34</w:t>
+      </w:r>
+    </w:p>
+    <w:p>
+      <w:pPr>
+        <w:ind w:left="720"/>
+      </w:pPr>
+      <w:r>
+        <w:t xml:space="preserve">    }],</w:t>
+      </w:r>
+    </w:p>
+    <w:p>
+      <w:pPr>
+        <w:ind w:left="720"/>
+      </w:pPr>
+      <w:r>
+        <w:t xml:space="preserve">  "returnedItems": [],</w:t>
+      </w:r>
+    </w:p>
+    <w:p>
+      <w:pPr>
+        <w:ind w:left="720"/>
+      </w:pPr>
+      <w:r>
+        <w:t xml:space="preserve">  "registerData": "2026-07-19T16:33:00Z",</w:t>
+      </w:r>
+    </w:p>
+    <w:p>
+      <w:pPr>
+        <w:ind w:left="720"/>
+      </w:pPr>
+      <w:r>
+        <w:t xml:space="preserve">  "slaExpiration": "2026-07-20T16:33:00Z",</w:t>
+      </w:r>
+    </w:p>
+    <w:p>
+      <w:pPr>
+        <w:ind w:left="720"/>
+      </w:pPr>
+      <w:r>
+        <w:t xml:space="preserve">  "dateOfDeliveryOrReturn": "2026-07-19T17:05:00Z",</w:t>
+      </w:r>
+    </w:p>
+    <w:p>
+      <w:pPr>
+        <w:ind w:left="720"/>
+        <w:rPr>
+          <w:lang w:val="pt-PT"/>
+        </w:rPr>
+      </w:pPr>
+      <w:r>
+        <w:t xml:space="preserve">  </w:t>
+      </w:r>
+      <w:r>
+        <w:rPr>
+          <w:lang w:val="pt-PT"/>
+        </w:rPr>
+        <w:t>"totalShipmentWeightKg": 67.34,</w:t>
+      </w:r>
+    </w:p>
+    <w:p>
+      <w:pPr>
+        <w:ind w:left="720"/>
+        <w:rPr>
+          <w:lang w:val="pt-PT"/>
+        </w:rPr>
+      </w:pPr>
+      <w:r>
+        <w:rPr>
+          <w:lang w:val="pt-PT"/>
+        </w:rPr>
+        <w:t xml:space="preserve">  "driverId": 7,</w:t>
+      </w:r>
+    </w:p>
+    <w:p>
+      <w:pPr>
+        <w:ind w:left="720"/>
+        <w:rPr>
+          <w:lang w:val="pt-PT"/>
+        </w:rPr>
+      </w:pPr>
+      <w:r>
+        <w:rPr>
+          <w:lang w:val="pt-PT"/>
+        </w:rPr>
+        <w:t xml:space="preserve">  "vanId": 3,</w:t>
+      </w:r>
+    </w:p>
+    <w:p>
+      <w:pPr>
+        <w:ind w:left="720"/>
+        <w:rPr>
+          <w:lang w:val="pt-PT"/>
+        </w:rPr>
+      </w:pPr>
+      <w:r>
+        <w:rPr>
+          <w:lang w:val="pt-PT"/>
+        </w:rPr>
+        <w:t xml:space="preserve">  "observations": "Encomenda entregue com sucesso e rastreada."}</w:t>
+      </w:r>
+    </w:p>
+    <w:p>
+      <w:pPr>
+        <w:rPr>
+          <w:b/>
+          <w:bCs/>
+        </w:rPr>
+      </w:pPr>
+      <w:r>
+        <w:rPr>
+          <w:b/>
+          <w:bCs/>
+          <w:lang w:val="pt-PT"/>
+        </w:rPr>
+        <w:br w:type="page"/>
+      </w:r>
+      <w:r>
+        <w:rPr>
+          <w:b/>
+          <w:bCs/>
+        </w:rPr>
+        <w:lastRenderedPageBreak/>
+        <w:t>1.</w:t>
+      </w:r>
+      <w:r>
+        <w:rPr>
+          <w:b/>
+          <w:bCs/>
+        </w:rPr>
+        <w:t>7</w:t>
+      </w:r>
+      <w:r>
+        <w:rPr>
+          <w:b/>
+          <w:bCs/>
+        </w:rPr>
+        <w:t xml:space="preserve"> Cenário</w:t>
+      </w:r>
+      <w:r>
+        <w:t>: Logística Inversa (Devolução)</w:t>
+      </w:r>
+    </w:p>
+    <w:p>
+      <w:pPr>
+        <w:pStyle w:val="ListParagraph"/>
         <w:numPr>
           <w:ilvl w:val="0"/>
-          <w:numId w:val="28"/>
+          <w:numId w:val="35"/>
         </w:numPr>
+      </w:pPr>
+      <w:r>
+        <w:rPr>
+          <w:b/>
+          <w:bCs/>
+        </w:rPr>
+        <w:t>EP:</w:t>
+      </w:r>
+      <w:r>
+        <w:t xml:space="preserve"> POST /api/shipments/{id}/return</w:t>
+      </w:r>
+    </w:p>
+    <w:p>
+      <w:pPr>
+        <w:pStyle w:val="ListParagraph"/>
+        <w:numPr>
+          <w:ilvl w:val="0"/>
+          <w:numId w:val="35"/>
+        </w:numPr>
         <w:rPr>
           <w:lang w:val="pt-PT"/>
         </w:rPr>
@@ -1199,30 +1842,260 @@
     </w:p>
     <w:p>
       <w:pPr>
-        <w:rPr>
-          <w:lang w:val="pt-PT"/>
-        </w:rPr>
-      </w:pPr>
-    </w:p>
-    <w:p>
-      <w:pPr>
-        <w:rPr>
-          <w:lang w:val="pt-PT"/>
-        </w:rPr>
-      </w:pPr>
-    </w:p>
-    <w:p>
-      <w:pPr>
-        <w:rPr>
-          <w:b/>
-          <w:bCs/>
-          <w:lang w:val="pt-PT"/>
-        </w:rPr>
-      </w:pPr>
-      <w:r>
-        <w:rPr>
-          <w:b/>
-          <w:bCs/>
+        <w:pStyle w:val="ListParagraph"/>
+        <w:numPr>
+          <w:ilvl w:val="0"/>
+          <w:numId w:val="35"/>
+        </w:numPr>
+        <w:rPr>
+          <w:lang w:val="pt-PT"/>
+        </w:rPr>
+      </w:pPr>
+      <w:r>
+        <w:rPr>
+          <w:b/>
+          <w:bCs/>
+          <w:lang w:val="pt-PT"/>
+        </w:rPr>
+        <w:t>Payload(</w:t>
+      </w:r>
+      <w:r>
+        <w:rPr>
+          <w:b/>
+          <w:bCs/>
+          <w:lang w:val="pt-PT"/>
+        </w:rPr>
+        <w:t>resposta</w:t>
+      </w:r>
+      <w:r>
+        <w:rPr>
+          <w:b/>
+          <w:bCs/>
+          <w:lang w:val="pt-PT"/>
+        </w:rPr>
+        <w:t>):</w:t>
+      </w:r>
+    </w:p>
+    <w:p>
+      <w:pPr>
+        <w:ind w:left="720"/>
+      </w:pPr>
+      <w:r>
+        <w:t>{</w:t>
+      </w:r>
+    </w:p>
+    <w:p>
+      <w:pPr>
+        <w:ind w:left="720"/>
+      </w:pPr>
+      <w:r>
+        <w:t xml:space="preserve">  "registerNumber": "DEV-2026-001",</w:t>
+      </w:r>
+    </w:p>
+    <w:p>
+      <w:pPr>
+        <w:ind w:left="720"/>
+      </w:pPr>
+      <w:r>
+        <w:t xml:space="preserve">  "movement": "Return",</w:t>
+      </w:r>
+    </w:p>
+    <w:p>
+      <w:pPr>
+        <w:ind w:left="720"/>
+      </w:pPr>
+      <w:r>
+        <w:t xml:space="preserve">  "status": "Returned",</w:t>
+      </w:r>
+    </w:p>
+    <w:p>
+      <w:pPr>
+        <w:ind w:left="720"/>
+      </w:pPr>
+      <w:r>
+        <w:t xml:space="preserve">  "items": [{</w:t>
+      </w:r>
+    </w:p>
+    <w:p>
+      <w:pPr>
+        <w:ind w:left="720"/>
+      </w:pPr>
+      <w:r>
+        <w:t xml:space="preserve">      </w:t>
+      </w:r>
+      <w:r>
+        <w:tab/>
+      </w:r>
+      <w:r>
+        <w:t>"id": 0,</w:t>
+      </w:r>
+    </w:p>
+    <w:p>
+      <w:pPr>
+        <w:ind w:left="720"/>
+      </w:pPr>
+      <w:r>
+        <w:t xml:space="preserve">     </w:t>
+      </w:r>
+      <w:r>
+        <w:tab/>
+      </w:r>
+      <w:r>
+        <w:t>"batchNumber": "LT-1234A",</w:t>
+      </w:r>
+    </w:p>
+    <w:p>
+      <w:pPr>
+        <w:ind w:left="720"/>
+      </w:pPr>
+      <w:r>
+        <w:t xml:space="preserve">      </w:t>
+      </w:r>
+      <w:r>
+        <w:tab/>
+      </w:r>
+      <w:r>
+        <w:t>"product": "</w:t>
+      </w:r>
+      <w:r>
+        <w:t xml:space="preserve"> RoastedChicken_Unit</w:t>
+      </w:r>
+      <w:r>
+        <w:t xml:space="preserve"> </w:t>
+      </w:r>
+      <w:r>
+        <w:t>",</w:t>
+      </w:r>
+    </w:p>
+    <w:p>
+      <w:pPr>
+        <w:ind w:left="720"/>
+      </w:pPr>
+      <w:r>
+        <w:t xml:space="preserve">      </w:t>
+      </w:r>
+      <w:r>
+        <w:tab/>
+      </w:r>
+      <w:r>
+        <w:t>"</w:t>
+      </w:r>
+      <w:r>
+        <w:rPr>
+          <w:rFonts w:ascii="Consolas" w:eastAsia="Times New Roman" w:hAnsi="Consolas" w:cs="Times New Roman"/>
+          <w:color w:val="C9D1D9"/>
+          <w:kern w:val="0"/>
+          <w:sz w:val="21"/>
+          <w:szCs w:val="21"/>
+          <w14:ligatures w14:val="none"/>
+        </w:rPr>
+        <w:t xml:space="preserve"> </w:t>
+      </w:r>
+      <w:r>
+        <w:t>QuantityReturned</w:t>
+      </w:r>
+      <w:r>
+        <w:t>": 5,</w:t>
+      </w:r>
+    </w:p>
+    <w:p>
+      <w:pPr>
+        <w:ind w:left="720"/>
+      </w:pPr>
+      <w:r>
+        <w:t xml:space="preserve">      </w:t>
+      </w:r>
+      <w:r>
+        <w:tab/>
+      </w:r>
+      <w:r>
+        <w:t>"shipmentId": 0,</w:t>
+      </w:r>
+    </w:p>
+    <w:p>
+      <w:pPr>
+        <w:ind w:left="720" w:firstLine="720"/>
+      </w:pPr>
+      <w:r>
+        <w:t xml:space="preserve">"itemWeightKg": </w:t>
+      </w:r>
+      <w:r>
+        <w:t>33.45</w:t>
+      </w:r>
+    </w:p>
+    <w:p>
+      <w:pPr>
+        <w:ind w:left="720"/>
+      </w:pPr>
+      <w:r>
+        <w:t xml:space="preserve">    }],</w:t>
+      </w:r>
+    </w:p>
+    <w:p>
+      <w:pPr>
+        <w:ind w:left="720"/>
+      </w:pPr>
+      <w:r>
+        <w:t xml:space="preserve">  "totalShipmentWeightKg": </w:t>
+      </w:r>
+      <w:r>
+        <w:t>33.45</w:t>
+      </w:r>
+      <w:r>
+        <w:t>,</w:t>
+      </w:r>
+    </w:p>
+    <w:p>
+      <w:pPr>
+        <w:ind w:left="720"/>
+      </w:pPr>
+      <w:r>
+        <w:t xml:space="preserve">  "driverId": 7,</w:t>
+      </w:r>
+    </w:p>
+    <w:p>
+      <w:pPr>
+        <w:ind w:left="720"/>
+      </w:pPr>
+      <w:r>
+        <w:t xml:space="preserve">  "vanId": 3,</w:t>
+      </w:r>
+    </w:p>
+    <w:p>
+      <w:pPr>
+        <w:ind w:left="720"/>
+        <w:rPr>
+          <w:lang w:val="pt-PT"/>
+        </w:rPr>
+      </w:pPr>
+      <w:r>
+        <w:rPr>
+          <w:lang w:val="pt-PT"/>
+        </w:rPr>
+        <w:t xml:space="preserve">  </w:t>
+      </w:r>
+      <w:r>
+        <w:rPr>
+          <w:lang w:val="pt-PT"/>
+        </w:rPr>
+        <w:t>"observations": "Devolução parcial por danos na embalagem."</w:t>
+      </w:r>
+    </w:p>
+    <w:p>
+      <w:pPr>
+        <w:ind w:left="720"/>
+        <w:rPr>
+          <w:lang w:val="pt-PT"/>
+        </w:rPr>
+      </w:pPr>
+      <w:r>
+        <w:rPr>
+          <w:lang w:val="pt-PT"/>
+        </w:rPr>
+        <w:t>}</w:t>
+      </w:r>
+      <w:r>
+        <w:rPr>
           <w:lang w:val="pt-PT"/>
         </w:rPr>
         <w:br w:type="page"/>
@@ -1230,16 +2103,245 @@
     </w:p>
     <w:p>
       <w:pPr>
-        <w:rPr>
-          <w:b/>
-          <w:bCs/>
-          <w:lang w:val="pt-PT"/>
-        </w:rPr>
-      </w:pPr>
-      <w:r>
-        <w:rPr>
-          <w:b/>
-          <w:bCs/>
+        <w:ind w:left="720"/>
+        <w:rPr>
+          <w:lang w:val="pt-PT"/>
+        </w:rPr>
+      </w:pPr>
+    </w:p>
+    <w:p>
+      <w:pPr>
+        <w:ind w:left="720"/>
+        <w:rPr>
+          <w:lang w:val="pt-PT"/>
+        </w:rPr>
+      </w:pPr>
+    </w:p>
+    <w:p>
+      <w:pPr>
+        <w:rPr>
+          <w:lang w:val="pt-PT"/>
+        </w:rPr>
+      </w:pPr>
+      <w:r>
+        <w:rPr>
+          <w:b/>
+          <w:bCs/>
+          <w:lang w:val="pt-PT"/>
+        </w:rPr>
+        <w:t>1.</w:t>
+      </w:r>
+      <w:r>
+        <w:rPr>
+          <w:b/>
+          <w:bCs/>
+          <w:lang w:val="pt-PT"/>
+        </w:rPr>
+        <w:t>8</w:t>
+      </w:r>
+      <w:r>
+        <w:rPr>
+          <w:b/>
+          <w:bCs/>
+          <w:lang w:val="pt-PT"/>
+        </w:rPr>
+        <w:t xml:space="preserve"> Cenário:</w:t>
+      </w:r>
+      <w:r>
+        <w:rPr>
+          <w:lang w:val="pt-PT"/>
+        </w:rPr>
+        <w:t xml:space="preserve"> </w:t>
+      </w:r>
+      <w:r>
+        <w:rPr>
+          <w:lang w:val="pt-PT"/>
+        </w:rPr>
+        <w:t>Remover encomenda registada por erro.</w:t>
+      </w:r>
+    </w:p>
+    <w:p>
+      <w:r>
+        <w:t>Endpoint: DELETE /api/shipments/{id}</w:t>
+      </w:r>
+    </w:p>
+    <w:p>
+      <w:pPr>
+        <w:rPr>
+          <w:lang w:val="pt-PT"/>
+        </w:rPr>
+      </w:pPr>
+      <w:r>
+        <w:rPr>
+          <w:lang w:val="pt-PT"/>
+        </w:rPr>
+        <w:t>Descrição: Elimina fisicamente uma encomenda do sistema, desde que o seu estado atual seja "Registered" (ainda não processada/em trânsito).</w:t>
+      </w:r>
+    </w:p>
+    <w:p>
+      <w:pPr>
+        <w:rPr>
+          <w:b/>
+          <w:bCs/>
+        </w:rPr>
+      </w:pPr>
+      <w:r>
+        <w:rPr>
+          <w:b/>
+          <w:bCs/>
+        </w:rPr>
+        <w:t>Payload(resposta - Sucesso 200 OK):</w:t>
+      </w:r>
+    </w:p>
+    <w:p>
+      <w:r>
+        <w:t>{</w:t>
+      </w:r>
+    </w:p>
+    <w:p>
+      <w:r>
+        <w:t xml:space="preserve">  "success": true,</w:t>
+      </w:r>
+    </w:p>
+    <w:p>
+      <w:pPr>
+        <w:rPr>
+          <w:lang w:val="pt-PT"/>
+        </w:rPr>
+      </w:pPr>
+      <w:r>
+        <w:t xml:space="preserve">  </w:t>
+      </w:r>
+      <w:r>
+        <w:rPr>
+          <w:lang w:val="pt-PT"/>
+        </w:rPr>
+        <w:t>"message": "Shipment com o ID 1 foi eliminado com sucesso."</w:t>
+      </w:r>
+    </w:p>
+    <w:p>
+      <w:pPr>
+        <w:rPr>
+          <w:lang w:val="pt-PT"/>
+        </w:rPr>
+      </w:pPr>
+      <w:r>
+        <w:rPr>
+          <w:lang w:val="pt-PT"/>
+        </w:rPr>
+        <w:t>}</w:t>
+      </w:r>
+    </w:p>
+    <w:p>
+      <w:pPr>
+        <w:rPr>
+          <w:lang w:val="pt-PT"/>
+        </w:rPr>
+      </w:pPr>
+    </w:p>
+    <w:p>
+      <w:r>
+        <w:rPr>
+          <w:b/>
+          <w:bCs/>
+        </w:rPr>
+        <w:t>Payload(resposta - Erro 404 Not Found):</w:t>
+      </w:r>
+    </w:p>
+    <w:p>
+      <w:pPr>
+        <w:rPr>
+          <w:lang w:val="pt-PT"/>
+        </w:rPr>
+      </w:pPr>
+      <w:r>
+        <w:rPr>
+          <w:lang w:val="pt-PT"/>
+        </w:rPr>
+        <w:t>{</w:t>
+      </w:r>
+    </w:p>
+    <w:p>
+      <w:pPr>
+        <w:ind w:firstLine="720"/>
+        <w:rPr>
+          <w:lang w:val="pt-PT"/>
+        </w:rPr>
+      </w:pPr>
+      <w:r>
+        <w:rPr>
+          <w:lang w:val="pt-PT"/>
+        </w:rPr>
+        <w:t>"success": false,</w:t>
+      </w:r>
+    </w:p>
+    <w:p>
+      <w:pPr>
+        <w:ind w:firstLine="720"/>
+        <w:rPr>
+          <w:lang w:val="pt-PT"/>
+        </w:rPr>
+      </w:pPr>
+      <w:r>
+        <w:rPr>
+          <w:lang w:val="pt-PT"/>
+        </w:rPr>
+        <w:t>"message": "Não foi possível eliminar: Shipment com o ID 99 não foi encontrado."</w:t>
+      </w:r>
+    </w:p>
+    <w:p>
+      <w:pPr>
+        <w:rPr>
+          <w:lang w:val="pt-PT"/>
+        </w:rPr>
+      </w:pPr>
+      <w:r>
+        <w:rPr>
+          <w:lang w:val="pt-PT"/>
+        </w:rPr>
+        <w:t>}</w:t>
+      </w:r>
+    </w:p>
+    <w:p>
+      <w:pPr>
+        <w:rPr>
+          <w:lang w:val="pt-PT"/>
+        </w:rPr>
+      </w:pPr>
+    </w:p>
+    <w:p>
+      <w:pPr>
+        <w:rPr>
+          <w:b/>
+          <w:bCs/>
+          <w:lang w:val="pt-PT"/>
+        </w:rPr>
+      </w:pPr>
+      <w:r>
+        <w:rPr>
+          <w:b/>
+          <w:bCs/>
+          <w:lang w:val="pt-PT"/>
+        </w:rPr>
+        <w:br w:type="page"/>
+      </w:r>
+    </w:p>
+    <w:p>
+      <w:pPr>
+        <w:rPr>
+          <w:b/>
+          <w:bCs/>
+          <w:sz w:val="40"/>
+          <w:szCs w:val="40"/>
+          <w:lang w:val="pt-PT"/>
+        </w:rPr>
+      </w:pPr>
+      <w:r>
+        <w:rPr>
+          <w:b/>
+          <w:bCs/>
+          <w:sz w:val="40"/>
+          <w:szCs w:val="40"/>
           <w:lang w:val="pt-PT"/>
         </w:rPr>
         <w:lastRenderedPageBreak/>
@@ -1298,15 +2400,7 @@
         <w:t>EP:</w:t>
       </w:r>
       <w:r>
-        <w:t xml:space="preserve"> GET /</w:t>
-      </w:r>
-      <w:proofErr w:type="spellStart"/>
-      <w:r>
-        <w:t>api</w:t>
-      </w:r>
-      <w:proofErr w:type="spellEnd"/>
-      <w:r>
-        <w:t>/stock</w:t>
+        <w:t xml:space="preserve"> GET /api/stock</w:t>
       </w:r>
     </w:p>
     <w:p>
@@ -1332,6 +2426,281 @@
           <w:lang w:val="pt-PT"/>
         </w:rPr>
         <w:t xml:space="preserve"> Retorna a lista de lotes (BatchNumber), produtos, quantidades disponíveis e datas de validade (ExpiryDate).</w:t>
+      </w:r>
+    </w:p>
+    <w:p>
+      <w:pPr>
+        <w:numPr>
+          <w:ilvl w:val="0"/>
+          <w:numId w:val="16"/>
+        </w:numPr>
+        <w:rPr>
+          <w:b/>
+          <w:bCs/>
+          <w:lang w:val="pt-PT"/>
+        </w:rPr>
+      </w:pPr>
+      <w:r>
+        <w:rPr>
+          <w:b/>
+          <w:bCs/>
+          <w:lang w:val="pt-PT"/>
+        </w:rPr>
+        <w:t>Payload (resposta - 200 OK):</w:t>
+      </w:r>
+    </w:p>
+    <w:p>
+      <w:pPr>
+        <w:ind w:left="720"/>
+      </w:pPr>
+      <w:r>
+        <w:t>{</w:t>
+      </w:r>
+    </w:p>
+    <w:p>
+      <w:pPr>
+        <w:ind w:left="720"/>
+      </w:pPr>
+      <w:r>
+        <w:t>"</w:t>
+      </w:r>
+      <w:r>
+        <w:t>Items</w:t>
+      </w:r>
+      <w:r>
+        <w:t>"</w:t>
+      </w:r>
+      <w:r>
+        <w:t xml:space="preserve">: </w:t>
+      </w:r>
+      <w:r>
+        <w:t>[</w:t>
+      </w:r>
+    </w:p>
+    <w:p>
+      <w:pPr>
+        <w:ind w:left="720"/>
+      </w:pPr>
+      <w:r>
+        <w:t>{</w:t>
+      </w:r>
+    </w:p>
+    <w:p>
+      <w:pPr>
+        <w:ind w:left="720" w:firstLine="720"/>
+      </w:pPr>
+      <w:r>
+        <w:t>"id": 1,</w:t>
+      </w:r>
+    </w:p>
+    <w:p>
+      <w:pPr>
+        <w:ind w:left="1440"/>
+      </w:pPr>
+      <w:r>
+        <w:t>"batchNumber": "LT-1234A",</w:t>
+      </w:r>
+    </w:p>
+    <w:p>
+      <w:pPr>
+        <w:ind w:left="1440"/>
+      </w:pPr>
+      <w:r>
+        <w:t>"product": "RoastedChicken_Unit",</w:t>
+      </w:r>
+    </w:p>
+    <w:p>
+      <w:pPr>
+        <w:ind w:left="1440"/>
+      </w:pPr>
+      <w:r>
+        <w:t>"quantity": 350.00,</w:t>
+      </w:r>
+    </w:p>
+    <w:p>
+      <w:pPr>
+        <w:ind w:left="1440"/>
+      </w:pPr>
+      <w:r>
+        <w:t>"source": "Matadouro Central",</w:t>
+      </w:r>
+    </w:p>
+    <w:p>
+      <w:pPr>
+        <w:ind w:left="1440"/>
+      </w:pPr>
+      <w:r>
+        <w:t>"slaughterDate": "2026-07-15",</w:t>
+      </w:r>
+    </w:p>
+    <w:p>
+      <w:pPr>
+        <w:ind w:left="1440"/>
+      </w:pPr>
+      <w:r>
+        <w:t>"processingDate": "2026-07-16",</w:t>
+      </w:r>
+    </w:p>
+    <w:p>
+      <w:pPr>
+        <w:ind w:left="1440"/>
+      </w:pPr>
+      <w:r>
+        <w:t>"expiryDate": "2026-07-26"</w:t>
+      </w:r>
+    </w:p>
+    <w:p>
+      <w:pPr>
+        <w:ind w:left="720"/>
+      </w:pPr>
+      <w:r>
+        <w:t xml:space="preserve"> </w:t>
+      </w:r>
+      <w:r>
+        <w:tab/>
+      </w:r>
+      <w:r>
+        <w:t xml:space="preserve"> },</w:t>
+      </w:r>
+    </w:p>
+    <w:p>
+      <w:pPr>
+        <w:ind w:left="720" w:firstLine="720"/>
+      </w:pPr>
+      <w:r>
+        <w:t>{</w:t>
+      </w:r>
+    </w:p>
+    <w:p>
+      <w:pPr>
+        <w:ind w:left="1440"/>
+      </w:pPr>
+      <w:r>
+        <w:t>"id": 2,</w:t>
+      </w:r>
+    </w:p>
+    <w:p>
+      <w:pPr>
+        <w:ind w:left="1440"/>
+      </w:pPr>
+      <w:r>
+        <w:t>"batchNumber": "LT-5542B",</w:t>
+      </w:r>
+    </w:p>
+    <w:p>
+      <w:pPr>
+        <w:ind w:left="1440"/>
+      </w:pPr>
+      <w:r>
+        <w:t>"product": "ChickenMeat_Box_5kg",</w:t>
+      </w:r>
+    </w:p>
+    <w:p>
+      <w:pPr>
+        <w:ind w:left="1440"/>
+      </w:pPr>
+      <w:r>
+        <w:t>"quantity": 20.00,</w:t>
+      </w:r>
+    </w:p>
+    <w:p>
+      <w:pPr>
+        <w:ind w:left="1440"/>
+      </w:pPr>
+      <w:r>
+        <w:t>"source": "Fornecedor Aveiro",</w:t>
+      </w:r>
+    </w:p>
+    <w:p>
+      <w:pPr>
+        <w:ind w:left="1440"/>
+      </w:pPr>
+      <w:r>
+        <w:t>"slaughterDate": "2026-07-17",</w:t>
+      </w:r>
+    </w:p>
+    <w:p>
+      <w:pPr>
+        <w:ind w:left="1440"/>
+      </w:pPr>
+      <w:r>
+        <w:t>"processingDate": null,</w:t>
+      </w:r>
+    </w:p>
+    <w:p>
+      <w:pPr>
+        <w:ind w:left="1440"/>
+      </w:pPr>
+      <w:r>
+        <w:lastRenderedPageBreak/>
+        <w:t>"expiryDate": "2026-08-01"</w:t>
+      </w:r>
+    </w:p>
+    <w:p>
+      <w:pPr>
+        <w:ind w:left="720" w:firstLine="720"/>
+      </w:pPr>
+      <w:r>
+        <w:t>}</w:t>
+      </w:r>
+    </w:p>
+    <w:p>
+      <w:pPr>
+        <w:ind w:left="720"/>
+      </w:pPr>
+      <w:r>
+        <w:t>]</w:t>
+      </w:r>
+      <w:r>
+        <w:t>,</w:t>
+      </w:r>
+    </w:p>
+    <w:p>
+      <w:pPr>
+        <w:ind w:left="720"/>
+      </w:pPr>
+      <w:r>
+        <w:t>"currentPage": 1,</w:t>
+      </w:r>
+    </w:p>
+    <w:p>
+      <w:pPr>
+        <w:ind w:left="720"/>
+      </w:pPr>
+      <w:r>
+        <w:t xml:space="preserve"> "totalPages": </w:t>
+      </w:r>
+      <w:r>
+        <w:t>1</w:t>
+      </w:r>
+      <w:r>
+        <w:t>,</w:t>
+      </w:r>
+    </w:p>
+    <w:p>
+      <w:pPr>
+        <w:ind w:left="720"/>
+      </w:pPr>
+      <w:r>
+        <w:t xml:space="preserve"> "totalItems": </w:t>
+      </w:r>
+      <w:r>
+        <w:t>2</w:t>
+      </w:r>
+    </w:p>
+    <w:p>
+      <w:pPr>
+        <w:ind w:firstLine="360"/>
+        <w:rPr>
+          <w:b/>
+          <w:bCs/>
+        </w:rPr>
+      </w:pPr>
+      <w:r>
+        <w:t>}</w:t>
+      </w:r>
+      <w:r>
+        <w:br/>
       </w:r>
     </w:p>
     <w:p>
@@ -1351,14 +2720,6 @@
           <w:bCs/>
           <w:lang w:val="pt-PT"/>
         </w:rPr>
-        <w:t xml:space="preserve"> </w:t>
-      </w:r>
-      <w:r>
-        <w:rPr>
-          <w:b/>
-          <w:bCs/>
-          <w:lang w:val="pt-PT"/>
-        </w:rPr>
         <w:t>Cenário:</w:t>
       </w:r>
       <w:r>
@@ -1383,15 +2744,7 @@
         <w:t>EP:</w:t>
       </w:r>
       <w:r>
-        <w:t xml:space="preserve"> POST /</w:t>
-      </w:r>
-      <w:proofErr w:type="spellStart"/>
-      <w:r>
-        <w:t>api</w:t>
-      </w:r>
-      <w:proofErr w:type="spellEnd"/>
-      <w:r>
-        <w:t>/stock/production-log</w:t>
+        <w:t xml:space="preserve"> POST /api/stock/production-log</w:t>
       </w:r>
     </w:p>
     <w:p>
@@ -1421,6 +2774,205 @@
     </w:p>
     <w:p>
       <w:pPr>
+        <w:numPr>
+          <w:ilvl w:val="0"/>
+          <w:numId w:val="17"/>
+        </w:numPr>
+        <w:rPr>
+          <w:b/>
+          <w:bCs/>
+          <w:lang w:val="pt-PT"/>
+        </w:rPr>
+      </w:pPr>
+      <w:r>
+        <w:rPr>
+          <w:b/>
+          <w:bCs/>
+        </w:rPr>
+        <w:t>Payload (</w:t>
+      </w:r>
+      <w:r>
+        <w:rPr>
+          <w:b/>
+          <w:bCs/>
+        </w:rPr>
+        <w:t>envio</w:t>
+      </w:r>
+      <w:r>
+        <w:rPr>
+          <w:b/>
+          <w:bCs/>
+        </w:rPr>
+        <w:t>):</w:t>
+      </w:r>
+    </w:p>
+    <w:p>
+      <w:pPr>
+        <w:ind w:left="720"/>
+      </w:pPr>
+      <w:r>
+        <w:t>{</w:t>
+      </w:r>
+    </w:p>
+    <w:p>
+      <w:pPr>
+        <w:ind w:left="720"/>
+      </w:pPr>
+      <w:r>
+        <w:t xml:space="preserve">  "operatorId": 12,</w:t>
+      </w:r>
+    </w:p>
+    <w:p>
+      <w:pPr>
+        <w:ind w:left="720"/>
+      </w:pPr>
+      <w:r>
+        <w:t xml:space="preserve">  "consumedBatches": [{</w:t>
+      </w:r>
+    </w:p>
+    <w:p>
+      <w:pPr>
+        <w:ind w:left="720"/>
+      </w:pPr>
+      <w:r>
+        <w:t xml:space="preserve">      "batchNumber": "LT-5542B",</w:t>
+      </w:r>
+    </w:p>
+    <w:p>
+      <w:pPr>
+        <w:ind w:left="720"/>
+      </w:pPr>
+      <w:r>
+        <w:t xml:space="preserve">      "quantityConsumed": 2.00}],</w:t>
+      </w:r>
+    </w:p>
+    <w:p>
+      <w:pPr>
+        <w:ind w:left="720"/>
+      </w:pPr>
+      <w:r>
+        <w:t xml:space="preserve">  "producedItems": [{</w:t>
+      </w:r>
+    </w:p>
+    <w:p>
+      <w:pPr>
+        <w:ind w:left="720"/>
+      </w:pPr>
+      <w:r>
+        <w:t xml:space="preserve">      "batchNumber": "LT-9988C",</w:t>
+      </w:r>
+    </w:p>
+    <w:p>
+      <w:pPr>
+        <w:ind w:left="720"/>
+        <w:rPr>
+          <w:lang w:val="pt-PT"/>
+        </w:rPr>
+      </w:pPr>
+      <w:r>
+        <w:t xml:space="preserve">      </w:t>
+      </w:r>
+      <w:r>
+        <w:rPr>
+          <w:lang w:val="pt-PT"/>
+        </w:rPr>
+        <w:t>"product": "ChickenStroganoff_400g",</w:t>
+      </w:r>
+    </w:p>
+    <w:p>
+      <w:pPr>
+        <w:ind w:left="720"/>
+        <w:rPr>
+          <w:lang w:val="pt-PT"/>
+        </w:rPr>
+      </w:pPr>
+      <w:r>
+        <w:rPr>
+          <w:lang w:val="pt-PT"/>
+        </w:rPr>
+        <w:t xml:space="preserve">      "quantityProduced": 25.00,</w:t>
+      </w:r>
+    </w:p>
+    <w:p>
+      <w:pPr>
+        <w:ind w:left="720"/>
+        <w:rPr>
+          <w:lang w:val="pt-PT"/>
+        </w:rPr>
+      </w:pPr>
+      <w:r>
+        <w:rPr>
+          <w:lang w:val="pt-PT"/>
+        </w:rPr>
+        <w:t xml:space="preserve">      "source": "Fábrica Interna - Linha 2",</w:t>
+      </w:r>
+    </w:p>
+    <w:p>
+      <w:pPr>
+        <w:ind w:left="720"/>
+        <w:rPr>
+          <w:lang w:val="pt-PT"/>
+        </w:rPr>
+      </w:pPr>
+      <w:r>
+        <w:rPr>
+          <w:lang w:val="pt-PT"/>
+        </w:rPr>
+        <w:t xml:space="preserve">      "processingDate": "2026-07-19",</w:t>
+      </w:r>
+    </w:p>
+    <w:p>
+      <w:pPr>
+        <w:ind w:left="720"/>
+        <w:rPr>
+          <w:lang w:val="pt-PT"/>
+        </w:rPr>
+      </w:pPr>
+      <w:r>
+        <w:rPr>
+          <w:lang w:val="pt-PT"/>
+        </w:rPr>
+        <w:t xml:space="preserve">      "expiryDate": "2026-07-29"</w:t>
+      </w:r>
+    </w:p>
+    <w:p>
+      <w:pPr>
+        <w:ind w:left="720"/>
+        <w:rPr>
+          <w:lang w:val="pt-PT"/>
+        </w:rPr>
+      </w:pPr>
+      <w:r>
+        <w:rPr>
+          <w:lang w:val="pt-PT"/>
+        </w:rPr>
+        <w:t xml:space="preserve">    }],</w:t>
+      </w:r>
+    </w:p>
+    <w:p>
+      <w:pPr>
+        <w:ind w:left="720"/>
+        <w:rPr>
+          <w:lang w:val="pt-PT"/>
+        </w:rPr>
+      </w:pPr>
+      <w:r>
+        <w:rPr>
+          <w:lang w:val="pt-PT"/>
+        </w:rPr>
+        <w:t xml:space="preserve">  "logDate": "2026-07-19T17:50:00Z"}</w:t>
+      </w:r>
+    </w:p>
+    <w:p>
+      <w:pPr>
+        <w:ind w:left="720"/>
+        <w:rPr>
+          <w:lang w:val="pt-PT"/>
+        </w:rPr>
+      </w:pPr>
+    </w:p>
+    <w:p>
+      <w:pPr>
         <w:rPr>
           <w:b/>
           <w:bCs/>
@@ -1457,15 +3009,7 @@
         <w:t>EP:</w:t>
       </w:r>
       <w:r>
-        <w:t xml:space="preserve"> POST /</w:t>
-      </w:r>
-      <w:proofErr w:type="spellStart"/>
-      <w:r>
-        <w:t>api</w:t>
-      </w:r>
-      <w:proofErr w:type="spellEnd"/>
-      <w:r>
-        <w:t>/stock/adjustments</w:t>
+        <w:t xml:space="preserve"> POST /api/stock/adjustments</w:t>
       </w:r>
     </w:p>
     <w:p>
@@ -1474,24 +3018,23 @@
           <w:ilvl w:val="0"/>
           <w:numId w:val="23"/>
         </w:numPr>
-      </w:pPr>
-      <w:r>
-        <w:rPr>
-          <w:b/>
-          <w:bCs/>
-        </w:rPr>
-        <w:t>Payload:</w:t>
-      </w:r>
-      <w:r>
-        <w:t xml:space="preserve"> </w:t>
-      </w:r>
-      <w:proofErr w:type="spellStart"/>
-      <w:r>
-        <w:t>BatchNumber</w:t>
-      </w:r>
-      <w:proofErr w:type="spellEnd"/>
-      <w:r>
-        <w:t>, Quantity, Reason (Damage, Expiration, etc.), Date</w:t>
+        <w:rPr>
+          <w:lang w:val="pt-PT"/>
+        </w:rPr>
+      </w:pPr>
+      <w:r>
+        <w:rPr>
+          <w:b/>
+          <w:bCs/>
+          <w:lang w:val="pt-PT"/>
+        </w:rPr>
+        <w:t>Descrição:</w:t>
+      </w:r>
+      <w:r>
+        <w:rPr>
+          <w:lang w:val="pt-PT"/>
+        </w:rPr>
+        <w:t xml:space="preserve"> Registo manual de correções de stock para manter a integridade física do armazém.</w:t>
       </w:r>
     </w:p>
     <w:p>
@@ -1501,22 +3044,143 @@
           <w:numId w:val="23"/>
         </w:numPr>
         <w:rPr>
-          <w:lang w:val="pt-PT"/>
-        </w:rPr>
-      </w:pPr>
-      <w:r>
-        <w:rPr>
-          <w:b/>
-          <w:bCs/>
-          <w:lang w:val="pt-PT"/>
-        </w:rPr>
-        <w:t>Descrição:</w:t>
-      </w:r>
-      <w:r>
-        <w:rPr>
-          <w:lang w:val="pt-PT"/>
-        </w:rPr>
-        <w:t xml:space="preserve"> Registo manual de correções de stock para manter a integridade física do armazém.</w:t>
+          <w:b/>
+          <w:bCs/>
+          <w:lang w:val="pt-PT"/>
+        </w:rPr>
+      </w:pPr>
+      <w:r>
+        <w:rPr>
+          <w:b/>
+          <w:bCs/>
+        </w:rPr>
+        <w:t>Payload (</w:t>
+      </w:r>
+      <w:r>
+        <w:rPr>
+          <w:b/>
+          <w:bCs/>
+        </w:rPr>
+        <w:t>envio</w:t>
+      </w:r>
+      <w:r>
+        <w:rPr>
+          <w:b/>
+          <w:bCs/>
+        </w:rPr>
+        <w:t>):</w:t>
+      </w:r>
+    </w:p>
+    <w:p>
+      <w:pPr>
+        <w:ind w:left="720"/>
+        <w:rPr>
+          <w:lang w:val="pt-PT"/>
+        </w:rPr>
+      </w:pPr>
+      <w:r>
+        <w:rPr>
+          <w:lang w:val="pt-PT"/>
+        </w:rPr>
+        <w:t>{</w:t>
+      </w:r>
+    </w:p>
+    <w:p>
+      <w:pPr>
+        <w:ind w:left="1440"/>
+        <w:rPr>
+          <w:lang w:val="pt-PT"/>
+        </w:rPr>
+      </w:pPr>
+      <w:r>
+        <w:rPr>
+          <w:lang w:val="pt-PT"/>
+        </w:rPr>
+        <w:t xml:space="preserve">  "batchNumber": "LT-1234A",</w:t>
+      </w:r>
+    </w:p>
+    <w:p>
+      <w:pPr>
+        <w:ind w:left="1440"/>
+        <w:rPr>
+          <w:lang w:val="pt-PT"/>
+        </w:rPr>
+      </w:pPr>
+      <w:r>
+        <w:rPr>
+          <w:lang w:val="pt-PT"/>
+        </w:rPr>
+        <w:t xml:space="preserve">  "product": "RoastedChicken_Unit",</w:t>
+      </w:r>
+    </w:p>
+    <w:p>
+      <w:pPr>
+        <w:ind w:left="1440"/>
+        <w:rPr>
+          <w:lang w:val="pt-PT"/>
+        </w:rPr>
+      </w:pPr>
+      <w:r>
+        <w:rPr>
+          <w:lang w:val="pt-PT"/>
+        </w:rPr>
+        <w:t xml:space="preserve">  "quantity": 5.00,</w:t>
+      </w:r>
+    </w:p>
+    <w:p>
+      <w:pPr>
+        <w:ind w:left="1440"/>
+        <w:rPr>
+          <w:lang w:val="pt-PT"/>
+        </w:rPr>
+      </w:pPr>
+      <w:r>
+        <w:rPr>
+          <w:lang w:val="pt-PT"/>
+        </w:rPr>
+        <w:t xml:space="preserve">  "reason": "Damage",</w:t>
+      </w:r>
+    </w:p>
+    <w:p>
+      <w:pPr>
+        <w:ind w:left="1440"/>
+        <w:rPr>
+          <w:lang w:val="pt-PT"/>
+        </w:rPr>
+      </w:pPr>
+      <w:r>
+        <w:rPr>
+          <w:lang w:val="pt-PT"/>
+        </w:rPr>
+        <w:t xml:space="preserve">  "observations": "Embalagem rasgada durante a arrumação na arca.",</w:t>
+      </w:r>
+    </w:p>
+    <w:p>
+      <w:pPr>
+        <w:ind w:left="1440"/>
+        <w:rPr>
+          <w:lang w:val="pt-PT"/>
+        </w:rPr>
+      </w:pPr>
+      <w:r>
+        <w:rPr>
+          <w:lang w:val="pt-PT"/>
+        </w:rPr>
+        <w:t xml:space="preserve">  "date": "2026-07-19T17:51:00Z"</w:t>
+      </w:r>
+    </w:p>
+    <w:p>
+      <w:pPr>
+        <w:ind w:left="720"/>
+        <w:rPr>
+          <w:lang w:val="pt-PT"/>
+        </w:rPr>
+      </w:pPr>
+      <w:r>
+        <w:rPr>
+          <w:lang w:val="pt-PT"/>
+        </w:rPr>
+        <w:t>}</w:t>
       </w:r>
     </w:p>
     <w:p>
@@ -1535,6 +3199,8 @@
     <w:p>
       <w:pPr>
         <w:rPr>
+          <w:b/>
+          <w:bCs/>
           <w:lang w:val="pt-PT"/>
         </w:rPr>
       </w:pPr>
@@ -1545,7 +3211,15 @@
           <w:lang w:val="pt-PT"/>
         </w:rPr>
         <w:lastRenderedPageBreak/>
-        <w:t>3. Domínio: Master Data (Entidades Auxiliares)</w:t>
+        <w:t xml:space="preserve">3. Domínio: </w:t>
+      </w:r>
+      <w:r>
+        <w:rPr>
+          <w:b/>
+          <w:bCs/>
+          <w:lang w:val="pt-PT"/>
+        </w:rPr>
+        <w:t>Empresas e Catálogo</w:t>
       </w:r>
     </w:p>
     <w:p>
@@ -1582,7 +3256,31 @@
         <w:rPr>
           <w:lang w:val="pt-PT"/>
         </w:rPr>
-        <w:t xml:space="preserve"> Escolher fornecedores ou clientes.</w:t>
+        <w:t xml:space="preserve"> </w:t>
+      </w:r>
+      <w:r>
+        <w:rPr>
+          <w:lang w:val="pt-PT"/>
+        </w:rPr>
+        <w:t>Visualizar</w:t>
+      </w:r>
+      <w:r>
+        <w:rPr>
+          <w:lang w:val="pt-PT"/>
+        </w:rPr>
+        <w:t xml:space="preserve"> fornecedores </w:t>
+      </w:r>
+      <w:r>
+        <w:rPr>
+          <w:lang w:val="pt-PT"/>
+        </w:rPr>
+        <w:t>e</w:t>
+      </w:r>
+      <w:r>
+        <w:rPr>
+          <w:lang w:val="pt-PT"/>
+        </w:rPr>
+        <w:t xml:space="preserve"> clientes.</w:t>
       </w:r>
     </w:p>
     <w:p>
@@ -1600,15 +3298,7 @@
         <w:t>EP:</w:t>
       </w:r>
       <w:r>
-        <w:t xml:space="preserve"> GET /</w:t>
-      </w:r>
-      <w:proofErr w:type="spellStart"/>
-      <w:r>
-        <w:t>api</w:t>
-      </w:r>
-      <w:proofErr w:type="spellEnd"/>
-      <w:r>
-        <w:t>/companies</w:t>
+        <w:t xml:space="preserve"> GET /api/companies</w:t>
       </w:r>
     </w:p>
     <w:p>
@@ -1637,25 +3327,588 @@
       </w:r>
     </w:p>
     <w:p>
-      <w:r>
-        <w:rPr>
-          <w:b/>
-          <w:bCs/>
-        </w:rPr>
-        <w:t>3.2</w:t>
-      </w:r>
-      <w:r>
+      <w:pPr>
+        <w:numPr>
+          <w:ilvl w:val="0"/>
+          <w:numId w:val="18"/>
+        </w:numPr>
+        <w:rPr>
+          <w:lang w:val="pt-PT"/>
+        </w:rPr>
+      </w:pPr>
+      <w:r>
+        <w:rPr>
+          <w:b/>
+          <w:bCs/>
+          <w:lang w:val="pt-PT"/>
+        </w:rPr>
+        <w:t>Payload(resposta):</w:t>
+      </w:r>
+    </w:p>
+    <w:p>
+      <w:pPr>
+        <w:ind w:left="360"/>
+        <w:rPr>
+          <w:lang w:val="pt-PT"/>
+        </w:rPr>
+      </w:pPr>
+      <w:r>
+        <w:rPr>
+          <w:lang w:val="pt-PT"/>
+        </w:rPr>
+        <w:t>[{</w:t>
+      </w:r>
+    </w:p>
+    <w:p>
+      <w:pPr>
+        <w:ind w:left="360"/>
+        <w:rPr>
+          <w:lang w:val="pt-PT"/>
+        </w:rPr>
+      </w:pPr>
+      <w:r>
+        <w:rPr>
+          <w:lang w:val="pt-PT"/>
+        </w:rPr>
+        <w:t xml:space="preserve">    "id": 1,</w:t>
+      </w:r>
+    </w:p>
+    <w:p>
+      <w:pPr>
+        <w:ind w:left="360"/>
+        <w:rPr>
+          <w:lang w:val="pt-PT"/>
+        </w:rPr>
+      </w:pPr>
+      <w:r>
+        <w:rPr>
+          <w:lang w:val="pt-PT"/>
+        </w:rPr>
+        <w:t xml:space="preserve">    "name": "Sonae Distribuição S.A.",</w:t>
+      </w:r>
+    </w:p>
+    <w:p>
+      <w:pPr>
+        <w:ind w:left="360"/>
+        <w:rPr>
+          <w:lang w:val="pt-PT"/>
+        </w:rPr>
+      </w:pPr>
+      <w:r>
+        <w:rPr>
+          <w:lang w:val="pt-PT"/>
+        </w:rPr>
+        <w:t xml:space="preserve">    "taxId": "523456789",</w:t>
+      </w:r>
+    </w:p>
+    <w:p>
+      <w:pPr>
+        <w:ind w:left="360"/>
+        <w:rPr>
+          <w:lang w:val="pt-PT"/>
+        </w:rPr>
+      </w:pPr>
+      <w:r>
+        <w:rPr>
+          <w:lang w:val="pt-PT"/>
+        </w:rPr>
+        <w:t xml:space="preserve">    "businessGroupId": 2,</w:t>
+      </w:r>
+    </w:p>
+    <w:p>
+      <w:pPr>
+        <w:ind w:left="360"/>
+        <w:rPr>
+          <w:lang w:val="pt-PT"/>
+        </w:rPr>
+      </w:pPr>
+      <w:r>
+        <w:rPr>
+          <w:lang w:val="pt-PT"/>
+        </w:rPr>
+        <w:t xml:space="preserve">    "streetAdress": "Rua João Mendonça, 505",</w:t>
+      </w:r>
+    </w:p>
+    <w:p>
+      <w:pPr>
+        <w:ind w:left="360"/>
+        <w:rPr>
+          <w:lang w:val="pt-PT"/>
+        </w:rPr>
+      </w:pPr>
+      <w:r>
+        <w:rPr>
+          <w:lang w:val="pt-PT"/>
+        </w:rPr>
+        <w:t xml:space="preserve">    "postalCode": "4464-503",</w:t>
+      </w:r>
+    </w:p>
+    <w:p>
+      <w:pPr>
+        <w:ind w:left="360"/>
+        <w:rPr>
+          <w:lang w:val="pt-PT"/>
+        </w:rPr>
+      </w:pPr>
+      <w:r>
+        <w:rPr>
+          <w:lang w:val="pt-PT"/>
+        </w:rPr>
+        <w:t xml:space="preserve">    "location": "Senhora da Hora",</w:t>
+      </w:r>
+    </w:p>
+    <w:p>
+      <w:pPr>
+        <w:ind w:left="360"/>
+      </w:pPr>
+      <w:r>
+        <w:rPr>
+          <w:lang w:val="pt-PT"/>
+        </w:rPr>
+        <w:t xml:space="preserve">    </w:t>
+      </w:r>
+      <w:r>
+        <w:t>"email": "comercial@sonae.pt",</w:t>
+      </w:r>
+    </w:p>
+    <w:p>
+      <w:pPr>
+        <w:ind w:left="360"/>
+      </w:pPr>
+      <w:r>
+        <w:t xml:space="preserve">    "phoneNumber": "229990000"</w:t>
+      </w:r>
+    </w:p>
+    <w:p>
+      <w:pPr>
+        <w:ind w:left="360"/>
+        <w:rPr>
+          <w:lang w:val="pt-PT"/>
+        </w:rPr>
+      </w:pPr>
+      <w:r>
+        <w:t xml:space="preserve">  </w:t>
+      </w:r>
+      <w:r>
+        <w:rPr>
+          <w:lang w:val="pt-PT"/>
+        </w:rPr>
+        <w:t>},{</w:t>
+      </w:r>
+    </w:p>
+    <w:p>
+      <w:pPr>
+        <w:ind w:left="360"/>
+        <w:rPr>
+          <w:lang w:val="pt-PT"/>
+        </w:rPr>
+      </w:pPr>
+      <w:r>
+        <w:rPr>
+          <w:lang w:val="pt-PT"/>
+        </w:rPr>
+        <w:t xml:space="preserve">    "id": 2,</w:t>
+      </w:r>
+    </w:p>
+    <w:p>
+      <w:pPr>
+        <w:ind w:left="360"/>
+        <w:rPr>
+          <w:lang w:val="pt-PT"/>
+        </w:rPr>
+      </w:pPr>
+      <w:r>
+        <w:rPr>
+          <w:lang w:val="pt-PT"/>
+        </w:rPr>
+        <w:t xml:space="preserve">    "name": "Pingo Doce Supermercados",</w:t>
+      </w:r>
+    </w:p>
+    <w:p>
+      <w:pPr>
+        <w:ind w:left="360"/>
+        <w:rPr>
+          <w:lang w:val="pt-PT"/>
+        </w:rPr>
+      </w:pPr>
+      <w:r>
+        <w:rPr>
+          <w:lang w:val="pt-PT"/>
+        </w:rPr>
+        <w:t xml:space="preserve">    "taxId": "501234567",</w:t>
+      </w:r>
+    </w:p>
+    <w:p>
+      <w:pPr>
+        <w:ind w:left="360"/>
+        <w:rPr>
+          <w:lang w:val="pt-PT"/>
+        </w:rPr>
+      </w:pPr>
+      <w:r>
+        <w:rPr>
+          <w:lang w:val="pt-PT"/>
+        </w:rPr>
+        <w:t xml:space="preserve">    "businessGroupId": null,</w:t>
+      </w:r>
+    </w:p>
+    <w:p>
+      <w:pPr>
+        <w:ind w:left="360"/>
+        <w:rPr>
+          <w:lang w:val="pt-PT"/>
+        </w:rPr>
+      </w:pPr>
+      <w:r>
+        <w:rPr>
+          <w:lang w:val="pt-PT"/>
+        </w:rPr>
+        <w:t xml:space="preserve">    "streetAdress": "Rua Nova do Viso, 12",</w:t>
+      </w:r>
+    </w:p>
+    <w:p>
+      <w:pPr>
+        <w:ind w:left="360"/>
+        <w:rPr>
+          <w:lang w:val="pt-PT"/>
+        </w:rPr>
+      </w:pPr>
+      <w:r>
+        <w:rPr>
+          <w:lang w:val="pt-PT"/>
+        </w:rPr>
+        <w:t xml:space="preserve">    "postalCode": "4470-123",</w:t>
+      </w:r>
+    </w:p>
+    <w:p>
+      <w:pPr>
+        <w:ind w:left="360"/>
+        <w:rPr>
+          <w:lang w:val="pt-PT"/>
+        </w:rPr>
+      </w:pPr>
+      <w:r>
+        <w:rPr>
+          <w:lang w:val="pt-PT"/>
+        </w:rPr>
+        <w:t xml:space="preserve">    "location": "Maia",</w:t>
+      </w:r>
+    </w:p>
+    <w:p>
+      <w:pPr>
+        <w:ind w:left="360"/>
+        <w:rPr>
+          <w:lang w:val="pt-PT"/>
+        </w:rPr>
+      </w:pPr>
+      <w:r>
+        <w:rPr>
+          <w:lang w:val="pt-PT"/>
+        </w:rPr>
+        <w:t xml:space="preserve">    "email": "encomendas@pingodoce.pt",</w:t>
+      </w:r>
+    </w:p>
+    <w:p>
+      <w:pPr>
+        <w:ind w:left="360"/>
+        <w:rPr>
+          <w:lang w:val="pt-PT"/>
+        </w:rPr>
+      </w:pPr>
+      <w:r>
+        <w:rPr>
+          <w:lang w:val="pt-PT"/>
+        </w:rPr>
+        <w:t xml:space="preserve">    "phoneNumber": "221112223"}]</w:t>
+      </w:r>
+    </w:p>
+    <w:p>
+      <w:pPr>
+        <w:rPr>
+          <w:lang w:val="pt-PT"/>
+        </w:rPr>
+      </w:pPr>
+      <w:r>
+        <w:rPr>
+          <w:lang w:val="pt-PT"/>
+        </w:rPr>
+        <w:lastRenderedPageBreak/>
+        <w:t>3</w:t>
+      </w:r>
+      <w:r>
+        <w:rPr>
+          <w:lang w:val="pt-PT"/>
+        </w:rPr>
+        <w:t>.2 Cenário: Registar ou editar uma empresa (Fornecedor/Cliente).</w:t>
+      </w:r>
+    </w:p>
+    <w:p>
+      <w:pPr>
+        <w:pStyle w:val="ListParagraph"/>
+        <w:numPr>
+          <w:ilvl w:val="0"/>
+          <w:numId w:val="30"/>
+        </w:numPr>
+      </w:pPr>
+      <w:r>
+        <w:rPr>
+          <w:b/>
+          <w:bCs/>
+        </w:rPr>
+        <w:t>EP:</w:t>
+      </w:r>
+      <w:r>
+        <w:rPr>
+          <w:b/>
+          <w:bCs/>
+        </w:rPr>
         <w:t xml:space="preserve"> </w:t>
       </w:r>
-      <w:proofErr w:type="spellStart"/>
-      <w:r>
-        <w:rPr>
-          <w:b/>
-          <w:bCs/>
-        </w:rPr>
-        <w:t>Cenário</w:t>
-      </w:r>
-      <w:proofErr w:type="spellEnd"/>
+      <w:r>
+        <w:t>POST /api/companies</w:t>
+      </w:r>
+    </w:p>
+    <w:p>
+      <w:pPr>
+        <w:pStyle w:val="ListParagraph"/>
+        <w:numPr>
+          <w:ilvl w:val="0"/>
+          <w:numId w:val="30"/>
+        </w:numPr>
+        <w:rPr>
+          <w:lang w:val="pt-PT"/>
+        </w:rPr>
+      </w:pPr>
+      <w:r>
+        <w:rPr>
+          <w:b/>
+          <w:bCs/>
+          <w:lang w:val="pt-PT"/>
+        </w:rPr>
+        <w:t>Descrição:</w:t>
+      </w:r>
+      <w:r>
+        <w:rPr>
+          <w:b/>
+          <w:bCs/>
+          <w:lang w:val="pt-PT"/>
+        </w:rPr>
+        <w:t xml:space="preserve"> </w:t>
+      </w:r>
+      <w:r>
+        <w:rPr>
+          <w:lang w:val="pt-PT"/>
+        </w:rPr>
+        <w:t>Permite a criação de novos parceiros comerciais no sistema.</w:t>
+      </w:r>
+    </w:p>
+    <w:p>
+      <w:pPr>
+        <w:pStyle w:val="ListParagraph"/>
+        <w:numPr>
+          <w:ilvl w:val="0"/>
+          <w:numId w:val="30"/>
+        </w:numPr>
+        <w:rPr>
+          <w:lang w:val="pt-PT"/>
+        </w:rPr>
+      </w:pPr>
+      <w:r>
+        <w:rPr>
+          <w:b/>
+          <w:bCs/>
+          <w:lang w:val="pt-PT"/>
+        </w:rPr>
+        <w:t>Payload(envio):</w:t>
+      </w:r>
+      <w:r>
+        <w:rPr>
+          <w:lang w:val="pt-PT"/>
+        </w:rPr>
+        <w:t xml:space="preserve"> </w:t>
+      </w:r>
+    </w:p>
+    <w:p>
+      <w:pPr>
+        <w:ind w:left="720"/>
+        <w:rPr>
+          <w:lang w:val="pt-PT"/>
+        </w:rPr>
+      </w:pPr>
+      <w:r>
+        <w:rPr>
+          <w:lang w:val="pt-PT"/>
+        </w:rPr>
+        <w:t>{</w:t>
+      </w:r>
+    </w:p>
+    <w:p>
+      <w:pPr>
+        <w:ind w:left="1440"/>
+        <w:rPr>
+          <w:lang w:val="pt-PT"/>
+        </w:rPr>
+      </w:pPr>
+      <w:r>
+        <w:rPr>
+          <w:lang w:val="pt-PT"/>
+        </w:rPr>
+        <w:t xml:space="preserve">  "name": "Auchan Portugal",</w:t>
+      </w:r>
+    </w:p>
+    <w:p>
+      <w:pPr>
+        <w:ind w:left="1440"/>
+        <w:rPr>
+          <w:lang w:val="pt-PT"/>
+        </w:rPr>
+      </w:pPr>
+      <w:r>
+        <w:rPr>
+          <w:lang w:val="pt-PT"/>
+        </w:rPr>
+        <w:t xml:space="preserve">  "taxId": "502345678",</w:t>
+      </w:r>
+    </w:p>
+    <w:p>
+      <w:pPr>
+        <w:ind w:left="1440"/>
+        <w:rPr>
+          <w:lang w:val="pt-PT"/>
+        </w:rPr>
+      </w:pPr>
+      <w:r>
+        <w:rPr>
+          <w:lang w:val="pt-PT"/>
+        </w:rPr>
+        <w:t xml:space="preserve">  "businessGroupId": 2,</w:t>
+      </w:r>
+    </w:p>
+    <w:p>
+      <w:pPr>
+        <w:ind w:left="1440"/>
+        <w:rPr>
+          <w:lang w:val="pt-PT"/>
+        </w:rPr>
+      </w:pPr>
+      <w:r>
+        <w:rPr>
+          <w:lang w:val="pt-PT"/>
+        </w:rPr>
+        <w:t xml:space="preserve">  "streetAdress": "Estrada de Paço de Arcos, 48",</w:t>
+      </w:r>
+    </w:p>
+    <w:p>
+      <w:pPr>
+        <w:ind w:left="1440"/>
+        <w:rPr>
+          <w:lang w:val="pt-PT"/>
+        </w:rPr>
+      </w:pPr>
+      <w:r>
+        <w:rPr>
+          <w:lang w:val="pt-PT"/>
+        </w:rPr>
+        <w:t xml:space="preserve">  "postalCode": "2770-129",</w:t>
+      </w:r>
+    </w:p>
+    <w:p>
+      <w:pPr>
+        <w:ind w:left="1440"/>
+        <w:rPr>
+          <w:lang w:val="pt-PT"/>
+        </w:rPr>
+      </w:pPr>
+      <w:r>
+        <w:rPr>
+          <w:lang w:val="pt-PT"/>
+        </w:rPr>
+        <w:t xml:space="preserve">  "location": "Paço de Arcos",</w:t>
+      </w:r>
+    </w:p>
+    <w:p>
+      <w:pPr>
+        <w:ind w:left="1440"/>
+      </w:pPr>
+      <w:r>
+        <w:rPr>
+          <w:lang w:val="pt-PT"/>
+        </w:rPr>
+        <w:t xml:space="preserve">  </w:t>
+      </w:r>
+      <w:r>
+        <w:t>"email": "logistica@auchan.pt",</w:t>
+      </w:r>
+    </w:p>
+    <w:p>
+      <w:pPr>
+        <w:ind w:left="1440"/>
+      </w:pPr>
+      <w:r>
+        <w:t xml:space="preserve">  "phoneNumber": "214400000"</w:t>
+      </w:r>
+    </w:p>
+    <w:p>
+      <w:pPr>
+        <w:ind w:left="720"/>
+        <w:rPr>
+          <w:lang w:val="pt-PT"/>
+        </w:rPr>
+      </w:pPr>
+      <w:r>
+        <w:rPr>
+          <w:lang w:val="pt-PT"/>
+        </w:rPr>
+        <w:t xml:space="preserve">} </w:t>
+      </w:r>
+      <w:r>
+        <w:rPr>
+          <w:lang w:val="pt-PT"/>
+        </w:rPr>
+        <w:br w:type="page"/>
+      </w:r>
+    </w:p>
+    <w:p>
+      <w:pPr>
+        <w:rPr>
+          <w:lang w:val="pt-PT"/>
+        </w:rPr>
+      </w:pPr>
+      <w:r>
+        <w:rPr>
+          <w:lang w:val="pt-PT"/>
+        </w:rPr>
+        <w:lastRenderedPageBreak/>
+        <w:t>3.</w:t>
+      </w:r>
+      <w:r>
+        <w:rPr>
+          <w:lang w:val="pt-PT"/>
+        </w:rPr>
+        <w:t>3</w:t>
+      </w:r>
+      <w:r>
+        <w:rPr>
+          <w:lang w:val="pt-PT"/>
+        </w:rPr>
+        <w:t xml:space="preserve"> Cenário: Editar uma empresa (Fornecedor/Cliente).</w:t>
+      </w:r>
+    </w:p>
+    <w:p>
+      <w:pPr>
+        <w:pStyle w:val="ListParagraph"/>
+        <w:numPr>
+          <w:ilvl w:val="0"/>
+          <w:numId w:val="30"/>
+        </w:numPr>
+      </w:pPr>
+      <w:r>
+        <w:rPr>
+          <w:b/>
+          <w:bCs/>
+        </w:rPr>
+        <w:t>EP</w:t>
+      </w:r>
       <w:r>
         <w:rPr>
           <w:b/>
@@ -1666,28 +3919,2105 @@
       <w:r>
         <w:t xml:space="preserve"> </w:t>
       </w:r>
-      <w:proofErr w:type="spellStart"/>
-      <w:r>
-        <w:t>Selecionar</w:t>
-      </w:r>
-      <w:proofErr w:type="spellEnd"/>
-      <w:r>
+      <w:r>
+        <w:t>PUT</w:t>
+      </w:r>
+      <w:r>
+        <w:t xml:space="preserve"> /api/companies</w:t>
+      </w:r>
+      <w:r>
+        <w:t>/{id}</w:t>
+      </w:r>
+    </w:p>
+    <w:p>
+      <w:pPr>
+        <w:pStyle w:val="ListParagraph"/>
+        <w:numPr>
+          <w:ilvl w:val="0"/>
+          <w:numId w:val="30"/>
+        </w:numPr>
+        <w:rPr>
+          <w:lang w:val="pt-PT"/>
+        </w:rPr>
+      </w:pPr>
+      <w:r>
+        <w:rPr>
+          <w:b/>
+          <w:bCs/>
+          <w:lang w:val="pt-PT"/>
+        </w:rPr>
+        <w:t>Descrição:</w:t>
+      </w:r>
+      <w:r>
+        <w:rPr>
+          <w:lang w:val="pt-PT"/>
+        </w:rPr>
+        <w:t xml:space="preserve"> Permite a criação de novos parceiros comerciais no sistema.</w:t>
+      </w:r>
+    </w:p>
+    <w:p>
+      <w:pPr>
+        <w:pStyle w:val="ListParagraph"/>
+        <w:numPr>
+          <w:ilvl w:val="0"/>
+          <w:numId w:val="30"/>
+        </w:numPr>
+        <w:rPr>
+          <w:lang w:val="pt-PT"/>
+        </w:rPr>
+      </w:pPr>
+      <w:r>
+        <w:rPr>
+          <w:b/>
+          <w:bCs/>
+          <w:lang w:val="pt-PT"/>
+        </w:rPr>
+        <w:t>Payload</w:t>
+      </w:r>
+      <w:r>
+        <w:rPr>
+          <w:b/>
+          <w:bCs/>
+          <w:lang w:val="pt-PT"/>
+        </w:rPr>
+        <w:t>(envio)</w:t>
+      </w:r>
+      <w:r>
+        <w:rPr>
+          <w:b/>
+          <w:bCs/>
+          <w:lang w:val="pt-PT"/>
+        </w:rPr>
+        <w:t>:</w:t>
+      </w:r>
+      <w:r>
+        <w:rPr>
+          <w:lang w:val="pt-PT"/>
+        </w:rPr>
         <w:t xml:space="preserve"> </w:t>
       </w:r>
-      <w:proofErr w:type="spellStart"/>
-      <w:r>
-        <w:t>motoristas</w:t>
-      </w:r>
-      <w:proofErr w:type="spellEnd"/>
-      <w:r>
+    </w:p>
+    <w:p>
+      <w:pPr>
+        <w:ind w:left="720"/>
+        <w:rPr>
+          <w:lang w:val="pt-PT"/>
+        </w:rPr>
+      </w:pPr>
+      <w:r>
+        <w:rPr>
+          <w:lang w:val="pt-PT"/>
+        </w:rPr>
+        <w:t>{</w:t>
+      </w:r>
+    </w:p>
+    <w:p>
+      <w:pPr>
+        <w:ind w:left="1440"/>
+        <w:rPr>
+          <w:lang w:val="pt-PT"/>
+        </w:rPr>
+      </w:pPr>
+      <w:r>
+        <w:rPr>
+          <w:lang w:val="pt-PT"/>
+        </w:rPr>
+        <w:t xml:space="preserve">  "name": "Sonae Distribuição S.A. - Porto",</w:t>
+      </w:r>
+    </w:p>
+    <w:p>
+      <w:pPr>
+        <w:ind w:left="1440"/>
+      </w:pPr>
+      <w:r>
+        <w:rPr>
+          <w:lang w:val="pt-PT"/>
+        </w:rPr>
+        <w:t xml:space="preserve">  </w:t>
+      </w:r>
+      <w:r>
+        <w:t>"taxId": "523456789",</w:t>
+      </w:r>
+    </w:p>
+    <w:p>
+      <w:pPr>
+        <w:ind w:left="1440"/>
+      </w:pPr>
+      <w:r>
+        <w:t xml:space="preserve">  "businessGroupId": 2,</w:t>
+      </w:r>
+    </w:p>
+    <w:p>
+      <w:pPr>
+        <w:ind w:left="1440"/>
+      </w:pPr>
+      <w:r>
+        <w:t xml:space="preserve">  "streetAdress": "Via Norte, Km 4",</w:t>
+      </w:r>
+    </w:p>
+    <w:p>
+      <w:pPr>
+        <w:ind w:left="1440"/>
+      </w:pPr>
+      <w:r>
+        <w:t xml:space="preserve">  "postalCode": "4465-100",</w:t>
+      </w:r>
+    </w:p>
+    <w:p>
+      <w:pPr>
+        <w:ind w:left="1440"/>
+      </w:pPr>
+      <w:r>
+        <w:t xml:space="preserve">  "location": "Maia",</w:t>
+      </w:r>
+    </w:p>
+    <w:p>
+      <w:pPr>
+        <w:ind w:left="1440"/>
+      </w:pPr>
+      <w:r>
+        <w:t xml:space="preserve">  "email": "comercial.porto@sonae.pt",</w:t>
+      </w:r>
+    </w:p>
+    <w:p>
+      <w:pPr>
+        <w:ind w:left="1440"/>
+      </w:pPr>
+      <w:r>
+        <w:t xml:space="preserve">  "phoneNumber": "229991111"</w:t>
+      </w:r>
+    </w:p>
+    <w:p>
+      <w:pPr>
+        <w:ind w:left="720"/>
+        <w:rPr>
+          <w:lang w:val="pt-PT"/>
+        </w:rPr>
+      </w:pPr>
+      <w:r>
+        <w:rPr>
+          <w:lang w:val="pt-PT"/>
+        </w:rPr>
+        <w:t>}</w:t>
+      </w:r>
+    </w:p>
+    <w:p>
+      <w:pPr>
+        <w:ind w:left="360"/>
+        <w:rPr>
+          <w:lang w:val="pt-PT"/>
+        </w:rPr>
+      </w:pPr>
+    </w:p>
+    <w:p>
+      <w:pPr>
+        <w:rPr>
+          <w:lang w:val="pt-PT"/>
+        </w:rPr>
+      </w:pPr>
+      <w:r>
+        <w:rPr>
+          <w:lang w:val="pt-PT"/>
+        </w:rPr>
+        <w:t>3</w:t>
+      </w:r>
+      <w:r>
+        <w:rPr>
+          <w:lang w:val="pt-PT"/>
+        </w:rPr>
+        <w:t>.4</w:t>
+      </w:r>
+      <w:r>
+        <w:rPr>
+          <w:lang w:val="pt-PT"/>
+        </w:rPr>
+        <w:t xml:space="preserve"> Cenário: Remover uma Empresa (Cliente/Fornecedor).</w:t>
+      </w:r>
+    </w:p>
+    <w:p>
+      <w:pPr>
+        <w:pStyle w:val="ListParagraph"/>
+        <w:numPr>
+          <w:ilvl w:val="0"/>
+          <w:numId w:val="30"/>
+        </w:numPr>
+      </w:pPr>
+      <w:r>
+        <w:rPr>
+          <w:b/>
+          <w:bCs/>
+        </w:rPr>
+        <w:t>EP</w:t>
+      </w:r>
+      <w:r>
+        <w:rPr>
+          <w:b/>
+          <w:bCs/>
+        </w:rPr>
+        <w:t>:</w:t>
+      </w:r>
+      <w:r>
+        <w:t xml:space="preserve"> DELETE /api/companies/{id}</w:t>
+      </w:r>
+    </w:p>
+    <w:p>
+      <w:pPr>
+        <w:pStyle w:val="ListParagraph"/>
+        <w:numPr>
+          <w:ilvl w:val="0"/>
+          <w:numId w:val="30"/>
+        </w:numPr>
+        <w:rPr>
+          <w:lang w:val="pt-PT"/>
+        </w:rPr>
+      </w:pPr>
+      <w:r>
+        <w:rPr>
+          <w:b/>
+          <w:bCs/>
+          <w:lang w:val="pt-PT"/>
+        </w:rPr>
+        <w:t>Descrição:</w:t>
+      </w:r>
+      <w:r>
+        <w:rPr>
+          <w:lang w:val="pt-PT"/>
+        </w:rPr>
+        <w:t xml:space="preserve"> Remove a empresa do sistema (ou desativa-a) para que deixe de aparecer nas dropdowns de novas encomendas.</w:t>
+      </w:r>
+    </w:p>
+    <w:p>
+      <w:pPr>
+        <w:pStyle w:val="ListParagraph"/>
+        <w:numPr>
+          <w:ilvl w:val="0"/>
+          <w:numId w:val="30"/>
+        </w:numPr>
+      </w:pPr>
+      <w:r>
+        <w:rPr>
+          <w:b/>
+          <w:bCs/>
+          <w:lang w:val="pt-PT"/>
+        </w:rPr>
+        <w:t>Payload</w:t>
+      </w:r>
+      <w:r>
+        <w:rPr>
+          <w:b/>
+          <w:bCs/>
+          <w:lang w:val="pt-PT"/>
+        </w:rPr>
+        <w:t>(resposta – 200 OK)</w:t>
+      </w:r>
+      <w:r>
+        <w:rPr>
+          <w:b/>
+          <w:bCs/>
+          <w:lang w:val="pt-PT"/>
+        </w:rPr>
+        <w:t>:</w:t>
+      </w:r>
+      <w:r>
+        <w:rPr>
+          <w:b/>
+          <w:bCs/>
+          <w:lang w:val="pt-PT"/>
+        </w:rPr>
         <w:t xml:space="preserve"> </w:t>
       </w:r>
-      <w:proofErr w:type="spellStart"/>
+      <w:r>
+        <w:rPr>
+          <w:lang w:val="pt-PT"/>
+        </w:rPr>
+        <w:t xml:space="preserve">{ "success": true, "message": "Empresa removida com sucesso." </w:t>
+      </w:r>
+      <w:r>
+        <w:t>}</w:t>
+      </w:r>
+    </w:p>
+    <w:p>
+      <w:r>
+        <w:br w:type="page"/>
+      </w:r>
+    </w:p>
+    <w:p>
+      <w:pPr>
+        <w:rPr>
+          <w:lang w:val="pt-PT"/>
+        </w:rPr>
+      </w:pPr>
+      <w:r>
+        <w:rPr>
+          <w:b/>
+          <w:bCs/>
+          <w:lang w:val="pt-PT"/>
+        </w:rPr>
+        <w:lastRenderedPageBreak/>
+        <w:t>3</w:t>
+      </w:r>
+      <w:r>
+        <w:rPr>
+          <w:b/>
+          <w:bCs/>
+          <w:lang w:val="pt-PT"/>
+        </w:rPr>
+        <w:t>.</w:t>
+      </w:r>
+      <w:r>
+        <w:rPr>
+          <w:b/>
+          <w:bCs/>
+          <w:lang w:val="pt-PT"/>
+        </w:rPr>
+        <w:t>5</w:t>
+      </w:r>
+      <w:r>
+        <w:rPr>
+          <w:b/>
+          <w:bCs/>
+          <w:lang w:val="pt-PT"/>
+        </w:rPr>
+        <w:t xml:space="preserve"> </w:t>
+      </w:r>
+      <w:r>
+        <w:rPr>
+          <w:b/>
+          <w:bCs/>
+          <w:lang w:val="pt-PT"/>
+        </w:rPr>
+        <w:t>Cenário:</w:t>
+      </w:r>
+      <w:r>
+        <w:rPr>
+          <w:lang w:val="pt-PT"/>
+        </w:rPr>
+        <w:t xml:space="preserve"> </w:t>
+      </w:r>
+      <w:r>
+        <w:rPr>
+          <w:lang w:val="pt-PT"/>
+        </w:rPr>
+        <w:t>Visualizar</w:t>
+      </w:r>
+      <w:r>
+        <w:rPr>
+          <w:lang w:val="pt-PT"/>
+        </w:rPr>
+        <w:t xml:space="preserve"> </w:t>
+      </w:r>
+      <w:r>
+        <w:rPr>
+          <w:lang w:val="pt-PT"/>
+        </w:rPr>
+        <w:t>Produtos</w:t>
+      </w:r>
+    </w:p>
+    <w:p>
+      <w:pPr>
+        <w:numPr>
+          <w:ilvl w:val="0"/>
+          <w:numId w:val="18"/>
+        </w:numPr>
+      </w:pPr>
+      <w:r>
+        <w:rPr>
+          <w:b/>
+          <w:bCs/>
+        </w:rPr>
+        <w:t>EP:</w:t>
+      </w:r>
+      <w:r>
+        <w:t xml:space="preserve"> GET /api/</w:t>
+      </w:r>
+      <w:r>
+        <w:t>products</w:t>
+      </w:r>
+    </w:p>
+    <w:p>
+      <w:pPr>
+        <w:numPr>
+          <w:ilvl w:val="0"/>
+          <w:numId w:val="18"/>
+        </w:numPr>
+        <w:rPr>
+          <w:lang w:val="pt-PT"/>
+        </w:rPr>
+      </w:pPr>
+      <w:r>
+        <w:rPr>
+          <w:b/>
+          <w:bCs/>
+          <w:lang w:val="pt-PT"/>
+        </w:rPr>
+        <w:t>Descrição:</w:t>
+      </w:r>
+      <w:r>
+        <w:rPr>
+          <w:lang w:val="pt-PT"/>
+        </w:rPr>
+        <w:t xml:space="preserve"> </w:t>
+      </w:r>
+      <w:r>
+        <w:rPr>
+          <w:lang w:val="pt-PT"/>
+        </w:rPr>
+        <w:t xml:space="preserve">Retorna </w:t>
+      </w:r>
+      <w:r>
+        <w:rPr>
+          <w:lang w:val="pt-PT"/>
+        </w:rPr>
+        <w:t>tod</w:t>
+      </w:r>
+      <w:r>
+        <w:rPr>
+          <w:lang w:val="pt-PT"/>
+        </w:rPr>
+        <w:t>o</w:t>
+      </w:r>
+      <w:r>
+        <w:rPr>
+          <w:lang w:val="pt-PT"/>
+        </w:rPr>
+        <w:t xml:space="preserve">s </w:t>
+      </w:r>
+      <w:r>
+        <w:rPr>
+          <w:lang w:val="pt-PT"/>
+        </w:rPr>
+        <w:t>os produtos distintos</w:t>
+      </w:r>
+      <w:r>
+        <w:rPr>
+          <w:lang w:val="pt-PT"/>
+        </w:rPr>
+        <w:t xml:space="preserve"> registados no sistema</w:t>
+      </w:r>
+      <w:r>
+        <w:rPr>
+          <w:lang w:val="pt-PT"/>
+        </w:rPr>
+        <w:t xml:space="preserve"> que a empresa vende ou já vendeu</w:t>
+      </w:r>
+      <w:r>
+        <w:rPr>
+          <w:lang w:val="pt-PT"/>
+        </w:rPr>
+        <w:t xml:space="preserve"> com os respetivos I</w:t>
+      </w:r>
+      <w:r>
+        <w:rPr>
+          <w:lang w:val="pt-PT"/>
+        </w:rPr>
+        <w:t>d</w:t>
+      </w:r>
+      <w:r>
+        <w:rPr>
+          <w:lang w:val="pt-PT"/>
+        </w:rPr>
+        <w:t>s</w:t>
+      </w:r>
+      <w:r>
+        <w:rPr>
+          <w:lang w:val="pt-PT"/>
+        </w:rPr>
+        <w:t xml:space="preserve"> </w:t>
+      </w:r>
+      <w:r>
+        <w:rPr>
+          <w:lang w:val="pt-PT"/>
+        </w:rPr>
+        <w:t xml:space="preserve"> ao criar encomendas ou logs de produção.</w:t>
+      </w:r>
+    </w:p>
+    <w:p>
+      <w:pPr>
+        <w:numPr>
+          <w:ilvl w:val="0"/>
+          <w:numId w:val="18"/>
+        </w:numPr>
+        <w:rPr>
+          <w:lang w:val="pt-PT"/>
+        </w:rPr>
+      </w:pPr>
+      <w:r>
+        <w:rPr>
+          <w:b/>
+          <w:bCs/>
+          <w:lang w:val="pt-PT"/>
+        </w:rPr>
+        <w:t>Payload</w:t>
+      </w:r>
+      <w:r>
+        <w:rPr>
+          <w:b/>
+          <w:bCs/>
+          <w:lang w:val="pt-PT"/>
+        </w:rPr>
+        <w:t>(resposta)</w:t>
+      </w:r>
+      <w:r>
+        <w:rPr>
+          <w:b/>
+          <w:bCs/>
+          <w:lang w:val="pt-PT"/>
+        </w:rPr>
+        <w:t>:</w:t>
+      </w:r>
+    </w:p>
+    <w:p>
+      <w:pPr>
+        <w:ind w:left="360"/>
+      </w:pPr>
+      <w:r>
+        <w:t>[{</w:t>
+      </w:r>
+    </w:p>
+    <w:p>
+      <w:pPr>
+        <w:ind w:left="360"/>
+      </w:pPr>
+      <w:r>
+        <w:t xml:space="preserve">    "value": "RoastedChicken_Unit",</w:t>
+      </w:r>
+    </w:p>
+    <w:p>
+      <w:pPr>
+        <w:ind w:left="360"/>
+      </w:pPr>
+      <w:r>
+        <w:t xml:space="preserve">    "label": "Roasted Chicken (Unit)"</w:t>
+      </w:r>
+    </w:p>
+    <w:p>
+      <w:pPr>
+        <w:ind w:left="360"/>
+      </w:pPr>
+      <w:r>
+        <w:t xml:space="preserve">  },</w:t>
+      </w:r>
+    </w:p>
+    <w:p>
+      <w:pPr>
+        <w:ind w:left="360"/>
+      </w:pPr>
+      <w:r>
+        <w:t xml:space="preserve">  {</w:t>
+      </w:r>
+    </w:p>
+    <w:p>
+      <w:pPr>
+        <w:ind w:left="360"/>
+      </w:pPr>
+      <w:r>
+        <w:t xml:space="preserve">    "value": "ChickenMeat_Box_5kg",</w:t>
+      </w:r>
+    </w:p>
+    <w:p>
+      <w:pPr>
+        <w:ind w:left="360"/>
+      </w:pPr>
+      <w:r>
+        <w:t xml:space="preserve">    "label": "Chicken Meat (Box 5kg)"</w:t>
+      </w:r>
+    </w:p>
+    <w:p>
+      <w:pPr>
+        <w:ind w:left="360"/>
+      </w:pPr>
+      <w:r>
+        <w:t xml:space="preserve">  },</w:t>
+      </w:r>
+    </w:p>
+    <w:p>
+      <w:pPr>
+        <w:ind w:left="360"/>
+      </w:pPr>
+      <w:r>
+        <w:t xml:space="preserve">  {</w:t>
+      </w:r>
+    </w:p>
+    <w:p>
+      <w:pPr>
+        <w:ind w:left="360"/>
+      </w:pPr>
+      <w:r>
+        <w:t xml:space="preserve">    "value": "ChickenStroganoff_400g",</w:t>
+      </w:r>
+    </w:p>
+    <w:p>
+      <w:pPr>
+        <w:ind w:left="360"/>
+      </w:pPr>
+      <w:r>
+        <w:t xml:space="preserve">    "label": "Chicken Stroganoff (400g)"</w:t>
+      </w:r>
+    </w:p>
+    <w:p>
+      <w:pPr>
+        <w:ind w:left="360"/>
+        <w:rPr>
+          <w:lang w:val="pt-PT"/>
+        </w:rPr>
+      </w:pPr>
+      <w:r>
+        <w:t xml:space="preserve">  </w:t>
+      </w:r>
+      <w:r>
+        <w:rPr>
+          <w:lang w:val="pt-PT"/>
+        </w:rPr>
+        <w:t>}]</w:t>
+      </w:r>
+    </w:p>
+    <w:p>
+      <w:pPr>
+        <w:rPr>
+          <w:lang w:val="pt-PT"/>
+        </w:rPr>
+      </w:pPr>
+      <w:r>
+        <w:rPr>
+          <w:lang w:val="pt-PT"/>
+        </w:rPr>
+        <w:br w:type="page"/>
+      </w:r>
+    </w:p>
+    <w:p>
+      <w:pPr>
+        <w:ind w:left="360"/>
+        <w:rPr>
+          <w:lang w:val="pt-PT"/>
+        </w:rPr>
+      </w:pPr>
+    </w:p>
+    <w:p>
+      <w:pPr>
+        <w:rPr>
+          <w:lang w:val="pt-PT"/>
+        </w:rPr>
+      </w:pPr>
+    </w:p>
+    <w:p>
+      <w:pPr>
+        <w:rPr>
+          <w:b/>
+          <w:bCs/>
+          <w:sz w:val="40"/>
+          <w:szCs w:val="40"/>
+          <w:lang w:val="pt-PT"/>
+        </w:rPr>
+      </w:pPr>
+    </w:p>
+    <w:p>
+      <w:pPr>
+        <w:rPr>
+          <w:b/>
+          <w:bCs/>
+          <w:sz w:val="40"/>
+          <w:szCs w:val="40"/>
+          <w:lang w:val="pt-PT"/>
+        </w:rPr>
+      </w:pPr>
+    </w:p>
+    <w:p>
+      <w:pPr>
+        <w:rPr>
+          <w:b/>
+          <w:bCs/>
+          <w:sz w:val="40"/>
+          <w:szCs w:val="40"/>
+          <w:lang w:val="pt-PT"/>
+        </w:rPr>
+      </w:pPr>
+      <w:r>
+        <w:rPr>
+          <w:b/>
+          <w:bCs/>
+          <w:sz w:val="40"/>
+          <w:szCs w:val="40"/>
+          <w:lang w:val="pt-PT"/>
+        </w:rPr>
+        <w:t>4. Domínio: Recursos Humanos e Frota (Logística)</w:t>
+      </w:r>
+    </w:p>
+    <w:p>
+      <w:pPr>
+        <w:pStyle w:val="ListParagraph"/>
+        <w:numPr>
+          <w:ilvl w:val="1"/>
+          <w:numId w:val="33"/>
+        </w:numPr>
+      </w:pPr>
+      <w:r>
+        <w:rPr>
+          <w:b/>
+          <w:bCs/>
+        </w:rPr>
+        <w:t>Cenário:</w:t>
+      </w:r>
+      <w:r>
+        <w:t xml:space="preserve"> Selecionar carrinhas </w:t>
+      </w:r>
+      <w:r>
+        <w:t>(/</w:t>
+      </w:r>
       <w:r>
         <w:t>disponíveis</w:t>
       </w:r>
-      <w:proofErr w:type="spellEnd"/>
-      <w:r>
+      <w:r>
+        <w:t>)</w:t>
+      </w:r>
+      <w:r>
+        <w:t>.</w:t>
+      </w:r>
+    </w:p>
+    <w:p>
+      <w:pPr>
+        <w:numPr>
+          <w:ilvl w:val="0"/>
+          <w:numId w:val="20"/>
+        </w:numPr>
+      </w:pPr>
+      <w:r>
+        <w:rPr>
+          <w:b/>
+          <w:bCs/>
+        </w:rPr>
+        <w:t>EP:</w:t>
+      </w:r>
+      <w:r>
+        <w:t xml:space="preserve"> GET /api/vans</w:t>
+      </w:r>
+      <w:r>
+        <w:t>?</w:t>
+      </w:r>
+      <w:r>
+        <w:t>status=</w:t>
+      </w:r>
+      <w:r>
+        <w:t xml:space="preserve"> Available</w:t>
+      </w:r>
+    </w:p>
+    <w:p>
+      <w:pPr>
+        <w:numPr>
+          <w:ilvl w:val="0"/>
+          <w:numId w:val="20"/>
+        </w:numPr>
+        <w:rPr>
+          <w:lang w:val="pt-PT"/>
+        </w:rPr>
+      </w:pPr>
+      <w:r>
+        <w:rPr>
+          <w:b/>
+          <w:bCs/>
+          <w:lang w:val="pt-PT"/>
+        </w:rPr>
+        <w:t>Descrição:</w:t>
+      </w:r>
+      <w:r>
+        <w:rPr>
+          <w:lang w:val="pt-PT"/>
+        </w:rPr>
+        <w:t xml:space="preserve"> Filtra carrinhas com VanStatus = Available.</w:t>
+      </w:r>
+    </w:p>
+    <w:p>
+      <w:pPr>
+        <w:numPr>
+          <w:ilvl w:val="0"/>
+          <w:numId w:val="20"/>
+        </w:numPr>
+        <w:rPr>
+          <w:lang w:val="pt-PT"/>
+        </w:rPr>
+      </w:pPr>
+      <w:r>
+        <w:rPr>
+          <w:b/>
+          <w:bCs/>
+          <w:lang w:val="pt-PT"/>
+        </w:rPr>
+        <w:t>Payload</w:t>
+      </w:r>
+      <w:r>
+        <w:rPr>
+          <w:b/>
+          <w:bCs/>
+          <w:lang w:val="pt-PT"/>
+        </w:rPr>
+        <w:t xml:space="preserve"> </w:t>
+      </w:r>
+      <w:r>
+        <w:rPr>
+          <w:b/>
+          <w:bCs/>
+        </w:rPr>
+        <w:t>(resposta - 200 OK)</w:t>
+      </w:r>
+      <w:r>
+        <w:rPr>
+          <w:b/>
+          <w:bCs/>
+          <w:lang w:val="pt-PT"/>
+        </w:rPr>
+        <w:t>:</w:t>
+      </w:r>
+    </w:p>
+    <w:p>
+      <w:pPr>
+        <w:ind w:left="720"/>
+      </w:pPr>
+      <w:r>
+        <w:t>[{</w:t>
+      </w:r>
+    </w:p>
+    <w:p>
+      <w:pPr>
+        <w:ind w:left="720" w:firstLine="720"/>
+      </w:pPr>
+      <w:r>
+        <w:t>"id": 1,</w:t>
+      </w:r>
+    </w:p>
+    <w:p>
+      <w:pPr>
+        <w:ind w:left="720" w:firstLine="720"/>
+      </w:pPr>
+      <w:r>
+        <w:t>"licensePlate": "AA-00-AA",</w:t>
+      </w:r>
+    </w:p>
+    <w:p>
+      <w:pPr>
+        <w:ind w:left="720" w:firstLine="720"/>
+      </w:pPr>
+      <w:r>
+        <w:t>"dataOfInspection": "2026-11-15",</w:t>
+      </w:r>
+    </w:p>
+    <w:p>
+      <w:pPr>
+        <w:ind w:left="720" w:firstLine="720"/>
+      </w:pPr>
+      <w:r>
+        <w:t>"maxLoadKg": 250.00,</w:t>
+      </w:r>
+    </w:p>
+    <w:p>
+      <w:pPr>
+        <w:ind w:left="720" w:firstLine="720"/>
+      </w:pPr>
+      <w:r>
+        <w:t>"status": "Available"</w:t>
+      </w:r>
+    </w:p>
+    <w:p>
+      <w:pPr>
+        <w:ind w:left="720"/>
+      </w:pPr>
+      <w:r>
+        <w:t xml:space="preserve">  },{</w:t>
+      </w:r>
+    </w:p>
+    <w:p>
+      <w:pPr>
+        <w:ind w:left="1440"/>
+      </w:pPr>
+      <w:r>
+        <w:t>"id": 2,</w:t>
+      </w:r>
+    </w:p>
+    <w:p>
+      <w:pPr>
+        <w:ind w:left="1440"/>
+      </w:pPr>
+      <w:r>
+        <w:t>"licensePlate": "BC-12-DF",</w:t>
+      </w:r>
+    </w:p>
+    <w:p>
+      <w:pPr>
+        <w:ind w:left="1440"/>
+        <w:rPr>
+          <w:lang w:val="pt-PT"/>
+        </w:rPr>
+      </w:pPr>
+      <w:r>
+        <w:rPr>
+          <w:lang w:val="pt-PT"/>
+        </w:rPr>
+        <w:t>"dataOfInspection": "2026-09-01",</w:t>
+      </w:r>
+    </w:p>
+    <w:p>
+      <w:pPr>
+        <w:ind w:left="1440"/>
+        <w:rPr>
+          <w:lang w:val="pt-PT"/>
+        </w:rPr>
+      </w:pPr>
+      <w:r>
+        <w:rPr>
+          <w:lang w:val="pt-PT"/>
+        </w:rPr>
+        <w:t>"maxLoadKg": 300.00,</w:t>
+      </w:r>
+    </w:p>
+    <w:p>
+      <w:pPr>
+        <w:ind w:left="1440"/>
+        <w:rPr>
+          <w:lang w:val="pt-PT"/>
+        </w:rPr>
+      </w:pPr>
+      <w:r>
+        <w:rPr>
+          <w:lang w:val="pt-PT"/>
+        </w:rPr>
+        <w:t>"status": "Transporting"</w:t>
+      </w:r>
+    </w:p>
+    <w:p>
+      <w:pPr>
+        <w:ind w:left="720"/>
+        <w:rPr>
+          <w:lang w:val="pt-PT"/>
+        </w:rPr>
+      </w:pPr>
+      <w:r>
+        <w:rPr>
+          <w:lang w:val="pt-PT"/>
+        </w:rPr>
+        <w:t xml:space="preserve">  }]</w:t>
+      </w:r>
+    </w:p>
+    <w:p>
+      <w:pPr>
+        <w:rPr>
+          <w:lang w:val="pt-PT"/>
+        </w:rPr>
+      </w:pPr>
+      <w:r>
+        <w:rPr>
+          <w:lang w:val="pt-PT"/>
+        </w:rPr>
+        <w:br w:type="page"/>
+      </w:r>
+    </w:p>
+    <w:p>
+      <w:pPr>
+        <w:ind w:left="720"/>
+        <w:rPr>
+          <w:b/>
+          <w:bCs/>
+          <w:lang w:val="pt-PT"/>
+        </w:rPr>
+      </w:pPr>
+    </w:p>
+    <w:p>
+      <w:pPr>
+        <w:pStyle w:val="ListParagraph"/>
+        <w:numPr>
+          <w:ilvl w:val="1"/>
+          <w:numId w:val="33"/>
+        </w:numPr>
+        <w:rPr>
+          <w:lang w:val="pt-PT"/>
+        </w:rPr>
+      </w:pPr>
+      <w:r>
+        <w:rPr>
+          <w:b/>
+          <w:bCs/>
+          <w:lang w:val="pt-PT"/>
+        </w:rPr>
+        <w:t>Cenário:</w:t>
+      </w:r>
+      <w:r>
+        <w:rPr>
+          <w:lang w:val="pt-PT"/>
+        </w:rPr>
+        <w:t xml:space="preserve"> Selecionar</w:t>
+      </w:r>
+      <w:r>
+        <w:rPr>
+          <w:lang w:val="pt-PT"/>
+        </w:rPr>
+        <w:t xml:space="preserve"> uma</w:t>
+      </w:r>
+      <w:r>
+        <w:rPr>
+          <w:lang w:val="pt-PT"/>
+        </w:rPr>
+        <w:t xml:space="preserve"> carrinha.</w:t>
+      </w:r>
+    </w:p>
+    <w:p>
+      <w:pPr>
+        <w:numPr>
+          <w:ilvl w:val="0"/>
+          <w:numId w:val="20"/>
+        </w:numPr>
+      </w:pPr>
+      <w:r>
+        <w:rPr>
+          <w:b/>
+          <w:bCs/>
+        </w:rPr>
+        <w:t>EP:</w:t>
+      </w:r>
+      <w:r>
+        <w:t xml:space="preserve"> GET /api/vans</w:t>
+      </w:r>
+      <w:r>
+        <w:t>/{id}</w:t>
+      </w:r>
+    </w:p>
+    <w:p>
+      <w:pPr>
+        <w:numPr>
+          <w:ilvl w:val="0"/>
+          <w:numId w:val="20"/>
+        </w:numPr>
+        <w:rPr>
+          <w:lang w:val="pt-PT"/>
+        </w:rPr>
+      </w:pPr>
+      <w:r>
+        <w:rPr>
+          <w:b/>
+          <w:bCs/>
+          <w:lang w:val="pt-PT"/>
+        </w:rPr>
+        <w:t>Descrição:</w:t>
+      </w:r>
+      <w:r>
+        <w:rPr>
+          <w:lang w:val="pt-PT"/>
+        </w:rPr>
+        <w:t xml:space="preserve"> </w:t>
+      </w:r>
+      <w:r>
+        <w:rPr>
+          <w:lang w:val="pt-PT"/>
+        </w:rPr>
+        <w:t>Seleciona um carrinha pelo id</w:t>
+      </w:r>
+    </w:p>
+    <w:p>
+      <w:pPr>
+        <w:numPr>
+          <w:ilvl w:val="0"/>
+          <w:numId w:val="20"/>
+        </w:numPr>
+        <w:rPr>
+          <w:lang w:val="pt-PT"/>
+        </w:rPr>
+      </w:pPr>
+      <w:r>
+        <w:rPr>
+          <w:b/>
+          <w:bCs/>
+          <w:lang w:val="pt-PT"/>
+        </w:rPr>
+        <w:t>Payload</w:t>
+      </w:r>
+      <w:r>
+        <w:t xml:space="preserve"> </w:t>
+      </w:r>
+      <w:r>
+        <w:rPr>
+          <w:b/>
+          <w:bCs/>
+        </w:rPr>
+        <w:t>(resposta - 200 OK)</w:t>
+      </w:r>
+      <w:r>
+        <w:rPr>
+          <w:b/>
+          <w:bCs/>
+          <w:lang w:val="pt-PT"/>
+        </w:rPr>
+        <w:t>:</w:t>
+      </w:r>
+    </w:p>
+    <w:p>
+      <w:pPr>
+        <w:ind w:left="720"/>
+        <w:rPr>
+          <w:lang w:val="pt-PT"/>
+        </w:rPr>
+      </w:pPr>
+      <w:r>
+        <w:rPr>
+          <w:lang w:val="pt-PT"/>
+        </w:rPr>
+        <w:t>{</w:t>
+      </w:r>
+    </w:p>
+    <w:p>
+      <w:pPr>
+        <w:ind w:left="720"/>
+        <w:rPr>
+          <w:lang w:val="pt-PT"/>
+        </w:rPr>
+      </w:pPr>
+      <w:r>
+        <w:rPr>
+          <w:lang w:val="pt-PT"/>
+        </w:rPr>
+        <w:t xml:space="preserve">  "id": 1,</w:t>
+      </w:r>
+    </w:p>
+    <w:p>
+      <w:pPr>
+        <w:ind w:left="720"/>
+        <w:rPr>
+          <w:lang w:val="pt-PT"/>
+        </w:rPr>
+      </w:pPr>
+      <w:r>
+        <w:rPr>
+          <w:lang w:val="pt-PT"/>
+        </w:rPr>
+        <w:t xml:space="preserve">  "licensePlate": "AA-00-AA",</w:t>
+      </w:r>
+    </w:p>
+    <w:p>
+      <w:pPr>
+        <w:ind w:left="720"/>
+        <w:rPr>
+          <w:lang w:val="pt-PT"/>
+        </w:rPr>
+      </w:pPr>
+      <w:r>
+        <w:rPr>
+          <w:lang w:val="pt-PT"/>
+        </w:rPr>
+        <w:t xml:space="preserve">  "dataOfInspection": "2026-11-15",</w:t>
+      </w:r>
+    </w:p>
+    <w:p>
+      <w:pPr>
+        <w:ind w:left="720"/>
+        <w:rPr>
+          <w:lang w:val="pt-PT"/>
+        </w:rPr>
+      </w:pPr>
+      <w:r>
+        <w:rPr>
+          <w:lang w:val="pt-PT"/>
+        </w:rPr>
+        <w:t xml:space="preserve">  "maxLoadKg": 250.00,</w:t>
+      </w:r>
+    </w:p>
+    <w:p>
+      <w:pPr>
+        <w:ind w:left="720"/>
+        <w:rPr>
+          <w:lang w:val="pt-PT"/>
+        </w:rPr>
+      </w:pPr>
+      <w:r>
+        <w:rPr>
+          <w:lang w:val="pt-PT"/>
+        </w:rPr>
+        <w:t xml:space="preserve">  "status": "Available"</w:t>
+      </w:r>
+    </w:p>
+    <w:p>
+      <w:pPr>
+        <w:ind w:left="720"/>
+        <w:rPr>
+          <w:lang w:val="pt-PT"/>
+        </w:rPr>
+      </w:pPr>
+      <w:r>
+        <w:rPr>
+          <w:lang w:val="pt-PT"/>
+        </w:rPr>
+        <w:t>}</w:t>
+      </w:r>
+    </w:p>
+    <w:p>
+      <w:pPr>
+        <w:rPr>
+          <w:lang w:val="pt-PT"/>
+        </w:rPr>
+      </w:pPr>
+    </w:p>
+    <w:p>
+      <w:pPr>
+        <w:rPr>
+          <w:lang w:val="pt-PT"/>
+        </w:rPr>
+      </w:pPr>
+      <w:r>
+        <w:rPr>
+          <w:b/>
+          <w:bCs/>
+          <w:lang w:val="pt-PT"/>
+        </w:rPr>
+        <w:t>4</w:t>
+      </w:r>
+      <w:r>
+        <w:rPr>
+          <w:b/>
+          <w:bCs/>
+          <w:lang w:val="pt-PT"/>
+        </w:rPr>
+        <w:t>.</w:t>
+      </w:r>
+      <w:r>
+        <w:rPr>
+          <w:b/>
+          <w:bCs/>
+          <w:lang w:val="pt-PT"/>
+        </w:rPr>
+        <w:t xml:space="preserve">3 </w:t>
+      </w:r>
+      <w:r>
+        <w:rPr>
+          <w:b/>
+          <w:bCs/>
+          <w:lang w:val="pt-PT"/>
+        </w:rPr>
+        <w:t xml:space="preserve"> Cenário:</w:t>
+      </w:r>
+      <w:r>
+        <w:rPr>
+          <w:lang w:val="pt-PT"/>
+        </w:rPr>
+        <w:t xml:space="preserve"> Registar uma carrinha da frota.</w:t>
+      </w:r>
+    </w:p>
+    <w:p>
+      <w:pPr>
+        <w:pStyle w:val="ListParagraph"/>
+        <w:numPr>
+          <w:ilvl w:val="0"/>
+          <w:numId w:val="36"/>
+        </w:numPr>
+        <w:rPr>
+          <w:lang w:val="pt-PT"/>
+        </w:rPr>
+      </w:pPr>
+      <w:r>
+        <w:rPr>
+          <w:b/>
+          <w:bCs/>
+          <w:lang w:val="pt-PT"/>
+        </w:rPr>
+        <w:t>EP</w:t>
+      </w:r>
+      <w:r>
+        <w:rPr>
+          <w:b/>
+          <w:bCs/>
+          <w:lang w:val="pt-PT"/>
+        </w:rPr>
+        <w:t>:</w:t>
+      </w:r>
+      <w:r>
+        <w:rPr>
+          <w:lang w:val="pt-PT"/>
+        </w:rPr>
+        <w:t xml:space="preserve"> POST /api/vans</w:t>
+      </w:r>
+    </w:p>
+    <w:p>
+      <w:pPr>
+        <w:pStyle w:val="ListParagraph"/>
+        <w:numPr>
+          <w:ilvl w:val="0"/>
+          <w:numId w:val="36"/>
+        </w:numPr>
+        <w:rPr>
+          <w:lang w:val="pt-PT"/>
+        </w:rPr>
+      </w:pPr>
+      <w:r>
+        <w:rPr>
+          <w:b/>
+          <w:bCs/>
+          <w:lang w:val="pt-PT"/>
+        </w:rPr>
+        <w:t>EP:</w:t>
+      </w:r>
+      <w:r>
+        <w:rPr>
+          <w:lang w:val="pt-PT"/>
+        </w:rPr>
+        <w:t xml:space="preserve"> </w:t>
+      </w:r>
+      <w:r>
+        <w:rPr>
+          <w:lang w:val="pt-PT"/>
+        </w:rPr>
+        <w:t xml:space="preserve"> Permite introduzir um novo veículo na frota de distribuição.</w:t>
+      </w:r>
+    </w:p>
+    <w:p>
+      <w:pPr>
+        <w:pStyle w:val="ListParagraph"/>
+        <w:numPr>
+          <w:ilvl w:val="0"/>
+          <w:numId w:val="36"/>
+        </w:numPr>
+        <w:rPr>
+          <w:b/>
+          <w:bCs/>
+          <w:lang w:val="pt-PT"/>
+        </w:rPr>
+      </w:pPr>
+      <w:r>
+        <w:rPr>
+          <w:b/>
+          <w:bCs/>
+          <w:lang w:val="pt-PT"/>
+        </w:rPr>
+        <w:t>Payload</w:t>
+      </w:r>
+      <w:r>
+        <w:rPr>
+          <w:b/>
+          <w:bCs/>
+          <w:lang w:val="pt-PT"/>
+        </w:rPr>
+        <w:t>(envio)</w:t>
+      </w:r>
+      <w:r>
+        <w:rPr>
+          <w:b/>
+          <w:bCs/>
+          <w:lang w:val="pt-PT"/>
+        </w:rPr>
+        <w:t>:</w:t>
+      </w:r>
+    </w:p>
+    <w:p>
+      <w:pPr>
+        <w:pStyle w:val="ListParagraph"/>
+        <w:rPr>
+          <w:lang w:val="pt-PT"/>
+        </w:rPr>
+      </w:pPr>
+      <w:r>
+        <w:rPr>
+          <w:lang w:val="pt-PT"/>
+        </w:rPr>
+        <w:t>{</w:t>
+      </w:r>
+    </w:p>
+    <w:p>
+      <w:pPr>
+        <w:pStyle w:val="ListParagraph"/>
+        <w:ind w:left="1440"/>
+        <w:rPr>
+          <w:lang w:val="pt-PT"/>
+        </w:rPr>
+      </w:pPr>
+      <w:r>
+        <w:rPr>
+          <w:lang w:val="pt-PT"/>
+        </w:rPr>
+        <w:t xml:space="preserve">  "licensePlate": "AA-00-AA",</w:t>
+      </w:r>
+    </w:p>
+    <w:p>
+      <w:pPr>
+        <w:pStyle w:val="ListParagraph"/>
+        <w:ind w:left="1440"/>
+        <w:rPr>
+          <w:lang w:val="pt-PT"/>
+        </w:rPr>
+      </w:pPr>
+      <w:r>
+        <w:rPr>
+          <w:lang w:val="pt-PT"/>
+        </w:rPr>
+        <w:t xml:space="preserve">  "dataOfInspection": "2026-11-15",</w:t>
+      </w:r>
+    </w:p>
+    <w:p>
+      <w:pPr>
+        <w:pStyle w:val="ListParagraph"/>
+        <w:ind w:left="1440"/>
+        <w:rPr>
+          <w:lang w:val="pt-PT"/>
+        </w:rPr>
+      </w:pPr>
+      <w:r>
+        <w:rPr>
+          <w:lang w:val="pt-PT"/>
+        </w:rPr>
+        <w:t xml:space="preserve">  "maxLoadKg": 250.00</w:t>
+      </w:r>
+    </w:p>
+    <w:p>
+      <w:pPr>
+        <w:pStyle w:val="ListParagraph"/>
+        <w:rPr>
+          <w:lang w:val="pt-PT"/>
+        </w:rPr>
+      </w:pPr>
+      <w:r>
+        <w:rPr>
+          <w:lang w:val="pt-PT"/>
+        </w:rPr>
+        <w:t>}</w:t>
+      </w:r>
+    </w:p>
+    <w:p>
+      <w:pPr>
+        <w:pStyle w:val="ListParagraph"/>
+        <w:numPr>
+          <w:ilvl w:val="0"/>
+          <w:numId w:val="36"/>
+        </w:numPr>
+        <w:rPr>
+          <w:b/>
+          <w:bCs/>
+          <w:lang w:val="pt-PT"/>
+        </w:rPr>
+      </w:pPr>
+      <w:r>
+        <w:rPr>
+          <w:b/>
+          <w:bCs/>
+        </w:rPr>
+        <w:t>Payload (resposta - 201 Created):</w:t>
+      </w:r>
+    </w:p>
+    <w:p>
+      <w:pPr>
+        <w:pStyle w:val="ListParagraph"/>
+      </w:pPr>
+      <w:r>
+        <w:t>{</w:t>
+      </w:r>
+    </w:p>
+    <w:p>
+      <w:pPr>
+        <w:pStyle w:val="ListParagraph"/>
+        <w:ind w:left="1440"/>
+      </w:pPr>
+      <w:r>
+        <w:t xml:space="preserve">  "id": 1,</w:t>
+      </w:r>
+    </w:p>
+    <w:p>
+      <w:pPr>
+        <w:pStyle w:val="ListParagraph"/>
+        <w:ind w:left="1440"/>
+      </w:pPr>
+      <w:r>
+        <w:t xml:space="preserve">  "licensePlate": "AA-00-AA",</w:t>
+      </w:r>
+    </w:p>
+    <w:p>
+      <w:pPr>
+        <w:pStyle w:val="ListParagraph"/>
+        <w:ind w:left="1440"/>
+      </w:pPr>
+      <w:r>
+        <w:t xml:space="preserve">  "dataOfInspection": "2026-11-15",</w:t>
+      </w:r>
+    </w:p>
+    <w:p>
+      <w:pPr>
+        <w:pStyle w:val="ListParagraph"/>
+        <w:ind w:left="1440"/>
+        <w:rPr>
+          <w:lang w:val="pt-PT"/>
+        </w:rPr>
+      </w:pPr>
+      <w:r>
+        <w:t xml:space="preserve">  </w:t>
+      </w:r>
+      <w:r>
+        <w:rPr>
+          <w:lang w:val="pt-PT"/>
+        </w:rPr>
+        <w:t>"maxLoadKg": 250.00,</w:t>
+      </w:r>
+    </w:p>
+    <w:p>
+      <w:pPr>
+        <w:pStyle w:val="ListParagraph"/>
+        <w:ind w:left="1440"/>
+        <w:rPr>
+          <w:lang w:val="pt-PT"/>
+        </w:rPr>
+      </w:pPr>
+      <w:r>
+        <w:rPr>
+          <w:lang w:val="pt-PT"/>
+        </w:rPr>
+        <w:t xml:space="preserve">  "status": "Available"</w:t>
+      </w:r>
+    </w:p>
+    <w:p>
+      <w:pPr>
+        <w:pStyle w:val="ListParagraph"/>
+        <w:rPr>
+          <w:lang w:val="pt-PT"/>
+        </w:rPr>
+      </w:pPr>
+      <w:r>
+        <w:rPr>
+          <w:lang w:val="pt-PT"/>
+        </w:rPr>
+        <w:t>}</w:t>
+      </w:r>
+    </w:p>
+    <w:p>
+      <w:pPr>
+        <w:rPr>
+          <w:lang w:val="pt-PT"/>
+        </w:rPr>
+      </w:pPr>
+      <w:r>
+        <w:rPr>
+          <w:lang w:val="pt-PT"/>
+        </w:rPr>
+        <w:br w:type="page"/>
+      </w:r>
+    </w:p>
+    <w:p>
+      <w:pPr>
+        <w:pStyle w:val="ListParagraph"/>
+        <w:rPr>
+          <w:lang w:val="pt-PT"/>
+        </w:rPr>
+      </w:pPr>
+    </w:p>
+    <w:p>
+      <w:pPr>
+        <w:pStyle w:val="ListParagraph"/>
+        <w:rPr>
+          <w:b/>
+          <w:bCs/>
+          <w:lang w:val="pt-PT"/>
+        </w:rPr>
+      </w:pPr>
+    </w:p>
+    <w:p>
+      <w:pPr>
+        <w:rPr>
+          <w:lang w:val="pt-PT"/>
+        </w:rPr>
+      </w:pPr>
+    </w:p>
+    <w:p>
+      <w:pPr>
+        <w:rPr>
+          <w:lang w:val="pt-PT"/>
+        </w:rPr>
+      </w:pPr>
+      <w:r>
+        <w:rPr>
+          <w:b/>
+          <w:bCs/>
+          <w:lang w:val="pt-PT"/>
+        </w:rPr>
+        <w:t>4.</w:t>
+      </w:r>
+      <w:r>
+        <w:rPr>
+          <w:b/>
+          <w:bCs/>
+          <w:lang w:val="pt-PT"/>
+        </w:rPr>
+        <w:t>4</w:t>
+      </w:r>
+      <w:r>
+        <w:rPr>
+          <w:b/>
+          <w:bCs/>
+          <w:lang w:val="pt-PT"/>
+        </w:rPr>
+        <w:t xml:space="preserve"> Cenário:</w:t>
+      </w:r>
+      <w:r>
+        <w:rPr>
+          <w:lang w:val="pt-PT"/>
+        </w:rPr>
+        <w:t xml:space="preserve"> </w:t>
+      </w:r>
+      <w:r>
+        <w:rPr>
+          <w:lang w:val="pt-PT"/>
+        </w:rPr>
+        <w:t>Edita</w:t>
+      </w:r>
+      <w:r>
+        <w:rPr>
+          <w:lang w:val="pt-PT"/>
+        </w:rPr>
+        <w:t xml:space="preserve"> uma carrinha </w:t>
+      </w:r>
+      <w:r>
+        <w:rPr>
+          <w:lang w:val="pt-PT"/>
+        </w:rPr>
+        <w:t>à</w:t>
+      </w:r>
+      <w:r>
+        <w:rPr>
+          <w:lang w:val="pt-PT"/>
+        </w:rPr>
+        <w:t xml:space="preserve"> frota.</w:t>
+      </w:r>
+    </w:p>
+    <w:p>
+      <w:pPr>
+        <w:pStyle w:val="ListParagraph"/>
+        <w:numPr>
+          <w:ilvl w:val="0"/>
+          <w:numId w:val="37"/>
+        </w:numPr>
+      </w:pPr>
+      <w:r>
+        <w:rPr>
+          <w:b/>
+          <w:bCs/>
+        </w:rPr>
+        <w:t>EP:</w:t>
+      </w:r>
+      <w:r>
+        <w:t xml:space="preserve"> </w:t>
+      </w:r>
+      <w:r>
+        <w:t>PUT</w:t>
+      </w:r>
+      <w:r>
+        <w:t xml:space="preserve"> /api/vans</w:t>
+      </w:r>
+      <w:r>
+        <w:t>/{id}</w:t>
+      </w:r>
+    </w:p>
+    <w:p>
+      <w:pPr>
+        <w:pStyle w:val="ListParagraph"/>
+        <w:numPr>
+          <w:ilvl w:val="0"/>
+          <w:numId w:val="37"/>
+        </w:numPr>
+        <w:rPr>
+          <w:lang w:val="pt-PT"/>
+        </w:rPr>
+      </w:pPr>
+      <w:r>
+        <w:rPr>
+          <w:b/>
+          <w:bCs/>
+          <w:lang w:val="pt-PT"/>
+        </w:rPr>
+        <w:t>Descrição:</w:t>
+      </w:r>
+      <w:r>
+        <w:rPr>
+          <w:lang w:val="pt-PT"/>
+        </w:rPr>
+        <w:t xml:space="preserve"> Permite editar as informações de uma carrinha da frota de distribuição.</w:t>
+      </w:r>
+    </w:p>
+    <w:p>
+      <w:pPr>
+        <w:pStyle w:val="ListParagraph"/>
+        <w:numPr>
+          <w:ilvl w:val="0"/>
+          <w:numId w:val="37"/>
+        </w:numPr>
+      </w:pPr>
+      <w:r>
+        <w:rPr>
+          <w:b/>
+          <w:bCs/>
+        </w:rPr>
+        <w:t>Payload (</w:t>
+      </w:r>
+      <w:r>
+        <w:rPr>
+          <w:b/>
+          <w:bCs/>
+        </w:rPr>
+        <w:t>envio</w:t>
+      </w:r>
+      <w:r>
+        <w:rPr>
+          <w:b/>
+          <w:bCs/>
+        </w:rPr>
+        <w:t>):</w:t>
+      </w:r>
+    </w:p>
+    <w:p>
+      <w:pPr>
+        <w:ind w:left="720"/>
+      </w:pPr>
+      <w:r>
+        <w:t>{</w:t>
+      </w:r>
+    </w:p>
+    <w:p>
+      <w:pPr>
+        <w:ind w:left="1440"/>
+      </w:pPr>
+      <w:r>
+        <w:t xml:space="preserve">  "dataOfInspection": "2026-11-30",</w:t>
+      </w:r>
+    </w:p>
+    <w:p>
+      <w:pPr>
+        <w:ind w:left="1440"/>
+      </w:pPr>
+      <w:r>
+        <w:t xml:space="preserve">  "status": "Available"</w:t>
+      </w:r>
+    </w:p>
+    <w:p>
+      <w:pPr>
+        <w:ind w:left="720"/>
+      </w:pPr>
+      <w:r>
+        <w:t>}</w:t>
+      </w:r>
+    </w:p>
+    <w:p>
+      <w:pPr>
+        <w:ind w:left="720"/>
+        <w:rPr>
+          <w:b/>
+          <w:bCs/>
+        </w:rPr>
+      </w:pPr>
+      <w:r>
+        <w:rPr>
+          <w:b/>
+          <w:bCs/>
+        </w:rPr>
+        <w:t>Payload</w:t>
+      </w:r>
+      <w:r>
+        <w:rPr>
+          <w:b/>
+          <w:bCs/>
+        </w:rPr>
+        <w:t xml:space="preserve"> (Response - 200 OK):</w:t>
+      </w:r>
+    </w:p>
+    <w:p>
+      <w:pPr>
+        <w:ind w:left="720"/>
+      </w:pPr>
+      <w:r>
+        <w:t>{</w:t>
+      </w:r>
+    </w:p>
+    <w:p>
+      <w:pPr>
+        <w:ind w:left="1440"/>
+      </w:pPr>
+      <w:r>
+        <w:t xml:space="preserve">  "id": 1,</w:t>
+      </w:r>
+    </w:p>
+    <w:p>
+      <w:pPr>
+        <w:ind w:left="1440"/>
+      </w:pPr>
+      <w:r>
+        <w:t xml:space="preserve">  "licensePlate": "AA-00-AA",</w:t>
+      </w:r>
+    </w:p>
+    <w:p>
+      <w:pPr>
+        <w:ind w:left="1440"/>
+      </w:pPr>
+      <w:r>
+        <w:t xml:space="preserve">  "dataOfInspection": "2026-12-31",</w:t>
+      </w:r>
+    </w:p>
+    <w:p>
+      <w:pPr>
+        <w:ind w:left="1440"/>
+      </w:pPr>
+      <w:r>
+        <w:t xml:space="preserve">  "maxLoadKg": 300.0,</w:t>
+      </w:r>
+    </w:p>
+    <w:p>
+      <w:pPr>
+        <w:ind w:left="1440"/>
+      </w:pPr>
+      <w:r>
+        <w:t xml:space="preserve">  "status": "InMaintenance"</w:t>
+      </w:r>
+    </w:p>
+    <w:p>
+      <w:pPr>
+        <w:ind w:left="720"/>
+      </w:pPr>
+      <w:r>
+        <w:t>}</w:t>
+      </w:r>
+    </w:p>
+    <w:p>
+      <w:r>
+        <w:br w:type="page"/>
+      </w:r>
+    </w:p>
+    <w:p>
+      <w:pPr>
+        <w:ind w:left="720"/>
+      </w:pPr>
+    </w:p>
+    <w:p>
+      <w:pPr>
+        <w:rPr>
+          <w:b/>
+          <w:bCs/>
+        </w:rPr>
+      </w:pPr>
+    </w:p>
+    <w:p>
+      <w:pPr>
+        <w:rPr>
+          <w:lang w:val="pt-PT"/>
+        </w:rPr>
+      </w:pPr>
+      <w:r>
+        <w:rPr>
+          <w:b/>
+          <w:bCs/>
+          <w:lang w:val="pt-PT"/>
+        </w:rPr>
+        <w:t>4.</w:t>
+      </w:r>
+      <w:r>
+        <w:rPr>
+          <w:b/>
+          <w:bCs/>
+          <w:lang w:val="pt-PT"/>
+        </w:rPr>
+        <w:t>5</w:t>
+      </w:r>
+      <w:r>
+        <w:rPr>
+          <w:b/>
+          <w:bCs/>
+          <w:lang w:val="pt-PT"/>
+        </w:rPr>
+        <w:t xml:space="preserve"> Cenário:</w:t>
+      </w:r>
+      <w:r>
+        <w:rPr>
+          <w:lang w:val="pt-PT"/>
+        </w:rPr>
+        <w:t xml:space="preserve"> </w:t>
+      </w:r>
+      <w:r>
+        <w:rPr>
+          <w:lang w:val="pt-PT"/>
+        </w:rPr>
+        <w:t>Elimina</w:t>
+      </w:r>
+      <w:r>
+        <w:rPr>
+          <w:lang w:val="pt-PT"/>
+        </w:rPr>
+        <w:t xml:space="preserve"> uma carrinha </w:t>
+      </w:r>
+      <w:r>
+        <w:rPr>
+          <w:lang w:val="pt-PT"/>
+        </w:rPr>
+        <w:t>da</w:t>
+      </w:r>
+      <w:r>
+        <w:rPr>
+          <w:lang w:val="pt-PT"/>
+        </w:rPr>
+        <w:t xml:space="preserve"> frota.</w:t>
+      </w:r>
+    </w:p>
+    <w:p>
+      <w:r>
+        <w:t xml:space="preserve">Endpoint: </w:t>
+      </w:r>
+      <w:r>
+        <w:t>DELETE</w:t>
+      </w:r>
+      <w:r>
+        <w:t xml:space="preserve"> /api/vans</w:t>
+      </w:r>
+      <w:r>
+        <w:t>/{id}</w:t>
+      </w:r>
+    </w:p>
+    <w:p>
+      <w:pPr>
+        <w:rPr>
+          <w:lang w:val="pt-PT"/>
+        </w:rPr>
+      </w:pPr>
+      <w:r>
+        <w:rPr>
+          <w:lang w:val="pt-PT"/>
+        </w:rPr>
+        <w:t xml:space="preserve">Descrição: Permite </w:t>
+      </w:r>
+      <w:r>
+        <w:rPr>
+          <w:lang w:val="pt-PT"/>
+        </w:rPr>
+        <w:t>eliminar as informações de uma carrinha da frota</w:t>
+      </w:r>
+      <w:r>
+        <w:rPr>
+          <w:lang w:val="pt-PT"/>
+        </w:rPr>
+        <w:t xml:space="preserve"> de distribuição</w:t>
+      </w:r>
+      <w:r>
+        <w:rPr>
+          <w:lang w:val="pt-PT"/>
+        </w:rPr>
+        <w:t>, exemplo pós-venda</w:t>
+      </w:r>
+      <w:r>
+        <w:rPr>
+          <w:lang w:val="pt-PT"/>
+        </w:rPr>
+        <w:t>.</w:t>
+      </w:r>
+    </w:p>
+    <w:p>
+      <w:pPr>
+        <w:rPr>
+          <w:lang w:val="pt-PT"/>
+        </w:rPr>
+      </w:pPr>
+      <w:r>
+        <w:rPr>
+          <w:lang w:val="pt-PT"/>
+        </w:rPr>
+        <w:t xml:space="preserve">Payload </w:t>
+      </w:r>
+      <w:r>
+        <w:rPr>
+          <w:lang w:val="pt-PT"/>
+        </w:rPr>
+        <w:t>(resposta - 200)</w:t>
+      </w:r>
+      <w:r>
+        <w:rPr>
+          <w:lang w:val="pt-PT"/>
+        </w:rPr>
+        <w:t>:</w:t>
+      </w:r>
+      <w:r>
+        <w:rPr>
+          <w:lang w:val="pt-PT"/>
+        </w:rPr>
+        <w:t xml:space="preserve"> {}</w:t>
+      </w:r>
+      <w:r>
+        <w:rPr>
+          <w:lang w:val="pt-PT"/>
+        </w:rPr>
+        <w:t xml:space="preserve"> </w:t>
+      </w:r>
+    </w:p>
+    <w:p>
+      <w:pPr>
+        <w:rPr>
+          <w:b/>
+          <w:bCs/>
+          <w:lang w:val="pt-PT"/>
+        </w:rPr>
+      </w:pPr>
+    </w:p>
+    <w:p>
+      <w:pPr>
+        <w:rPr>
+          <w:b/>
+          <w:bCs/>
+          <w:lang w:val="pt-PT"/>
+        </w:rPr>
+      </w:pPr>
+    </w:p>
+    <w:p>
+      <w:pPr>
+        <w:rPr>
+          <w:lang w:val="pt-PT"/>
+        </w:rPr>
+      </w:pPr>
+      <w:r>
+        <w:rPr>
+          <w:b/>
+          <w:bCs/>
+          <w:lang w:val="pt-PT"/>
+        </w:rPr>
+        <w:t>4.</w:t>
+      </w:r>
+      <w:r>
+        <w:rPr>
+          <w:b/>
+          <w:bCs/>
+          <w:lang w:val="pt-PT"/>
+        </w:rPr>
+        <w:t>6</w:t>
+      </w:r>
+      <w:r>
+        <w:rPr>
+          <w:lang w:val="pt-PT"/>
+        </w:rPr>
+        <w:t xml:space="preserve"> </w:t>
+      </w:r>
+      <w:r>
+        <w:rPr>
+          <w:b/>
+          <w:bCs/>
+          <w:lang w:val="pt-PT"/>
+        </w:rPr>
+        <w:t>Cenário:</w:t>
+      </w:r>
+      <w:r>
+        <w:rPr>
+          <w:lang w:val="pt-PT"/>
+        </w:rPr>
+        <w:t xml:space="preserve"> Selecionar motoristas </w:t>
+      </w:r>
+      <w:r>
+        <w:rPr>
+          <w:lang w:val="pt-PT"/>
+        </w:rPr>
+        <w:t>(/</w:t>
+      </w:r>
+      <w:r>
+        <w:rPr>
+          <w:lang w:val="pt-PT"/>
+        </w:rPr>
+        <w:t>disponíveis</w:t>
+      </w:r>
+      <w:r>
+        <w:rPr>
+          <w:lang w:val="pt-PT"/>
+        </w:rPr>
+        <w:t>)</w:t>
+      </w:r>
+      <w:r>
+        <w:rPr>
+          <w:lang w:val="pt-PT"/>
+        </w:rPr>
         <w:t>.</w:t>
       </w:r>
     </w:p>
@@ -1706,15 +6036,10 @@
         <w:t>EP:</w:t>
       </w:r>
       <w:r>
-        <w:t xml:space="preserve"> GET /</w:t>
-      </w:r>
-      <w:proofErr w:type="spellStart"/>
-      <w:r>
-        <w:t>api</w:t>
-      </w:r>
-      <w:proofErr w:type="spellEnd"/>
-      <w:r>
-        <w:t>/employees</w:t>
+        <w:t xml:space="preserve"> </w:t>
+      </w:r>
+      <w:r>
+        <w:t>GET /api/employees?status=Active&amp;role=DeliveryDriver</w:t>
       </w:r>
     </w:p>
     <w:p>
@@ -1744,87 +6069,1065 @@
     </w:p>
     <w:p>
       <w:pPr>
+        <w:numPr>
+          <w:ilvl w:val="0"/>
+          <w:numId w:val="19"/>
+        </w:numPr>
+        <w:rPr>
+          <w:lang w:val="pt-PT"/>
+        </w:rPr>
+      </w:pPr>
+      <w:r>
+        <w:rPr>
+          <w:b/>
+          <w:bCs/>
+          <w:lang w:val="pt-PT"/>
+        </w:rPr>
+        <w:t>Payload(</w:t>
+      </w:r>
+      <w:r>
+        <w:rPr>
+          <w:b/>
+          <w:bCs/>
+          <w:lang w:val="pt-PT"/>
+        </w:rPr>
+        <w:t>resposta</w:t>
+      </w:r>
+      <w:r>
+        <w:rPr>
+          <w:b/>
+          <w:bCs/>
+          <w:lang w:val="pt-PT"/>
+        </w:rPr>
+        <w:t>):</w:t>
+      </w:r>
+    </w:p>
+    <w:p>
+      <w:pPr>
+        <w:ind w:left="720"/>
+        <w:rPr>
+          <w:lang w:val="pt-PT"/>
+        </w:rPr>
+      </w:pPr>
+      <w:r>
+        <w:rPr>
+          <w:lang w:val="pt-PT"/>
+        </w:rPr>
+        <w:t>[{</w:t>
+      </w:r>
+    </w:p>
+    <w:p>
+      <w:pPr>
+        <w:ind w:left="720"/>
+        <w:rPr>
+          <w:lang w:val="pt-PT"/>
+        </w:rPr>
+      </w:pPr>
+      <w:r>
+        <w:rPr>
+          <w:lang w:val="pt-PT"/>
+        </w:rPr>
+        <w:t xml:space="preserve">    "id": 1,</w:t>
+      </w:r>
+    </w:p>
+    <w:p>
+      <w:pPr>
+        <w:ind w:left="720"/>
+        <w:rPr>
+          <w:lang w:val="pt-PT"/>
+        </w:rPr>
+      </w:pPr>
+      <w:r>
+        <w:rPr>
+          <w:lang w:val="pt-PT"/>
+        </w:rPr>
+        <w:t xml:space="preserve">    "name": "João Silva",</w:t>
+      </w:r>
+    </w:p>
+    <w:p>
+      <w:pPr>
+        <w:ind w:left="720"/>
+        <w:rPr>
+          <w:lang w:val="pt-PT"/>
+        </w:rPr>
+      </w:pPr>
+      <w:r>
+        <w:rPr>
+          <w:lang w:val="pt-PT"/>
+        </w:rPr>
+        <w:t xml:space="preserve">    "email": "joao.silva@pdms.pt",</w:t>
+      </w:r>
+    </w:p>
+    <w:p>
+      <w:pPr>
+        <w:ind w:left="720"/>
+        <w:rPr>
+          <w:lang w:val="pt-PT"/>
+        </w:rPr>
+      </w:pPr>
+      <w:r>
+        <w:rPr>
+          <w:lang w:val="pt-PT"/>
+        </w:rPr>
+        <w:t xml:space="preserve">    "jobTitle": "DeliveryDriver",</w:t>
+      </w:r>
+    </w:p>
+    <w:p>
+      <w:pPr>
+        <w:ind w:left="720"/>
+        <w:rPr>
+          <w:lang w:val="pt-PT"/>
+        </w:rPr>
+      </w:pPr>
+      <w:r>
+        <w:rPr>
+          <w:lang w:val="pt-PT"/>
+        </w:rPr>
+        <w:t xml:space="preserve">    "status": "Active"</w:t>
+      </w:r>
+    </w:p>
+    <w:p>
+      <w:pPr>
+        <w:ind w:left="720"/>
+        <w:rPr>
+          <w:lang w:val="pt-PT"/>
+        </w:rPr>
+      </w:pPr>
+      <w:r>
+        <w:rPr>
+          <w:lang w:val="pt-PT"/>
+        </w:rPr>
+        <w:t xml:space="preserve">  }</w:t>
+      </w:r>
+      <w:r>
+        <w:rPr>
+          <w:lang w:val="pt-PT"/>
+        </w:rPr>
+        <w:t>]</w:t>
+      </w:r>
+    </w:p>
+    <w:p>
+      <w:pPr>
+        <w:rPr>
+          <w:lang w:val="pt-PT"/>
+        </w:rPr>
+      </w:pPr>
+      <w:r>
+        <w:rPr>
+          <w:lang w:val="pt-PT"/>
+        </w:rPr>
+        <w:br w:type="page"/>
+      </w:r>
+    </w:p>
+    <w:p>
+      <w:pPr>
+        <w:ind w:left="720"/>
+        <w:rPr>
+          <w:lang w:val="pt-PT"/>
+        </w:rPr>
+      </w:pPr>
+    </w:p>
+    <w:p>
+      <w:pPr>
+        <w:ind w:left="720"/>
+        <w:rPr>
+          <w:lang w:val="pt-PT"/>
+        </w:rPr>
+      </w:pPr>
+    </w:p>
+    <w:p>
+      <w:pPr>
+        <w:rPr>
+          <w:lang w:val="pt-PT"/>
+        </w:rPr>
+      </w:pPr>
+    </w:p>
+    <w:p>
+      <w:pPr>
+        <w:rPr>
+          <w:lang w:val="pt-PT"/>
+        </w:rPr>
+      </w:pPr>
+      <w:r>
+        <w:rPr>
+          <w:b/>
+          <w:bCs/>
+          <w:lang w:val="pt-PT"/>
+        </w:rPr>
+        <w:t>4.</w:t>
+      </w:r>
+      <w:r>
+        <w:rPr>
+          <w:b/>
+          <w:bCs/>
+          <w:lang w:val="pt-PT"/>
+        </w:rPr>
+        <w:t>7</w:t>
+      </w:r>
+      <w:r>
+        <w:rPr>
+          <w:lang w:val="pt-PT"/>
+        </w:rPr>
+        <w:t xml:space="preserve"> </w:t>
+      </w:r>
+      <w:r>
+        <w:rPr>
+          <w:b/>
+          <w:bCs/>
+          <w:lang w:val="pt-PT"/>
+        </w:rPr>
+        <w:t>Cenário:</w:t>
+      </w:r>
+      <w:r>
+        <w:rPr>
+          <w:lang w:val="pt-PT"/>
+        </w:rPr>
+        <w:t xml:space="preserve"> Seleciona</w:t>
+      </w:r>
+      <w:r>
+        <w:rPr>
+          <w:lang w:val="pt-PT"/>
+        </w:rPr>
+        <w:t xml:space="preserve"> um</w:t>
+      </w:r>
+      <w:r>
+        <w:rPr>
+          <w:lang w:val="pt-PT"/>
+        </w:rPr>
+        <w:t xml:space="preserve"> </w:t>
+      </w:r>
+      <w:r>
+        <w:rPr>
+          <w:lang w:val="pt-PT"/>
+        </w:rPr>
+        <w:t>empregado</w:t>
+      </w:r>
+      <w:r>
+        <w:rPr>
+          <w:lang w:val="pt-PT"/>
+        </w:rPr>
+        <w:t>.</w:t>
+      </w:r>
+    </w:p>
+    <w:p>
+      <w:pPr>
+        <w:numPr>
+          <w:ilvl w:val="0"/>
+          <w:numId w:val="19"/>
+        </w:numPr>
+      </w:pPr>
+      <w:r>
+        <w:rPr>
+          <w:b/>
+          <w:bCs/>
+        </w:rPr>
+        <w:t>EP:</w:t>
+      </w:r>
+      <w:r>
+        <w:t xml:space="preserve"> </w:t>
+      </w:r>
+      <w:r>
+        <w:t>GET</w:t>
+      </w:r>
+      <w:r>
+        <w:t xml:space="preserve"> </w:t>
+      </w:r>
+      <w:r>
+        <w:t>/</w:t>
+      </w:r>
+      <w:r>
+        <w:t>api/employees</w:t>
+      </w:r>
+      <w:r>
+        <w:t>/{id}</w:t>
+      </w:r>
+    </w:p>
+    <w:p>
+      <w:pPr>
+        <w:numPr>
+          <w:ilvl w:val="0"/>
+          <w:numId w:val="19"/>
+        </w:numPr>
+        <w:rPr>
+          <w:lang w:val="pt-PT"/>
+        </w:rPr>
+      </w:pPr>
+      <w:r>
+        <w:rPr>
+          <w:b/>
+          <w:bCs/>
+          <w:lang w:val="pt-PT"/>
+        </w:rPr>
+        <w:t>Descrição:</w:t>
+      </w:r>
+      <w:r>
+        <w:rPr>
+          <w:lang w:val="pt-PT"/>
+        </w:rPr>
+        <w:t xml:space="preserve"> </w:t>
+      </w:r>
+      <w:r>
+        <w:rPr>
+          <w:lang w:val="pt-PT"/>
+        </w:rPr>
+        <w:t>Devolve os dados de um empregado especificado (por nome na UI).</w:t>
+      </w:r>
+    </w:p>
+    <w:p>
+      <w:pPr>
+        <w:numPr>
+          <w:ilvl w:val="0"/>
+          <w:numId w:val="19"/>
+        </w:numPr>
+        <w:rPr>
+          <w:lang w:val="pt-PT"/>
+        </w:rPr>
+      </w:pPr>
+      <w:r>
+        <w:rPr>
+          <w:b/>
+          <w:bCs/>
+          <w:lang w:val="pt-PT"/>
+        </w:rPr>
+        <w:t>Payload(resposta-200 OK):</w:t>
+      </w:r>
+    </w:p>
+    <w:p>
+      <w:pPr>
+        <w:ind w:left="720"/>
+        <w:rPr>
+          <w:lang w:val="pt-PT"/>
+        </w:rPr>
+      </w:pPr>
+      <w:r>
+        <w:rPr>
+          <w:lang w:val="pt-PT"/>
+        </w:rPr>
+        <w:t>{</w:t>
+      </w:r>
+    </w:p>
+    <w:p>
+      <w:pPr>
+        <w:ind w:left="1440"/>
+        <w:rPr>
+          <w:lang w:val="pt-PT"/>
+        </w:rPr>
+      </w:pPr>
+      <w:r>
+        <w:rPr>
+          <w:lang w:val="pt-PT"/>
+        </w:rPr>
+        <w:t xml:space="preserve">  "id": 1,</w:t>
+      </w:r>
+    </w:p>
+    <w:p>
+      <w:pPr>
+        <w:ind w:left="1440"/>
+        <w:rPr>
+          <w:lang w:val="pt-PT"/>
+        </w:rPr>
+      </w:pPr>
+      <w:r>
+        <w:rPr>
+          <w:lang w:val="pt-PT"/>
+        </w:rPr>
+        <w:t xml:space="preserve">  "name": "João Silva",</w:t>
+      </w:r>
+    </w:p>
+    <w:p>
+      <w:pPr>
+        <w:ind w:left="1440"/>
+        <w:rPr>
+          <w:lang w:val="pt-PT"/>
+        </w:rPr>
+      </w:pPr>
+      <w:r>
+        <w:rPr>
+          <w:lang w:val="pt-PT"/>
+        </w:rPr>
+        <w:t xml:space="preserve">  "email": "joao.silva@pdms.pt",</w:t>
+      </w:r>
+    </w:p>
+    <w:p>
+      <w:pPr>
+        <w:ind w:left="1440"/>
+        <w:rPr>
+          <w:lang w:val="pt-PT"/>
+        </w:rPr>
+      </w:pPr>
+      <w:r>
+        <w:rPr>
+          <w:lang w:val="pt-PT"/>
+        </w:rPr>
+        <w:t xml:space="preserve">  "jobTitle": "DeliveryDriver",</w:t>
+      </w:r>
+    </w:p>
+    <w:p>
+      <w:pPr>
+        <w:ind w:left="1440"/>
+        <w:rPr>
+          <w:lang w:val="pt-PT"/>
+        </w:rPr>
+      </w:pPr>
+      <w:r>
+        <w:rPr>
+          <w:lang w:val="pt-PT"/>
+        </w:rPr>
+        <w:t xml:space="preserve">  "status": "Active"</w:t>
+      </w:r>
+    </w:p>
+    <w:p>
+      <w:pPr>
+        <w:ind w:left="720"/>
+        <w:rPr>
+          <w:lang w:val="pt-PT"/>
+        </w:rPr>
+      </w:pPr>
+      <w:r>
+        <w:rPr>
+          <w:lang w:val="pt-PT"/>
+        </w:rPr>
+        <w:t>}</w:t>
+      </w:r>
+    </w:p>
+    <w:p>
+      <w:pPr>
+        <w:rPr>
+          <w:lang w:val="pt-PT"/>
+        </w:rPr>
+      </w:pPr>
+      <w:r>
+        <w:rPr>
+          <w:lang w:val="pt-PT"/>
+        </w:rPr>
+        <w:br w:type="page"/>
+      </w:r>
+    </w:p>
+    <w:p>
+      <w:pPr>
+        <w:ind w:left="720"/>
+        <w:rPr>
+          <w:lang w:val="pt-PT"/>
+        </w:rPr>
+      </w:pPr>
+    </w:p>
+    <w:p>
+      <w:pPr>
+        <w:rPr>
+          <w:b/>
+          <w:bCs/>
+          <w:lang w:val="pt-PT"/>
+        </w:rPr>
+      </w:pPr>
+    </w:p>
+    <w:p>
+      <w:pPr>
+        <w:rPr>
+          <w:lang w:val="pt-PT"/>
+        </w:rPr>
+      </w:pPr>
+      <w:r>
+        <w:rPr>
+          <w:b/>
+          <w:bCs/>
+          <w:lang w:val="pt-PT"/>
+        </w:rPr>
+        <w:t>4.</w:t>
+      </w:r>
+      <w:r>
+        <w:rPr>
+          <w:b/>
+          <w:bCs/>
+          <w:lang w:val="pt-PT"/>
+        </w:rPr>
+        <w:t>8</w:t>
+      </w:r>
+      <w:r>
+        <w:rPr>
+          <w:b/>
+          <w:bCs/>
+          <w:lang w:val="pt-PT"/>
+        </w:rPr>
+        <w:t xml:space="preserve"> Cenário:</w:t>
+      </w:r>
+      <w:r>
+        <w:rPr>
+          <w:lang w:val="pt-PT"/>
+        </w:rPr>
+        <w:t xml:space="preserve"> Registar um funcionário.</w:t>
+      </w:r>
+    </w:p>
+    <w:p>
+      <w:r>
+        <w:rPr>
+          <w:b/>
+          <w:bCs/>
+        </w:rPr>
+        <w:t>EP:</w:t>
+      </w:r>
+      <w:r>
+        <w:t xml:space="preserve"> POST /api/employees</w:t>
+      </w:r>
+    </w:p>
+    <w:p>
+      <w:pPr>
+        <w:rPr>
+          <w:b/>
+          <w:bCs/>
+        </w:rPr>
+      </w:pPr>
+      <w:r>
+        <w:rPr>
+          <w:b/>
+          <w:bCs/>
+        </w:rPr>
+        <w:t>Payload(envio):</w:t>
+      </w:r>
+    </w:p>
+    <w:p>
+      <w:pPr>
+        <w:rPr>
+          <w:lang w:val="pt-PT"/>
+        </w:rPr>
+      </w:pPr>
+      <w:r>
+        <w:rPr>
+          <w:lang w:val="pt-PT"/>
+        </w:rPr>
+        <w:t>{</w:t>
+      </w:r>
+    </w:p>
+    <w:p>
+      <w:pPr>
+        <w:rPr>
+          <w:lang w:val="pt-PT"/>
+        </w:rPr>
+      </w:pPr>
+      <w:r>
+        <w:rPr>
+          <w:lang w:val="pt-PT"/>
+        </w:rPr>
+        <w:t xml:space="preserve">  "name": "Maria Santos",</w:t>
+      </w:r>
+    </w:p>
+    <w:p>
+      <w:pPr>
+        <w:rPr>
+          <w:lang w:val="pt-PT"/>
+        </w:rPr>
+      </w:pPr>
+      <w:r>
+        <w:rPr>
+          <w:lang w:val="pt-PT"/>
+        </w:rPr>
+        <w:t xml:space="preserve">  "email": "maria.santos@pdms.pt",</w:t>
+      </w:r>
+    </w:p>
+    <w:p>
+      <w:r>
+        <w:rPr>
+          <w:lang w:val="pt-PT"/>
+        </w:rPr>
+        <w:t xml:space="preserve">  </w:t>
+      </w:r>
+      <w:r>
+        <w:t>"jobTitle": "WarehouseManager",</w:t>
+      </w:r>
+    </w:p>
+    <w:p>
+      <w:r>
+        <w:t xml:space="preserve">  "status": "Active"</w:t>
+      </w:r>
+    </w:p>
+    <w:p>
+      <w:pPr>
+        <w:rPr>
+          <w:b/>
+          <w:bCs/>
+        </w:rPr>
+      </w:pPr>
+      <w:r>
+        <w:t>}</w:t>
+      </w:r>
+      <w:r>
+        <w:rPr>
+          <w:b/>
+          <w:bCs/>
+        </w:rPr>
+        <w:br/>
+      </w:r>
+      <w:r>
+        <w:rPr>
+          <w:b/>
+          <w:bCs/>
+        </w:rPr>
+        <w:br/>
+        <w:t>Payload(resposta – 201 Created):</w:t>
+      </w:r>
+    </w:p>
+    <w:p>
+      <w:pPr>
+        <w:rPr>
+          <w:lang w:val="pt-PT"/>
+        </w:rPr>
+      </w:pPr>
+      <w:r>
+        <w:rPr>
+          <w:lang w:val="pt-PT"/>
+        </w:rPr>
+        <w:t>{</w:t>
+      </w:r>
+    </w:p>
+    <w:p>
+      <w:pPr>
+        <w:rPr>
+          <w:lang w:val="pt-PT"/>
+        </w:rPr>
+      </w:pPr>
+      <w:r>
+        <w:rPr>
+          <w:lang w:val="pt-PT"/>
+        </w:rPr>
+        <w:t xml:space="preserve">  "id": 2,</w:t>
+      </w:r>
+    </w:p>
+    <w:p>
+      <w:pPr>
+        <w:rPr>
+          <w:lang w:val="pt-PT"/>
+        </w:rPr>
+      </w:pPr>
+      <w:r>
+        <w:rPr>
+          <w:lang w:val="pt-PT"/>
+        </w:rPr>
+        <w:t xml:space="preserve">  "name": "Maria Santos",</w:t>
+      </w:r>
+    </w:p>
+    <w:p>
+      <w:pPr>
+        <w:rPr>
+          <w:lang w:val="pt-PT"/>
+        </w:rPr>
+      </w:pPr>
+      <w:r>
+        <w:rPr>
+          <w:lang w:val="pt-PT"/>
+        </w:rPr>
+        <w:t xml:space="preserve">  "email": "maria.santos@pdms.pt",</w:t>
+      </w:r>
+    </w:p>
+    <w:p>
+      <w:r>
+        <w:rPr>
+          <w:lang w:val="pt-PT"/>
+        </w:rPr>
+        <w:t xml:space="preserve">  </w:t>
+      </w:r>
+      <w:r>
+        <w:t>"jobTitle": "WarehouseManager",</w:t>
+      </w:r>
+    </w:p>
+    <w:p>
+      <w:r>
+        <w:t xml:space="preserve">  "status": "Active"</w:t>
+      </w:r>
+    </w:p>
+    <w:p>
+      <w:r>
+        <w:t>}</w:t>
+      </w:r>
+    </w:p>
+    <w:p>
+      <w:r>
+        <w:br w:type="page"/>
+      </w:r>
+    </w:p>
+    <w:p/>
+    <w:p>
+      <w:pPr>
+        <w:rPr>
+          <w:b/>
+          <w:bCs/>
+        </w:rPr>
+      </w:pPr>
+    </w:p>
+    <w:p>
+      <w:pPr>
+        <w:rPr>
+          <w:lang w:val="pt-PT"/>
+        </w:rPr>
+      </w:pPr>
+      <w:r>
+        <w:rPr>
+          <w:b/>
+          <w:bCs/>
+          <w:lang w:val="pt-PT"/>
+        </w:rPr>
+        <w:t>4.</w:t>
+      </w:r>
+      <w:r>
+        <w:rPr>
+          <w:b/>
+          <w:bCs/>
+          <w:lang w:val="pt-PT"/>
+        </w:rPr>
+        <w:t>9</w:t>
+      </w:r>
+      <w:r>
+        <w:rPr>
+          <w:b/>
+          <w:bCs/>
+          <w:lang w:val="pt-PT"/>
+        </w:rPr>
+        <w:t xml:space="preserve"> Cenário: </w:t>
+      </w:r>
+      <w:r>
+        <w:rPr>
+          <w:lang w:val="pt-PT"/>
+        </w:rPr>
+        <w:t>Editar</w:t>
+      </w:r>
+      <w:r>
+        <w:rPr>
+          <w:lang w:val="pt-PT"/>
+        </w:rPr>
+        <w:t xml:space="preserve"> um funcionário.</w:t>
+      </w:r>
+    </w:p>
+    <w:p>
+      <w:r>
+        <w:rPr>
+          <w:b/>
+          <w:bCs/>
+        </w:rPr>
+        <w:t>EP</w:t>
+      </w:r>
+      <w:r>
+        <w:rPr>
+          <w:b/>
+          <w:bCs/>
+        </w:rPr>
+        <w:t>:</w:t>
+      </w:r>
+      <w:r>
+        <w:t xml:space="preserve"> </w:t>
+      </w:r>
+      <w:r>
+        <w:t>PUT</w:t>
+      </w:r>
+      <w:r>
+        <w:t xml:space="preserve"> /api/employees</w:t>
+      </w:r>
+      <w:r>
+        <w:t>/{id}</w:t>
+      </w:r>
+    </w:p>
+    <w:p>
+      <w:pPr>
+        <w:rPr>
+          <w:lang w:val="pt-PT"/>
+        </w:rPr>
+      </w:pPr>
+      <w:r>
+        <w:rPr>
+          <w:b/>
+          <w:bCs/>
+          <w:lang w:val="pt-PT"/>
+        </w:rPr>
+        <w:t>Payload(envio):</w:t>
+      </w:r>
+      <w:r>
+        <w:rPr>
+          <w:b/>
+          <w:bCs/>
+          <w:lang w:val="pt-PT"/>
+        </w:rPr>
+        <w:br/>
+      </w:r>
+      <w:r>
+        <w:rPr>
+          <w:lang w:val="pt-PT"/>
+        </w:rPr>
+        <w:t>{</w:t>
+      </w:r>
+    </w:p>
+    <w:p>
+      <w:pPr>
+        <w:ind w:left="720"/>
+        <w:rPr>
+          <w:lang w:val="pt-PT"/>
+        </w:rPr>
+      </w:pPr>
+      <w:r>
+        <w:rPr>
+          <w:lang w:val="pt-PT"/>
+        </w:rPr>
+        <w:t xml:space="preserve">  "name": "Maria Santos",</w:t>
+      </w:r>
+    </w:p>
+    <w:p>
+      <w:pPr>
+        <w:ind w:left="720"/>
+      </w:pPr>
+      <w:r>
+        <w:rPr>
+          <w:lang w:val="pt-PT"/>
+        </w:rPr>
+        <w:t xml:space="preserve">  </w:t>
+      </w:r>
+      <w:r>
+        <w:t>"email": "maria.santos@pdms.pt",</w:t>
+      </w:r>
+    </w:p>
+    <w:p>
+      <w:pPr>
+        <w:ind w:left="720"/>
+        <w:rPr>
+          <w:lang w:val="pt-PT"/>
+        </w:rPr>
+      </w:pPr>
+      <w:r>
+        <w:t xml:space="preserve">  </w:t>
+      </w:r>
+      <w:r>
+        <w:rPr>
+          <w:lang w:val="pt-PT"/>
+        </w:rPr>
+        <w:t>"jobTitle": "WarehouseManager",</w:t>
+      </w:r>
+    </w:p>
+    <w:p>
+      <w:pPr>
+        <w:ind w:left="720"/>
+        <w:rPr>
+          <w:lang w:val="pt-PT"/>
+        </w:rPr>
+      </w:pPr>
+      <w:r>
+        <w:rPr>
+          <w:lang w:val="pt-PT"/>
+        </w:rPr>
+        <w:t xml:space="preserve">  "status": "Inactive"</w:t>
+      </w:r>
+    </w:p>
+    <w:p>
+      <w:pPr>
+        <w:rPr>
+          <w:lang w:val="pt-PT"/>
+        </w:rPr>
+      </w:pPr>
+      <w:r>
+        <w:rPr>
+          <w:lang w:val="pt-PT"/>
+        </w:rPr>
+        <w:t>}</w:t>
+      </w:r>
+    </w:p>
+    <w:p>
+      <w:pPr>
+        <w:rPr>
+          <w:b/>
+          <w:bCs/>
+          <w:lang w:val="pt-PT"/>
+        </w:rPr>
+      </w:pPr>
+      <w:r>
+        <w:rPr>
+          <w:b/>
+          <w:bCs/>
+          <w:lang w:val="pt-PT"/>
+        </w:rPr>
+        <w:t>Payload(resposta – 200 OK):</w:t>
+      </w:r>
+    </w:p>
+    <w:p>
+      <w:pPr>
+        <w:rPr>
+          <w:lang w:val="pt-PT"/>
+        </w:rPr>
+      </w:pPr>
+      <w:r>
+        <w:rPr>
+          <w:lang w:val="pt-PT"/>
+        </w:rPr>
+        <w:t>{</w:t>
+      </w:r>
+    </w:p>
+    <w:p>
+      <w:pPr>
+        <w:rPr>
+          <w:lang w:val="pt-PT"/>
+        </w:rPr>
+      </w:pPr>
+      <w:r>
+        <w:rPr>
+          <w:lang w:val="pt-PT"/>
+        </w:rPr>
+        <w:t xml:space="preserve">  "id": 2,</w:t>
+      </w:r>
+    </w:p>
+    <w:p>
+      <w:pPr>
+        <w:rPr>
+          <w:lang w:val="pt-PT"/>
+        </w:rPr>
+      </w:pPr>
+      <w:r>
+        <w:rPr>
+          <w:lang w:val="pt-PT"/>
+        </w:rPr>
+        <w:t xml:space="preserve">  "name": "Maria Santos",</w:t>
+      </w:r>
+    </w:p>
+    <w:p>
+      <w:pPr>
+        <w:rPr>
+          <w:lang w:val="pt-PT"/>
+        </w:rPr>
+      </w:pPr>
+      <w:r>
+        <w:rPr>
+          <w:lang w:val="pt-PT"/>
+        </w:rPr>
+        <w:t xml:space="preserve">  "email": "maria.santos@pdms.pt",</w:t>
+      </w:r>
+    </w:p>
+    <w:p>
+      <w:pPr>
+        <w:rPr>
+          <w:lang w:val="pt-PT"/>
+        </w:rPr>
+      </w:pPr>
+      <w:r>
+        <w:rPr>
+          <w:lang w:val="pt-PT"/>
+        </w:rPr>
+        <w:t xml:space="preserve">  "jobTitle": "WarehouseManager",</w:t>
+      </w:r>
+    </w:p>
+    <w:p>
+      <w:pPr>
+        <w:rPr>
+          <w:lang w:val="pt-PT"/>
+        </w:rPr>
+      </w:pPr>
+      <w:r>
+        <w:rPr>
+          <w:lang w:val="pt-PT"/>
+        </w:rPr>
+        <w:t xml:space="preserve">  "status": "Inactive"</w:t>
+      </w:r>
+    </w:p>
+    <w:p>
+      <w:pPr>
+        <w:rPr>
+          <w:lang w:val="pt-PT"/>
+        </w:rPr>
+      </w:pPr>
+      <w:r>
+        <w:rPr>
+          <w:lang w:val="pt-PT"/>
+        </w:rPr>
+        <w:t>}</w:t>
+      </w:r>
+    </w:p>
+    <w:p>
+      <w:pPr>
+        <w:rPr>
+          <w:lang w:val="pt-PT"/>
+        </w:rPr>
+      </w:pPr>
+      <w:r>
+        <w:rPr>
+          <w:b/>
+          <w:bCs/>
+          <w:lang w:val="pt-PT"/>
+        </w:rPr>
+        <w:t>4</w:t>
+      </w:r>
+      <w:r>
+        <w:rPr>
+          <w:b/>
+          <w:bCs/>
+          <w:lang w:val="pt-PT"/>
+        </w:rPr>
+        <w:t>.10</w:t>
+      </w:r>
+      <w:r>
+        <w:rPr>
+          <w:b/>
+          <w:bCs/>
+          <w:lang w:val="pt-PT"/>
+        </w:rPr>
+        <w:t xml:space="preserve"> </w:t>
+      </w:r>
+      <w:r>
+        <w:rPr>
+          <w:b/>
+          <w:bCs/>
+          <w:lang w:val="pt-PT"/>
+        </w:rPr>
+        <w:t xml:space="preserve"> Cenário:</w:t>
+      </w:r>
+      <w:r>
+        <w:rPr>
+          <w:lang w:val="pt-PT"/>
+        </w:rPr>
+        <w:t xml:space="preserve"> Remover um Funcionário.</w:t>
+      </w:r>
+    </w:p>
+    <w:p>
+      <w:pPr>
         <w:pStyle w:val="ListParagraph"/>
         <w:numPr>
-          <w:ilvl w:val="1"/>
-          <w:numId w:val="25"/>
+          <w:ilvl w:val="0"/>
+          <w:numId w:val="38"/>
         </w:numPr>
       </w:pPr>
-      <w:proofErr w:type="spellStart"/>
-      <w:r>
-        <w:rPr>
-          <w:b/>
-          <w:bCs/>
-        </w:rPr>
-        <w:t>Cenário</w:t>
-      </w:r>
-      <w:proofErr w:type="spellEnd"/>
-      <w:r>
-        <w:rPr>
-          <w:b/>
-          <w:bCs/>
-        </w:rPr>
-        <w:t>:</w:t>
-      </w:r>
-      <w:r>
-        <w:t xml:space="preserve"> </w:t>
-      </w:r>
-      <w:proofErr w:type="spellStart"/>
-      <w:r>
-        <w:t>Selecionar</w:t>
-      </w:r>
-      <w:proofErr w:type="spellEnd"/>
-      <w:r>
-        <w:t xml:space="preserve"> </w:t>
-      </w:r>
-      <w:proofErr w:type="spellStart"/>
-      <w:r>
-        <w:t>carrinhas</w:t>
-      </w:r>
-      <w:proofErr w:type="spellEnd"/>
-      <w:r>
-        <w:t xml:space="preserve"> </w:t>
-      </w:r>
-      <w:proofErr w:type="spellStart"/>
-      <w:r>
-        <w:t>disponíveis</w:t>
-      </w:r>
-      <w:proofErr w:type="spellEnd"/>
-      <w:r>
-        <w:t>.</w:t>
-      </w:r>
-    </w:p>
-    <w:p>
-      <w:pPr>
+      <w:r>
+        <w:rPr>
+          <w:b/>
+          <w:bCs/>
+        </w:rPr>
+        <w:t>EP:</w:t>
+      </w:r>
+      <w:r>
+        <w:t xml:space="preserve"> DELETE /api/employees/{id}</w:t>
+      </w:r>
+    </w:p>
+    <w:p>
+      <w:pPr>
+        <w:pStyle w:val="ListParagraph"/>
         <w:numPr>
           <w:ilvl w:val="0"/>
-          <w:numId w:val="20"/>
+          <w:numId w:val="38"/>
         </w:numPr>
-      </w:pPr>
-      <w:r>
-        <w:rPr>
-          <w:b/>
-          <w:bCs/>
-        </w:rPr>
-        <w:t>EP:</w:t>
-      </w:r>
-      <w:r>
-        <w:t xml:space="preserve"> GET /</w:t>
-      </w:r>
-      <w:proofErr w:type="spellStart"/>
-      <w:r>
-        <w:t>api</w:t>
-      </w:r>
-      <w:proofErr w:type="spellEnd"/>
-      <w:r>
-        <w:t>/vans</w:t>
-      </w:r>
-    </w:p>
-    <w:p>
-      <w:pPr>
+        <w:rPr>
+          <w:lang w:val="pt-PT"/>
+        </w:rPr>
+      </w:pPr>
+      <w:r>
+        <w:rPr>
+          <w:b/>
+          <w:bCs/>
+          <w:lang w:val="pt-PT"/>
+        </w:rPr>
+        <w:t>Descrição:</w:t>
+      </w:r>
+      <w:r>
+        <w:rPr>
+          <w:lang w:val="pt-PT"/>
+        </w:rPr>
+        <w:t xml:space="preserve"> Remove o funcionário do sistema (revogando acessos).</w:t>
+      </w:r>
+    </w:p>
+    <w:p>
+      <w:pPr>
+        <w:pStyle w:val="ListParagraph"/>
         <w:numPr>
           <w:ilvl w:val="0"/>
-          <w:numId w:val="20"/>
+          <w:numId w:val="38"/>
         </w:numPr>
         <w:rPr>
           <w:lang w:val="pt-PT"/>
@@ -1836,21 +7139,85 @@
           <w:bCs/>
           <w:lang w:val="pt-PT"/>
         </w:rPr>
-        <w:t>Descrição:</w:t>
-      </w:r>
-      <w:r>
-        <w:rPr>
-          <w:lang w:val="pt-PT"/>
-        </w:rPr>
-        <w:t xml:space="preserve"> Filtra carrinhas com VanStatus = Available.</w:t>
-      </w:r>
-    </w:p>
-    <w:p>
-      <w:pPr>
-        <w:rPr>
-          <w:lang w:val="pt-PT"/>
-        </w:rPr>
-      </w:pPr>
+        <w:t>Payload(envio):</w:t>
+      </w:r>
+      <w:r>
+        <w:rPr>
+          <w:lang w:val="pt-PT"/>
+        </w:rPr>
+        <w:t xml:space="preserve"> </w:t>
+      </w:r>
+      <w:r>
+        <w:t xml:space="preserve">Empty </w:t>
+      </w:r>
+      <w:r>
+        <w:t xml:space="preserve">Request </w:t>
+      </w:r>
+      <w:r>
+        <w:t>Body</w:t>
+      </w:r>
+    </w:p>
+    <w:p>
+      <w:pPr>
+        <w:pStyle w:val="ListParagraph"/>
+        <w:numPr>
+          <w:ilvl w:val="0"/>
+          <w:numId w:val="38"/>
+        </w:numPr>
+        <w:rPr>
+          <w:lang w:val="pt-PT"/>
+        </w:rPr>
+      </w:pPr>
+      <w:r>
+        <w:rPr>
+          <w:b/>
+          <w:bCs/>
+          <w:lang w:val="pt-PT"/>
+        </w:rPr>
+        <w:t>Payload(resposta – 200 OK):</w:t>
+      </w:r>
+    </w:p>
+    <w:p>
+      <w:pPr>
+        <w:ind w:left="720"/>
+        <w:rPr>
+          <w:lang w:val="pt-PT"/>
+        </w:rPr>
+      </w:pPr>
+      <w:r>
+        <w:rPr>
+          <w:lang w:val="pt-PT"/>
+        </w:rPr>
+        <w:t>{</w:t>
+      </w:r>
+    </w:p>
+    <w:p>
+      <w:pPr>
+        <w:ind w:left="720"/>
+        <w:rPr>
+          <w:lang w:val="pt-PT"/>
+        </w:rPr>
+      </w:pPr>
+      <w:r>
+        <w:rPr>
+          <w:lang w:val="pt-PT"/>
+        </w:rPr>
+        <w:t xml:space="preserve">  "message": "Funcionário removido com sucesso."</w:t>
+      </w:r>
+    </w:p>
+    <w:p>
+      <w:pPr>
+        <w:ind w:left="720"/>
+        <w:rPr>
+          <w:lang w:val="pt-PT"/>
+        </w:rPr>
+      </w:pPr>
+      <w:r>
+        <w:rPr>
+          <w:lang w:val="pt-PT"/>
+        </w:rPr>
+        <w:t>}</w:t>
+      </w:r>
     </w:p>
     <w:sectPr>
       <w:pgSz w:w="12240" w:h="15840"/>
@@ -2136,6 +7503,119 @@
     </w:lvl>
   </w:abstractNum>
   <w:abstractNum w:abstractNumId="2" w15:restartNumberingAfterBreak="0">
+    <w:nsid w:val="0AE104D3"/>
+    <w:multiLevelType w:val="hybridMultilevel"/>
+    <w:tmpl w:val="83667016"/>
+    <w:lvl w:ilvl="0" w:tplc="04090001">
+      <w:start w:val="1"/>
+      <w:numFmt w:val="bullet"/>
+      <w:lvlText w:val=""/>
+      <w:lvlJc w:val="left"/>
+      <w:pPr>
+        <w:ind w:left="720" w:hanging="360"/>
+      </w:pPr>
+      <w:rPr>
+        <w:rFonts w:ascii="Symbol" w:hAnsi="Symbol" w:hint="default"/>
+      </w:rPr>
+    </w:lvl>
+    <w:lvl w:ilvl="1" w:tplc="04090003" w:tentative="1">
+      <w:start w:val="1"/>
+      <w:numFmt w:val="bullet"/>
+      <w:lvlText w:val="o"/>
+      <w:lvlJc w:val="left"/>
+      <w:pPr>
+        <w:ind w:left="1440" w:hanging="360"/>
+      </w:pPr>
+      <w:rPr>
+        <w:rFonts w:ascii="Courier New" w:hAnsi="Courier New" w:cs="Courier New" w:hint="default"/>
+      </w:rPr>
+    </w:lvl>
+    <w:lvl w:ilvl="2" w:tplc="04090005" w:tentative="1">
+      <w:start w:val="1"/>
+      <w:numFmt w:val="bullet"/>
+      <w:lvlText w:val=""/>
+      <w:lvlJc w:val="left"/>
+      <w:pPr>
+        <w:ind w:left="2160" w:hanging="360"/>
+      </w:pPr>
+      <w:rPr>
+        <w:rFonts w:ascii="Wingdings" w:hAnsi="Wingdings" w:hint="default"/>
+      </w:rPr>
+    </w:lvl>
+    <w:lvl w:ilvl="3" w:tplc="04090001" w:tentative="1">
+      <w:start w:val="1"/>
+      <w:numFmt w:val="bullet"/>
+      <w:lvlText w:val=""/>
+      <w:lvlJc w:val="left"/>
+      <w:pPr>
+        <w:ind w:left="2880" w:hanging="360"/>
+      </w:pPr>
+      <w:rPr>
+        <w:rFonts w:ascii="Symbol" w:hAnsi="Symbol" w:hint="default"/>
+      </w:rPr>
+    </w:lvl>
+    <w:lvl w:ilvl="4" w:tplc="04090003" w:tentative="1">
+      <w:start w:val="1"/>
+      <w:numFmt w:val="bullet"/>
+      <w:lvlText w:val="o"/>
+      <w:lvlJc w:val="left"/>
+      <w:pPr>
+        <w:ind w:left="3600" w:hanging="360"/>
+      </w:pPr>
+      <w:rPr>
+        <w:rFonts w:ascii="Courier New" w:hAnsi="Courier New" w:cs="Courier New" w:hint="default"/>
+      </w:rPr>
+    </w:lvl>
+    <w:lvl w:ilvl="5" w:tplc="04090005" w:tentative="1">
+      <w:start w:val="1"/>
+      <w:numFmt w:val="bullet"/>
+      <w:lvlText w:val=""/>
+      <w:lvlJc w:val="left"/>
+      <w:pPr>
+        <w:ind w:left="4320" w:hanging="360"/>
+      </w:pPr>
+      <w:rPr>
+        <w:rFonts w:ascii="Wingdings" w:hAnsi="Wingdings" w:hint="default"/>
+      </w:rPr>
+    </w:lvl>
+    <w:lvl w:ilvl="6" w:tplc="04090001" w:tentative="1">
+      <w:start w:val="1"/>
+      <w:numFmt w:val="bullet"/>
+      <w:lvlText w:val=""/>
+      <w:lvlJc w:val="left"/>
+      <w:pPr>
+        <w:ind w:left="5040" w:hanging="360"/>
+      </w:pPr>
+      <w:rPr>
+        <w:rFonts w:ascii="Symbol" w:hAnsi="Symbol" w:hint="default"/>
+      </w:rPr>
+    </w:lvl>
+    <w:lvl w:ilvl="7" w:tplc="04090003" w:tentative="1">
+      <w:start w:val="1"/>
+      <w:numFmt w:val="bullet"/>
+      <w:lvlText w:val="o"/>
+      <w:lvlJc w:val="left"/>
+      <w:pPr>
+        <w:ind w:left="5760" w:hanging="360"/>
+      </w:pPr>
+      <w:rPr>
+        <w:rFonts w:ascii="Courier New" w:hAnsi="Courier New" w:cs="Courier New" w:hint="default"/>
+      </w:rPr>
+    </w:lvl>
+    <w:lvl w:ilvl="8" w:tplc="04090005" w:tentative="1">
+      <w:start w:val="1"/>
+      <w:numFmt w:val="bullet"/>
+      <w:lvlText w:val=""/>
+      <w:lvlJc w:val="left"/>
+      <w:pPr>
+        <w:ind w:left="6480" w:hanging="360"/>
+      </w:pPr>
+      <w:rPr>
+        <w:rFonts w:ascii="Wingdings" w:hAnsi="Wingdings" w:hint="default"/>
+      </w:rPr>
+    </w:lvl>
+  </w:abstractNum>
+  <w:abstractNum w:abstractNumId="3" w15:restartNumberingAfterBreak="0">
     <w:nsid w:val="11372388"/>
     <w:multiLevelType w:val="multilevel"/>
     <w:tmpl w:val="81F076B4"/>
@@ -2284,7 +7764,129 @@
       </w:rPr>
     </w:lvl>
   </w:abstractNum>
-  <w:abstractNum w:abstractNumId="3" w15:restartNumberingAfterBreak="0">
+  <w:abstractNum w:abstractNumId="4" w15:restartNumberingAfterBreak="0">
+    <w:nsid w:val="17764B09"/>
+    <w:multiLevelType w:val="multilevel"/>
+    <w:tmpl w:val="DAE07EA2"/>
+    <w:lvl w:ilvl="0">
+      <w:start w:val="4"/>
+      <w:numFmt w:val="decimal"/>
+      <w:lvlText w:val="%1"/>
+      <w:lvlJc w:val="left"/>
+      <w:pPr>
+        <w:ind w:left="360" w:hanging="360"/>
+      </w:pPr>
+      <w:rPr>
+        <w:rFonts w:hint="default"/>
+        <w:b/>
+      </w:rPr>
+    </w:lvl>
+    <w:lvl w:ilvl="1">
+      <w:start w:val="4"/>
+      <w:numFmt w:val="decimal"/>
+      <w:lvlText w:val="%1.%2"/>
+      <w:lvlJc w:val="left"/>
+      <w:pPr>
+        <w:ind w:left="360" w:hanging="360"/>
+      </w:pPr>
+      <w:rPr>
+        <w:rFonts w:hint="default"/>
+        <w:b/>
+      </w:rPr>
+    </w:lvl>
+    <w:lvl w:ilvl="2">
+      <w:start w:val="1"/>
+      <w:numFmt w:val="decimal"/>
+      <w:lvlText w:val="%1.%2.%3"/>
+      <w:lvlJc w:val="left"/>
+      <w:pPr>
+        <w:ind w:left="720" w:hanging="720"/>
+      </w:pPr>
+      <w:rPr>
+        <w:rFonts w:hint="default"/>
+        <w:b/>
+      </w:rPr>
+    </w:lvl>
+    <w:lvl w:ilvl="3">
+      <w:start w:val="1"/>
+      <w:numFmt w:val="decimal"/>
+      <w:lvlText w:val="%1.%2.%3.%4"/>
+      <w:lvlJc w:val="left"/>
+      <w:pPr>
+        <w:ind w:left="1080" w:hanging="1080"/>
+      </w:pPr>
+      <w:rPr>
+        <w:rFonts w:hint="default"/>
+        <w:b/>
+      </w:rPr>
+    </w:lvl>
+    <w:lvl w:ilvl="4">
+      <w:start w:val="1"/>
+      <w:numFmt w:val="decimal"/>
+      <w:lvlText w:val="%1.%2.%3.%4.%5"/>
+      <w:lvlJc w:val="left"/>
+      <w:pPr>
+        <w:ind w:left="1080" w:hanging="1080"/>
+      </w:pPr>
+      <w:rPr>
+        <w:rFonts w:hint="default"/>
+        <w:b/>
+      </w:rPr>
+    </w:lvl>
+    <w:lvl w:ilvl="5">
+      <w:start w:val="1"/>
+      <w:numFmt w:val="decimal"/>
+      <w:lvlText w:val="%1.%2.%3.%4.%5.%6"/>
+      <w:lvlJc w:val="left"/>
+      <w:pPr>
+        <w:ind w:left="1440" w:hanging="1440"/>
+      </w:pPr>
+      <w:rPr>
+        <w:rFonts w:hint="default"/>
+        <w:b/>
+      </w:rPr>
+    </w:lvl>
+    <w:lvl w:ilvl="6">
+      <w:start w:val="1"/>
+      <w:numFmt w:val="decimal"/>
+      <w:lvlText w:val="%1.%2.%3.%4.%5.%6.%7"/>
+      <w:lvlJc w:val="left"/>
+      <w:pPr>
+        <w:ind w:left="1440" w:hanging="1440"/>
+      </w:pPr>
+      <w:rPr>
+        <w:rFonts w:hint="default"/>
+        <w:b/>
+      </w:rPr>
+    </w:lvl>
+    <w:lvl w:ilvl="7">
+      <w:start w:val="1"/>
+      <w:numFmt w:val="decimal"/>
+      <w:lvlText w:val="%1.%2.%3.%4.%5.%6.%7.%8"/>
+      <w:lvlJc w:val="left"/>
+      <w:pPr>
+        <w:ind w:left="1800" w:hanging="1800"/>
+      </w:pPr>
+      <w:rPr>
+        <w:rFonts w:hint="default"/>
+        <w:b/>
+      </w:rPr>
+    </w:lvl>
+    <w:lvl w:ilvl="8">
+      <w:start w:val="1"/>
+      <w:numFmt w:val="decimal"/>
+      <w:lvlText w:val="%1.%2.%3.%4.%5.%6.%7.%8.%9"/>
+      <w:lvlJc w:val="left"/>
+      <w:pPr>
+        <w:ind w:left="1800" w:hanging="1800"/>
+      </w:pPr>
+      <w:rPr>
+        <w:rFonts w:hint="default"/>
+        <w:b/>
+      </w:rPr>
+    </w:lvl>
+  </w:abstractNum>
+  <w:abstractNum w:abstractNumId="5" w15:restartNumberingAfterBreak="0">
     <w:nsid w:val="18216F8A"/>
     <w:multiLevelType w:val="multilevel"/>
     <w:tmpl w:val="A590213E"/>
@@ -2433,7 +8035,7 @@
       </w:rPr>
     </w:lvl>
   </w:abstractNum>
-  <w:abstractNum w:abstractNumId="4" w15:restartNumberingAfterBreak="0">
+  <w:abstractNum w:abstractNumId="6" w15:restartNumberingAfterBreak="0">
     <w:nsid w:val="1BE42F84"/>
     <w:multiLevelType w:val="multilevel"/>
     <w:tmpl w:val="0C8A7F0E"/>
@@ -2582,7 +8184,7 @@
       </w:rPr>
     </w:lvl>
   </w:abstractNum>
-  <w:abstractNum w:abstractNumId="5" w15:restartNumberingAfterBreak="0">
+  <w:abstractNum w:abstractNumId="7" w15:restartNumberingAfterBreak="0">
     <w:nsid w:val="20CC5E22"/>
     <w:multiLevelType w:val="multilevel"/>
     <w:tmpl w:val="354C2F4E"/>
@@ -2704,7 +8306,7 @@
       </w:rPr>
     </w:lvl>
   </w:abstractNum>
-  <w:abstractNum w:abstractNumId="6" w15:restartNumberingAfterBreak="0">
+  <w:abstractNum w:abstractNumId="8" w15:restartNumberingAfterBreak="0">
     <w:nsid w:val="223D38D7"/>
     <w:multiLevelType w:val="multilevel"/>
     <w:tmpl w:val="83863EBC"/>
@@ -2853,7 +8455,7 @@
       </w:rPr>
     </w:lvl>
   </w:abstractNum>
-  <w:abstractNum w:abstractNumId="7" w15:restartNumberingAfterBreak="0">
+  <w:abstractNum w:abstractNumId="9" w15:restartNumberingAfterBreak="0">
     <w:nsid w:val="248B3067"/>
     <w:multiLevelType w:val="multilevel"/>
     <w:tmpl w:val="2C60CF64"/>
@@ -3002,7 +8604,7 @@
       </w:rPr>
     </w:lvl>
   </w:abstractNum>
-  <w:abstractNum w:abstractNumId="8" w15:restartNumberingAfterBreak="0">
+  <w:abstractNum w:abstractNumId="10" w15:restartNumberingAfterBreak="0">
     <w:nsid w:val="25BA0B9F"/>
     <w:multiLevelType w:val="multilevel"/>
     <w:tmpl w:val="0E867CB8"/>
@@ -3151,7 +8753,129 @@
       </w:rPr>
     </w:lvl>
   </w:abstractNum>
-  <w:abstractNum w:abstractNumId="9" w15:restartNumberingAfterBreak="0">
+  <w:abstractNum w:abstractNumId="11" w15:restartNumberingAfterBreak="0">
+    <w:nsid w:val="284A5699"/>
+    <w:multiLevelType w:val="multilevel"/>
+    <w:tmpl w:val="CF6613B2"/>
+    <w:lvl w:ilvl="0">
+      <w:start w:val="4"/>
+      <w:numFmt w:val="decimal"/>
+      <w:lvlText w:val="%1"/>
+      <w:lvlJc w:val="left"/>
+      <w:pPr>
+        <w:ind w:left="360" w:hanging="360"/>
+      </w:pPr>
+      <w:rPr>
+        <w:rFonts w:hint="default"/>
+        <w:b/>
+      </w:rPr>
+    </w:lvl>
+    <w:lvl w:ilvl="1">
+      <w:start w:val="3"/>
+      <w:numFmt w:val="decimal"/>
+      <w:lvlText w:val="%1.%2"/>
+      <w:lvlJc w:val="left"/>
+      <w:pPr>
+        <w:ind w:left="360" w:hanging="360"/>
+      </w:pPr>
+      <w:rPr>
+        <w:rFonts w:hint="default"/>
+        <w:b/>
+      </w:rPr>
+    </w:lvl>
+    <w:lvl w:ilvl="2">
+      <w:start w:val="1"/>
+      <w:numFmt w:val="decimal"/>
+      <w:lvlText w:val="%1.%2.%3"/>
+      <w:lvlJc w:val="left"/>
+      <w:pPr>
+        <w:ind w:left="720" w:hanging="720"/>
+      </w:pPr>
+      <w:rPr>
+        <w:rFonts w:hint="default"/>
+        <w:b/>
+      </w:rPr>
+    </w:lvl>
+    <w:lvl w:ilvl="3">
+      <w:start w:val="1"/>
+      <w:numFmt w:val="decimal"/>
+      <w:lvlText w:val="%1.%2.%3.%4"/>
+      <w:lvlJc w:val="left"/>
+      <w:pPr>
+        <w:ind w:left="1080" w:hanging="1080"/>
+      </w:pPr>
+      <w:rPr>
+        <w:rFonts w:hint="default"/>
+        <w:b/>
+      </w:rPr>
+    </w:lvl>
+    <w:lvl w:ilvl="4">
+      <w:start w:val="1"/>
+      <w:numFmt w:val="decimal"/>
+      <w:lvlText w:val="%1.%2.%3.%4.%5"/>
+      <w:lvlJc w:val="left"/>
+      <w:pPr>
+        <w:ind w:left="1080" w:hanging="1080"/>
+      </w:pPr>
+      <w:rPr>
+        <w:rFonts w:hint="default"/>
+        <w:b/>
+      </w:rPr>
+    </w:lvl>
+    <w:lvl w:ilvl="5">
+      <w:start w:val="1"/>
+      <w:numFmt w:val="decimal"/>
+      <w:lvlText w:val="%1.%2.%3.%4.%5.%6"/>
+      <w:lvlJc w:val="left"/>
+      <w:pPr>
+        <w:ind w:left="1440" w:hanging="1440"/>
+      </w:pPr>
+      <w:rPr>
+        <w:rFonts w:hint="default"/>
+        <w:b/>
+      </w:rPr>
+    </w:lvl>
+    <w:lvl w:ilvl="6">
+      <w:start w:val="1"/>
+      <w:numFmt w:val="decimal"/>
+      <w:lvlText w:val="%1.%2.%3.%4.%5.%6.%7"/>
+      <w:lvlJc w:val="left"/>
+      <w:pPr>
+        <w:ind w:left="1440" w:hanging="1440"/>
+      </w:pPr>
+      <w:rPr>
+        <w:rFonts w:hint="default"/>
+        <w:b/>
+      </w:rPr>
+    </w:lvl>
+    <w:lvl w:ilvl="7">
+      <w:start w:val="1"/>
+      <w:numFmt w:val="decimal"/>
+      <w:lvlText w:val="%1.%2.%3.%4.%5.%6.%7.%8"/>
+      <w:lvlJc w:val="left"/>
+      <w:pPr>
+        <w:ind w:left="1800" w:hanging="1800"/>
+      </w:pPr>
+      <w:rPr>
+        <w:rFonts w:hint="default"/>
+        <w:b/>
+      </w:rPr>
+    </w:lvl>
+    <w:lvl w:ilvl="8">
+      <w:start w:val="1"/>
+      <w:numFmt w:val="decimal"/>
+      <w:lvlText w:val="%1.%2.%3.%4.%5.%6.%7.%8.%9"/>
+      <w:lvlJc w:val="left"/>
+      <w:pPr>
+        <w:ind w:left="1800" w:hanging="1800"/>
+      </w:pPr>
+      <w:rPr>
+        <w:rFonts w:hint="default"/>
+        <w:b/>
+      </w:rPr>
+    </w:lvl>
+  </w:abstractNum>
+  <w:abstractNum w:abstractNumId="12" w15:restartNumberingAfterBreak="0">
     <w:nsid w:val="29D935F4"/>
     <w:multiLevelType w:val="multilevel"/>
     <w:tmpl w:val="210AEFEC"/>
@@ -3300,7 +9024,7 @@
       </w:rPr>
     </w:lvl>
   </w:abstractNum>
-  <w:abstractNum w:abstractNumId="10" w15:restartNumberingAfterBreak="0">
+  <w:abstractNum w:abstractNumId="13" w15:restartNumberingAfterBreak="0">
     <w:nsid w:val="2DE033E9"/>
     <w:multiLevelType w:val="multilevel"/>
     <w:tmpl w:val="582AB178"/>
@@ -3449,7 +9173,7 @@
       </w:rPr>
     </w:lvl>
   </w:abstractNum>
-  <w:abstractNum w:abstractNumId="11" w15:restartNumberingAfterBreak="0">
+  <w:abstractNum w:abstractNumId="14" w15:restartNumberingAfterBreak="0">
     <w:nsid w:val="2E4378FE"/>
     <w:multiLevelType w:val="multilevel"/>
     <w:tmpl w:val="1A4E7ADC"/>
@@ -3598,7 +9322,120 @@
       </w:rPr>
     </w:lvl>
   </w:abstractNum>
-  <w:abstractNum w:abstractNumId="12" w15:restartNumberingAfterBreak="0">
+  <w:abstractNum w:abstractNumId="15" w15:restartNumberingAfterBreak="0">
+    <w:nsid w:val="31F84413"/>
+    <w:multiLevelType w:val="hybridMultilevel"/>
+    <w:tmpl w:val="A7420024"/>
+    <w:lvl w:ilvl="0" w:tplc="04090001">
+      <w:start w:val="1"/>
+      <w:numFmt w:val="bullet"/>
+      <w:lvlText w:val=""/>
+      <w:lvlJc w:val="left"/>
+      <w:pPr>
+        <w:ind w:left="720" w:hanging="360"/>
+      </w:pPr>
+      <w:rPr>
+        <w:rFonts w:ascii="Symbol" w:hAnsi="Symbol" w:hint="default"/>
+      </w:rPr>
+    </w:lvl>
+    <w:lvl w:ilvl="1" w:tplc="04090003" w:tentative="1">
+      <w:start w:val="1"/>
+      <w:numFmt w:val="bullet"/>
+      <w:lvlText w:val="o"/>
+      <w:lvlJc w:val="left"/>
+      <w:pPr>
+        <w:ind w:left="1440" w:hanging="360"/>
+      </w:pPr>
+      <w:rPr>
+        <w:rFonts w:ascii="Courier New" w:hAnsi="Courier New" w:cs="Courier New" w:hint="default"/>
+      </w:rPr>
+    </w:lvl>
+    <w:lvl w:ilvl="2" w:tplc="04090005" w:tentative="1">
+      <w:start w:val="1"/>
+      <w:numFmt w:val="bullet"/>
+      <w:lvlText w:val=""/>
+      <w:lvlJc w:val="left"/>
+      <w:pPr>
+        <w:ind w:left="2160" w:hanging="360"/>
+      </w:pPr>
+      <w:rPr>
+        <w:rFonts w:ascii="Wingdings" w:hAnsi="Wingdings" w:hint="default"/>
+      </w:rPr>
+    </w:lvl>
+    <w:lvl w:ilvl="3" w:tplc="04090001" w:tentative="1">
+      <w:start w:val="1"/>
+      <w:numFmt w:val="bullet"/>
+      <w:lvlText w:val=""/>
+      <w:lvlJc w:val="left"/>
+      <w:pPr>
+        <w:ind w:left="2880" w:hanging="360"/>
+      </w:pPr>
+      <w:rPr>
+        <w:rFonts w:ascii="Symbol" w:hAnsi="Symbol" w:hint="default"/>
+      </w:rPr>
+    </w:lvl>
+    <w:lvl w:ilvl="4" w:tplc="04090003" w:tentative="1">
+      <w:start w:val="1"/>
+      <w:numFmt w:val="bullet"/>
+      <w:lvlText w:val="o"/>
+      <w:lvlJc w:val="left"/>
+      <w:pPr>
+        <w:ind w:left="3600" w:hanging="360"/>
+      </w:pPr>
+      <w:rPr>
+        <w:rFonts w:ascii="Courier New" w:hAnsi="Courier New" w:cs="Courier New" w:hint="default"/>
+      </w:rPr>
+    </w:lvl>
+    <w:lvl w:ilvl="5" w:tplc="04090005" w:tentative="1">
+      <w:start w:val="1"/>
+      <w:numFmt w:val="bullet"/>
+      <w:lvlText w:val=""/>
+      <w:lvlJc w:val="left"/>
+      <w:pPr>
+        <w:ind w:left="4320" w:hanging="360"/>
+      </w:pPr>
+      <w:rPr>
+        <w:rFonts w:ascii="Wingdings" w:hAnsi="Wingdings" w:hint="default"/>
+      </w:rPr>
+    </w:lvl>
+    <w:lvl w:ilvl="6" w:tplc="04090001" w:tentative="1">
+      <w:start w:val="1"/>
+      <w:numFmt w:val="bullet"/>
+      <w:lvlText w:val=""/>
+      <w:lvlJc w:val="left"/>
+      <w:pPr>
+        <w:ind w:left="5040" w:hanging="360"/>
+      </w:pPr>
+      <w:rPr>
+        <w:rFonts w:ascii="Symbol" w:hAnsi="Symbol" w:hint="default"/>
+      </w:rPr>
+    </w:lvl>
+    <w:lvl w:ilvl="7" w:tplc="04090003" w:tentative="1">
+      <w:start w:val="1"/>
+      <w:numFmt w:val="bullet"/>
+      <w:lvlText w:val="o"/>
+      <w:lvlJc w:val="left"/>
+      <w:pPr>
+        <w:ind w:left="5760" w:hanging="360"/>
+      </w:pPr>
+      <w:rPr>
+        <w:rFonts w:ascii="Courier New" w:hAnsi="Courier New" w:cs="Courier New" w:hint="default"/>
+      </w:rPr>
+    </w:lvl>
+    <w:lvl w:ilvl="8" w:tplc="04090005" w:tentative="1">
+      <w:start w:val="1"/>
+      <w:numFmt w:val="bullet"/>
+      <w:lvlText w:val=""/>
+      <w:lvlJc w:val="left"/>
+      <w:pPr>
+        <w:ind w:left="6480" w:hanging="360"/>
+      </w:pPr>
+      <w:rPr>
+        <w:rFonts w:ascii="Wingdings" w:hAnsi="Wingdings" w:hint="default"/>
+      </w:rPr>
+    </w:lvl>
+  </w:abstractNum>
+  <w:abstractNum w:abstractNumId="16" w15:restartNumberingAfterBreak="0">
     <w:nsid w:val="32120CCF"/>
     <w:multiLevelType w:val="multilevel"/>
     <w:tmpl w:val="074AE29A"/>
@@ -3747,7 +9584,7 @@
       </w:rPr>
     </w:lvl>
   </w:abstractNum>
-  <w:abstractNum w:abstractNumId="13" w15:restartNumberingAfterBreak="0">
+  <w:abstractNum w:abstractNumId="17" w15:restartNumberingAfterBreak="0">
     <w:nsid w:val="34820CCE"/>
     <w:multiLevelType w:val="multilevel"/>
     <w:tmpl w:val="B58AF1BE"/>
@@ -3896,7 +9733,7 @@
       </w:rPr>
     </w:lvl>
   </w:abstractNum>
-  <w:abstractNum w:abstractNumId="14" w15:restartNumberingAfterBreak="0">
+  <w:abstractNum w:abstractNumId="18" w15:restartNumberingAfterBreak="0">
     <w:nsid w:val="36452B84"/>
     <w:multiLevelType w:val="multilevel"/>
     <w:tmpl w:val="65C005AE"/>
@@ -4045,7 +9882,233 @@
       </w:rPr>
     </w:lvl>
   </w:abstractNum>
-  <w:abstractNum w:abstractNumId="15" w15:restartNumberingAfterBreak="0">
+  <w:abstractNum w:abstractNumId="19" w15:restartNumberingAfterBreak="0">
+    <w:nsid w:val="3B310753"/>
+    <w:multiLevelType w:val="hybridMultilevel"/>
+    <w:tmpl w:val="5F524F2C"/>
+    <w:lvl w:ilvl="0" w:tplc="04090001">
+      <w:start w:val="1"/>
+      <w:numFmt w:val="bullet"/>
+      <w:lvlText w:val=""/>
+      <w:lvlJc w:val="left"/>
+      <w:pPr>
+        <w:ind w:left="720" w:hanging="360"/>
+      </w:pPr>
+      <w:rPr>
+        <w:rFonts w:ascii="Symbol" w:hAnsi="Symbol" w:hint="default"/>
+      </w:rPr>
+    </w:lvl>
+    <w:lvl w:ilvl="1" w:tplc="04090003" w:tentative="1">
+      <w:start w:val="1"/>
+      <w:numFmt w:val="bullet"/>
+      <w:lvlText w:val="o"/>
+      <w:lvlJc w:val="left"/>
+      <w:pPr>
+        <w:ind w:left="1440" w:hanging="360"/>
+      </w:pPr>
+      <w:rPr>
+        <w:rFonts w:ascii="Courier New" w:hAnsi="Courier New" w:cs="Courier New" w:hint="default"/>
+      </w:rPr>
+    </w:lvl>
+    <w:lvl w:ilvl="2" w:tplc="04090005" w:tentative="1">
+      <w:start w:val="1"/>
+      <w:numFmt w:val="bullet"/>
+      <w:lvlText w:val=""/>
+      <w:lvlJc w:val="left"/>
+      <w:pPr>
+        <w:ind w:left="2160" w:hanging="360"/>
+      </w:pPr>
+      <w:rPr>
+        <w:rFonts w:ascii="Wingdings" w:hAnsi="Wingdings" w:hint="default"/>
+      </w:rPr>
+    </w:lvl>
+    <w:lvl w:ilvl="3" w:tplc="04090001" w:tentative="1">
+      <w:start w:val="1"/>
+      <w:numFmt w:val="bullet"/>
+      <w:lvlText w:val=""/>
+      <w:lvlJc w:val="left"/>
+      <w:pPr>
+        <w:ind w:left="2880" w:hanging="360"/>
+      </w:pPr>
+      <w:rPr>
+        <w:rFonts w:ascii="Symbol" w:hAnsi="Symbol" w:hint="default"/>
+      </w:rPr>
+    </w:lvl>
+    <w:lvl w:ilvl="4" w:tplc="04090003" w:tentative="1">
+      <w:start w:val="1"/>
+      <w:numFmt w:val="bullet"/>
+      <w:lvlText w:val="o"/>
+      <w:lvlJc w:val="left"/>
+      <w:pPr>
+        <w:ind w:left="3600" w:hanging="360"/>
+      </w:pPr>
+      <w:rPr>
+        <w:rFonts w:ascii="Courier New" w:hAnsi="Courier New" w:cs="Courier New" w:hint="default"/>
+      </w:rPr>
+    </w:lvl>
+    <w:lvl w:ilvl="5" w:tplc="04090005" w:tentative="1">
+      <w:start w:val="1"/>
+      <w:numFmt w:val="bullet"/>
+      <w:lvlText w:val=""/>
+      <w:lvlJc w:val="left"/>
+      <w:pPr>
+        <w:ind w:left="4320" w:hanging="360"/>
+      </w:pPr>
+      <w:rPr>
+        <w:rFonts w:ascii="Wingdings" w:hAnsi="Wingdings" w:hint="default"/>
+      </w:rPr>
+    </w:lvl>
+    <w:lvl w:ilvl="6" w:tplc="04090001" w:tentative="1">
+      <w:start w:val="1"/>
+      <w:numFmt w:val="bullet"/>
+      <w:lvlText w:val=""/>
+      <w:lvlJc w:val="left"/>
+      <w:pPr>
+        <w:ind w:left="5040" w:hanging="360"/>
+      </w:pPr>
+      <w:rPr>
+        <w:rFonts w:ascii="Symbol" w:hAnsi="Symbol" w:hint="default"/>
+      </w:rPr>
+    </w:lvl>
+    <w:lvl w:ilvl="7" w:tplc="04090003" w:tentative="1">
+      <w:start w:val="1"/>
+      <w:numFmt w:val="bullet"/>
+      <w:lvlText w:val="o"/>
+      <w:lvlJc w:val="left"/>
+      <w:pPr>
+        <w:ind w:left="5760" w:hanging="360"/>
+      </w:pPr>
+      <w:rPr>
+        <w:rFonts w:ascii="Courier New" w:hAnsi="Courier New" w:cs="Courier New" w:hint="default"/>
+      </w:rPr>
+    </w:lvl>
+    <w:lvl w:ilvl="8" w:tplc="04090005" w:tentative="1">
+      <w:start w:val="1"/>
+      <w:numFmt w:val="bullet"/>
+      <w:lvlText w:val=""/>
+      <w:lvlJc w:val="left"/>
+      <w:pPr>
+        <w:ind w:left="6480" w:hanging="360"/>
+      </w:pPr>
+      <w:rPr>
+        <w:rFonts w:ascii="Wingdings" w:hAnsi="Wingdings" w:hint="default"/>
+      </w:rPr>
+    </w:lvl>
+  </w:abstractNum>
+  <w:abstractNum w:abstractNumId="20" w15:restartNumberingAfterBreak="0">
+    <w:nsid w:val="3EEA4769"/>
+    <w:multiLevelType w:val="hybridMultilevel"/>
+    <w:tmpl w:val="AB66D816"/>
+    <w:lvl w:ilvl="0" w:tplc="04090001">
+      <w:start w:val="1"/>
+      <w:numFmt w:val="bullet"/>
+      <w:lvlText w:val=""/>
+      <w:lvlJc w:val="left"/>
+      <w:pPr>
+        <w:ind w:left="720" w:hanging="360"/>
+      </w:pPr>
+      <w:rPr>
+        <w:rFonts w:ascii="Symbol" w:hAnsi="Symbol" w:hint="default"/>
+      </w:rPr>
+    </w:lvl>
+    <w:lvl w:ilvl="1" w:tplc="04090003" w:tentative="1">
+      <w:start w:val="1"/>
+      <w:numFmt w:val="bullet"/>
+      <w:lvlText w:val="o"/>
+      <w:lvlJc w:val="left"/>
+      <w:pPr>
+        <w:ind w:left="1440" w:hanging="360"/>
+      </w:pPr>
+      <w:rPr>
+        <w:rFonts w:ascii="Courier New" w:hAnsi="Courier New" w:cs="Courier New" w:hint="default"/>
+      </w:rPr>
+    </w:lvl>
+    <w:lvl w:ilvl="2" w:tplc="04090005" w:tentative="1">
+      <w:start w:val="1"/>
+      <w:numFmt w:val="bullet"/>
+      <w:lvlText w:val=""/>
+      <w:lvlJc w:val="left"/>
+      <w:pPr>
+        <w:ind w:left="2160" w:hanging="360"/>
+      </w:pPr>
+      <w:rPr>
+        <w:rFonts w:ascii="Wingdings" w:hAnsi="Wingdings" w:hint="default"/>
+      </w:rPr>
+    </w:lvl>
+    <w:lvl w:ilvl="3" w:tplc="04090001" w:tentative="1">
+      <w:start w:val="1"/>
+      <w:numFmt w:val="bullet"/>
+      <w:lvlText w:val=""/>
+      <w:lvlJc w:val="left"/>
+      <w:pPr>
+        <w:ind w:left="2880" w:hanging="360"/>
+      </w:pPr>
+      <w:rPr>
+        <w:rFonts w:ascii="Symbol" w:hAnsi="Symbol" w:hint="default"/>
+      </w:rPr>
+    </w:lvl>
+    <w:lvl w:ilvl="4" w:tplc="04090003" w:tentative="1">
+      <w:start w:val="1"/>
+      <w:numFmt w:val="bullet"/>
+      <w:lvlText w:val="o"/>
+      <w:lvlJc w:val="left"/>
+      <w:pPr>
+        <w:ind w:left="3600" w:hanging="360"/>
+      </w:pPr>
+      <w:rPr>
+        <w:rFonts w:ascii="Courier New" w:hAnsi="Courier New" w:cs="Courier New" w:hint="default"/>
+      </w:rPr>
+    </w:lvl>
+    <w:lvl w:ilvl="5" w:tplc="04090005" w:tentative="1">
+      <w:start w:val="1"/>
+      <w:numFmt w:val="bullet"/>
+      <w:lvlText w:val=""/>
+      <w:lvlJc w:val="left"/>
+      <w:pPr>
+        <w:ind w:left="4320" w:hanging="360"/>
+      </w:pPr>
+      <w:rPr>
+        <w:rFonts w:ascii="Wingdings" w:hAnsi="Wingdings" w:hint="default"/>
+      </w:rPr>
+    </w:lvl>
+    <w:lvl w:ilvl="6" w:tplc="04090001" w:tentative="1">
+      <w:start w:val="1"/>
+      <w:numFmt w:val="bullet"/>
+      <w:lvlText w:val=""/>
+      <w:lvlJc w:val="left"/>
+      <w:pPr>
+        <w:ind w:left="5040" w:hanging="360"/>
+      </w:pPr>
+      <w:rPr>
+        <w:rFonts w:ascii="Symbol" w:hAnsi="Symbol" w:hint="default"/>
+      </w:rPr>
+    </w:lvl>
+    <w:lvl w:ilvl="7" w:tplc="04090003" w:tentative="1">
+      <w:start w:val="1"/>
+      <w:numFmt w:val="bullet"/>
+      <w:lvlText w:val="o"/>
+      <w:lvlJc w:val="left"/>
+      <w:pPr>
+        <w:ind w:left="5760" w:hanging="360"/>
+      </w:pPr>
+      <w:rPr>
+        <w:rFonts w:ascii="Courier New" w:hAnsi="Courier New" w:cs="Courier New" w:hint="default"/>
+      </w:rPr>
+    </w:lvl>
+    <w:lvl w:ilvl="8" w:tplc="04090005" w:tentative="1">
+      <w:start w:val="1"/>
+      <w:numFmt w:val="bullet"/>
+      <w:lvlText w:val=""/>
+      <w:lvlJc w:val="left"/>
+      <w:pPr>
+        <w:ind w:left="6480" w:hanging="360"/>
+      </w:pPr>
+      <w:rPr>
+        <w:rFonts w:ascii="Wingdings" w:hAnsi="Wingdings" w:hint="default"/>
+      </w:rPr>
+    </w:lvl>
+  </w:abstractNum>
+  <w:abstractNum w:abstractNumId="21" w15:restartNumberingAfterBreak="0">
     <w:nsid w:val="407166D0"/>
     <w:multiLevelType w:val="multilevel"/>
     <w:tmpl w:val="F9CC88C2"/>
@@ -4194,7 +10257,7 @@
       </w:rPr>
     </w:lvl>
   </w:abstractNum>
-  <w:abstractNum w:abstractNumId="16" w15:restartNumberingAfterBreak="0">
+  <w:abstractNum w:abstractNumId="22" w15:restartNumberingAfterBreak="0">
     <w:nsid w:val="42126500"/>
     <w:multiLevelType w:val="multilevel"/>
     <w:tmpl w:val="FCA4EBD6"/>
@@ -4343,7 +10406,7 @@
       </w:rPr>
     </w:lvl>
   </w:abstractNum>
-  <w:abstractNum w:abstractNumId="17" w15:restartNumberingAfterBreak="0">
+  <w:abstractNum w:abstractNumId="23" w15:restartNumberingAfterBreak="0">
     <w:nsid w:val="4679469C"/>
     <w:multiLevelType w:val="multilevel"/>
     <w:tmpl w:val="2E5CEA0C"/>
@@ -4492,7 +10555,242 @@
       </w:rPr>
     </w:lvl>
   </w:abstractNum>
-  <w:abstractNum w:abstractNumId="18" w15:restartNumberingAfterBreak="0">
+  <w:abstractNum w:abstractNumId="24" w15:restartNumberingAfterBreak="0">
+    <w:nsid w:val="497D79E7"/>
+    <w:multiLevelType w:val="multilevel"/>
+    <w:tmpl w:val="DE62F4F0"/>
+    <w:lvl w:ilvl="0">
+      <w:start w:val="1"/>
+      <w:numFmt w:val="decimal"/>
+      <w:lvlText w:val="%1"/>
+      <w:lvlJc w:val="left"/>
+      <w:pPr>
+        <w:ind w:left="360" w:hanging="360"/>
+      </w:pPr>
+      <w:rPr>
+        <w:rFonts w:hint="default"/>
+        <w:b/>
+      </w:rPr>
+    </w:lvl>
+    <w:lvl w:ilvl="1">
+      <w:start w:val="5"/>
+      <w:numFmt w:val="decimal"/>
+      <w:lvlText w:val="%1.%2"/>
+      <w:lvlJc w:val="left"/>
+      <w:pPr>
+        <w:ind w:left="360" w:hanging="360"/>
+      </w:pPr>
+      <w:rPr>
+        <w:rFonts w:hint="default"/>
+        <w:b/>
+      </w:rPr>
+    </w:lvl>
+    <w:lvl w:ilvl="2">
+      <w:start w:val="1"/>
+      <w:numFmt w:val="decimal"/>
+      <w:lvlText w:val="%1.%2.%3"/>
+      <w:lvlJc w:val="left"/>
+      <w:pPr>
+        <w:ind w:left="720" w:hanging="720"/>
+      </w:pPr>
+      <w:rPr>
+        <w:rFonts w:hint="default"/>
+        <w:b/>
+      </w:rPr>
+    </w:lvl>
+    <w:lvl w:ilvl="3">
+      <w:start w:val="1"/>
+      <w:numFmt w:val="decimal"/>
+      <w:lvlText w:val="%1.%2.%3.%4"/>
+      <w:lvlJc w:val="left"/>
+      <w:pPr>
+        <w:ind w:left="1080" w:hanging="1080"/>
+      </w:pPr>
+      <w:rPr>
+        <w:rFonts w:hint="default"/>
+        <w:b/>
+      </w:rPr>
+    </w:lvl>
+    <w:lvl w:ilvl="4">
+      <w:start w:val="1"/>
+      <w:numFmt w:val="decimal"/>
+      <w:lvlText w:val="%1.%2.%3.%4.%5"/>
+      <w:lvlJc w:val="left"/>
+      <w:pPr>
+        <w:ind w:left="1080" w:hanging="1080"/>
+      </w:pPr>
+      <w:rPr>
+        <w:rFonts w:hint="default"/>
+        <w:b/>
+      </w:rPr>
+    </w:lvl>
+    <w:lvl w:ilvl="5">
+      <w:start w:val="1"/>
+      <w:numFmt w:val="decimal"/>
+      <w:lvlText w:val="%1.%2.%3.%4.%5.%6"/>
+      <w:lvlJc w:val="left"/>
+      <w:pPr>
+        <w:ind w:left="1440" w:hanging="1440"/>
+      </w:pPr>
+      <w:rPr>
+        <w:rFonts w:hint="default"/>
+        <w:b/>
+      </w:rPr>
+    </w:lvl>
+    <w:lvl w:ilvl="6">
+      <w:start w:val="1"/>
+      <w:numFmt w:val="decimal"/>
+      <w:lvlText w:val="%1.%2.%3.%4.%5.%6.%7"/>
+      <w:lvlJc w:val="left"/>
+      <w:pPr>
+        <w:ind w:left="1440" w:hanging="1440"/>
+      </w:pPr>
+      <w:rPr>
+        <w:rFonts w:hint="default"/>
+        <w:b/>
+      </w:rPr>
+    </w:lvl>
+    <w:lvl w:ilvl="7">
+      <w:start w:val="1"/>
+      <w:numFmt w:val="decimal"/>
+      <w:lvlText w:val="%1.%2.%3.%4.%5.%6.%7.%8"/>
+      <w:lvlJc w:val="left"/>
+      <w:pPr>
+        <w:ind w:left="1800" w:hanging="1800"/>
+      </w:pPr>
+      <w:rPr>
+        <w:rFonts w:hint="default"/>
+        <w:b/>
+      </w:rPr>
+    </w:lvl>
+    <w:lvl w:ilvl="8">
+      <w:start w:val="1"/>
+      <w:numFmt w:val="decimal"/>
+      <w:lvlText w:val="%1.%2.%3.%4.%5.%6.%7.%8.%9"/>
+      <w:lvlJc w:val="left"/>
+      <w:pPr>
+        <w:ind w:left="1800" w:hanging="1800"/>
+      </w:pPr>
+      <w:rPr>
+        <w:rFonts w:hint="default"/>
+        <w:b/>
+      </w:rPr>
+    </w:lvl>
+  </w:abstractNum>
+  <w:abstractNum w:abstractNumId="25" w15:restartNumberingAfterBreak="0">
+    <w:nsid w:val="4B454C7D"/>
+    <w:multiLevelType w:val="hybridMultilevel"/>
+    <w:tmpl w:val="30FA67EE"/>
+    <w:lvl w:ilvl="0" w:tplc="04090001">
+      <w:start w:val="1"/>
+      <w:numFmt w:val="bullet"/>
+      <w:lvlText w:val=""/>
+      <w:lvlJc w:val="left"/>
+      <w:pPr>
+        <w:ind w:left="720" w:hanging="360"/>
+      </w:pPr>
+      <w:rPr>
+        <w:rFonts w:ascii="Symbol" w:hAnsi="Symbol" w:hint="default"/>
+      </w:rPr>
+    </w:lvl>
+    <w:lvl w:ilvl="1" w:tplc="04090003" w:tentative="1">
+      <w:start w:val="1"/>
+      <w:numFmt w:val="bullet"/>
+      <w:lvlText w:val="o"/>
+      <w:lvlJc w:val="left"/>
+      <w:pPr>
+        <w:ind w:left="1440" w:hanging="360"/>
+      </w:pPr>
+      <w:rPr>
+        <w:rFonts w:ascii="Courier New" w:hAnsi="Courier New" w:cs="Courier New" w:hint="default"/>
+      </w:rPr>
+    </w:lvl>
+    <w:lvl w:ilvl="2" w:tplc="04090005" w:tentative="1">
+      <w:start w:val="1"/>
+      <w:numFmt w:val="bullet"/>
+      <w:lvlText w:val=""/>
+      <w:lvlJc w:val="left"/>
+      <w:pPr>
+        <w:ind w:left="2160" w:hanging="360"/>
+      </w:pPr>
+      <w:rPr>
+        <w:rFonts w:ascii="Wingdings" w:hAnsi="Wingdings" w:hint="default"/>
+      </w:rPr>
+    </w:lvl>
+    <w:lvl w:ilvl="3" w:tplc="04090001" w:tentative="1">
+      <w:start w:val="1"/>
+      <w:numFmt w:val="bullet"/>
+      <w:lvlText w:val=""/>
+      <w:lvlJc w:val="left"/>
+      <w:pPr>
+        <w:ind w:left="2880" w:hanging="360"/>
+      </w:pPr>
+      <w:rPr>
+        <w:rFonts w:ascii="Symbol" w:hAnsi="Symbol" w:hint="default"/>
+      </w:rPr>
+    </w:lvl>
+    <w:lvl w:ilvl="4" w:tplc="04090003" w:tentative="1">
+      <w:start w:val="1"/>
+      <w:numFmt w:val="bullet"/>
+      <w:lvlText w:val="o"/>
+      <w:lvlJc w:val="left"/>
+      <w:pPr>
+        <w:ind w:left="3600" w:hanging="360"/>
+      </w:pPr>
+      <w:rPr>
+        <w:rFonts w:ascii="Courier New" w:hAnsi="Courier New" w:cs="Courier New" w:hint="default"/>
+      </w:rPr>
+    </w:lvl>
+    <w:lvl w:ilvl="5" w:tplc="04090005" w:tentative="1">
+      <w:start w:val="1"/>
+      <w:numFmt w:val="bullet"/>
+      <w:lvlText w:val=""/>
+      <w:lvlJc w:val="left"/>
+      <w:pPr>
+        <w:ind w:left="4320" w:hanging="360"/>
+      </w:pPr>
+      <w:rPr>
+        <w:rFonts w:ascii="Wingdings" w:hAnsi="Wingdings" w:hint="default"/>
+      </w:rPr>
+    </w:lvl>
+    <w:lvl w:ilvl="6" w:tplc="04090001" w:tentative="1">
+      <w:start w:val="1"/>
+      <w:numFmt w:val="bullet"/>
+      <w:lvlText w:val=""/>
+      <w:lvlJc w:val="left"/>
+      <w:pPr>
+        <w:ind w:left="5040" w:hanging="360"/>
+      </w:pPr>
+      <w:rPr>
+        <w:rFonts w:ascii="Symbol" w:hAnsi="Symbol" w:hint="default"/>
+      </w:rPr>
+    </w:lvl>
+    <w:lvl w:ilvl="7" w:tplc="04090003" w:tentative="1">
+      <w:start w:val="1"/>
+      <w:numFmt w:val="bullet"/>
+      <w:lvlText w:val="o"/>
+      <w:lvlJc w:val="left"/>
+      <w:pPr>
+        <w:ind w:left="5760" w:hanging="360"/>
+      </w:pPr>
+      <w:rPr>
+        <w:rFonts w:ascii="Courier New" w:hAnsi="Courier New" w:cs="Courier New" w:hint="default"/>
+      </w:rPr>
+    </w:lvl>
+    <w:lvl w:ilvl="8" w:tplc="04090005" w:tentative="1">
+      <w:start w:val="1"/>
+      <w:numFmt w:val="bullet"/>
+      <w:lvlText w:val=""/>
+      <w:lvlJc w:val="left"/>
+      <w:pPr>
+        <w:ind w:left="6480" w:hanging="360"/>
+      </w:pPr>
+      <w:rPr>
+        <w:rFonts w:ascii="Wingdings" w:hAnsi="Wingdings" w:hint="default"/>
+      </w:rPr>
+    </w:lvl>
+  </w:abstractNum>
+  <w:abstractNum w:abstractNumId="26" w15:restartNumberingAfterBreak="0">
     <w:nsid w:val="4CD427DA"/>
     <w:multiLevelType w:val="multilevel"/>
     <w:tmpl w:val="2BAE37B4"/>
@@ -4614,7 +10912,7 @@
       </w:rPr>
     </w:lvl>
   </w:abstractNum>
-  <w:abstractNum w:abstractNumId="19" w15:restartNumberingAfterBreak="0">
+  <w:abstractNum w:abstractNumId="27" w15:restartNumberingAfterBreak="0">
     <w:nsid w:val="4E3E6372"/>
     <w:multiLevelType w:val="multilevel"/>
     <w:tmpl w:val="98C8B0F6"/>
@@ -4763,7 +11061,7 @@
       </w:rPr>
     </w:lvl>
   </w:abstractNum>
-  <w:abstractNum w:abstractNumId="20" w15:restartNumberingAfterBreak="0">
+  <w:abstractNum w:abstractNumId="28" w15:restartNumberingAfterBreak="0">
     <w:nsid w:val="559D3ED3"/>
     <w:multiLevelType w:val="multilevel"/>
     <w:tmpl w:val="BCBE3B50"/>
@@ -4912,7 +11210,7 @@
       </w:rPr>
     </w:lvl>
   </w:abstractNum>
-  <w:abstractNum w:abstractNumId="21" w15:restartNumberingAfterBreak="0">
+  <w:abstractNum w:abstractNumId="29" w15:restartNumberingAfterBreak="0">
     <w:nsid w:val="59026BA2"/>
     <w:multiLevelType w:val="multilevel"/>
     <w:tmpl w:val="D9F2DA58"/>
@@ -5061,7 +11359,129 @@
       </w:rPr>
     </w:lvl>
   </w:abstractNum>
-  <w:abstractNum w:abstractNumId="22" w15:restartNumberingAfterBreak="0">
+  <w:abstractNum w:abstractNumId="30" w15:restartNumberingAfterBreak="0">
+    <w:nsid w:val="5BF474CB"/>
+    <w:multiLevelType w:val="multilevel"/>
+    <w:tmpl w:val="A2DC74FC"/>
+    <w:lvl w:ilvl="0">
+      <w:start w:val="4"/>
+      <w:numFmt w:val="decimal"/>
+      <w:lvlText w:val="%1"/>
+      <w:lvlJc w:val="left"/>
+      <w:pPr>
+        <w:ind w:left="360" w:hanging="360"/>
+      </w:pPr>
+      <w:rPr>
+        <w:rFonts w:hint="default"/>
+        <w:b/>
+      </w:rPr>
+    </w:lvl>
+    <w:lvl w:ilvl="1">
+      <w:start w:val="4"/>
+      <w:numFmt w:val="decimal"/>
+      <w:lvlText w:val="%1.%2"/>
+      <w:lvlJc w:val="left"/>
+      <w:pPr>
+        <w:ind w:left="360" w:hanging="360"/>
+      </w:pPr>
+      <w:rPr>
+        <w:rFonts w:hint="default"/>
+        <w:b/>
+      </w:rPr>
+    </w:lvl>
+    <w:lvl w:ilvl="2">
+      <w:start w:val="1"/>
+      <w:numFmt w:val="decimal"/>
+      <w:lvlText w:val="%1.%2.%3"/>
+      <w:lvlJc w:val="left"/>
+      <w:pPr>
+        <w:ind w:left="720" w:hanging="720"/>
+      </w:pPr>
+      <w:rPr>
+        <w:rFonts w:hint="default"/>
+        <w:b/>
+      </w:rPr>
+    </w:lvl>
+    <w:lvl w:ilvl="3">
+      <w:start w:val="1"/>
+      <w:numFmt w:val="decimal"/>
+      <w:lvlText w:val="%1.%2.%3.%4"/>
+      <w:lvlJc w:val="left"/>
+      <w:pPr>
+        <w:ind w:left="1080" w:hanging="1080"/>
+      </w:pPr>
+      <w:rPr>
+        <w:rFonts w:hint="default"/>
+        <w:b/>
+      </w:rPr>
+    </w:lvl>
+    <w:lvl w:ilvl="4">
+      <w:start w:val="1"/>
+      <w:numFmt w:val="decimal"/>
+      <w:lvlText w:val="%1.%2.%3.%4.%5"/>
+      <w:lvlJc w:val="left"/>
+      <w:pPr>
+        <w:ind w:left="1080" w:hanging="1080"/>
+      </w:pPr>
+      <w:rPr>
+        <w:rFonts w:hint="default"/>
+        <w:b/>
+      </w:rPr>
+    </w:lvl>
+    <w:lvl w:ilvl="5">
+      <w:start w:val="1"/>
+      <w:numFmt w:val="decimal"/>
+      <w:lvlText w:val="%1.%2.%3.%4.%5.%6"/>
+      <w:lvlJc w:val="left"/>
+      <w:pPr>
+        <w:ind w:left="1440" w:hanging="1440"/>
+      </w:pPr>
+      <w:rPr>
+        <w:rFonts w:hint="default"/>
+        <w:b/>
+      </w:rPr>
+    </w:lvl>
+    <w:lvl w:ilvl="6">
+      <w:start w:val="1"/>
+      <w:numFmt w:val="decimal"/>
+      <w:lvlText w:val="%1.%2.%3.%4.%5.%6.%7"/>
+      <w:lvlJc w:val="left"/>
+      <w:pPr>
+        <w:ind w:left="1440" w:hanging="1440"/>
+      </w:pPr>
+      <w:rPr>
+        <w:rFonts w:hint="default"/>
+        <w:b/>
+      </w:rPr>
+    </w:lvl>
+    <w:lvl w:ilvl="7">
+      <w:start w:val="1"/>
+      <w:numFmt w:val="decimal"/>
+      <w:lvlText w:val="%1.%2.%3.%4.%5.%6.%7.%8"/>
+      <w:lvlJc w:val="left"/>
+      <w:pPr>
+        <w:ind w:left="1800" w:hanging="1800"/>
+      </w:pPr>
+      <w:rPr>
+        <w:rFonts w:hint="default"/>
+        <w:b/>
+      </w:rPr>
+    </w:lvl>
+    <w:lvl w:ilvl="8">
+      <w:start w:val="1"/>
+      <w:numFmt w:val="decimal"/>
+      <w:lvlText w:val="%1.%2.%3.%4.%5.%6.%7.%8.%9"/>
+      <w:lvlJc w:val="left"/>
+      <w:pPr>
+        <w:ind w:left="1800" w:hanging="1800"/>
+      </w:pPr>
+      <w:rPr>
+        <w:rFonts w:hint="default"/>
+        <w:b/>
+      </w:rPr>
+    </w:lvl>
+  </w:abstractNum>
+  <w:abstractNum w:abstractNumId="31" w15:restartNumberingAfterBreak="0">
     <w:nsid w:val="66104B0B"/>
     <w:multiLevelType w:val="multilevel"/>
     <w:tmpl w:val="3998ECA8"/>
@@ -5210,7 +11630,7 @@
       </w:rPr>
     </w:lvl>
   </w:abstractNum>
-  <w:abstractNum w:abstractNumId="23" w15:restartNumberingAfterBreak="0">
+  <w:abstractNum w:abstractNumId="32" w15:restartNumberingAfterBreak="0">
     <w:nsid w:val="6722572B"/>
     <w:multiLevelType w:val="multilevel"/>
     <w:tmpl w:val="8B141C54"/>
@@ -5359,7 +11779,7 @@
       </w:rPr>
     </w:lvl>
   </w:abstractNum>
-  <w:abstractNum w:abstractNumId="24" w15:restartNumberingAfterBreak="0">
+  <w:abstractNum w:abstractNumId="33" w15:restartNumberingAfterBreak="0">
     <w:nsid w:val="6C246CD4"/>
     <w:multiLevelType w:val="multilevel"/>
     <w:tmpl w:val="79B469E0"/>
@@ -5508,7 +11928,7 @@
       </w:rPr>
     </w:lvl>
   </w:abstractNum>
-  <w:abstractNum w:abstractNumId="25" w15:restartNumberingAfterBreak="0">
+  <w:abstractNum w:abstractNumId="34" w15:restartNumberingAfterBreak="0">
     <w:nsid w:val="6DFB08DD"/>
     <w:multiLevelType w:val="multilevel"/>
     <w:tmpl w:val="63FE90F4"/>
@@ -5657,7 +12077,7 @@
       </w:rPr>
     </w:lvl>
   </w:abstractNum>
-  <w:abstractNum w:abstractNumId="26" w15:restartNumberingAfterBreak="0">
+  <w:abstractNum w:abstractNumId="35" w15:restartNumberingAfterBreak="0">
     <w:nsid w:val="78772DAE"/>
     <w:multiLevelType w:val="multilevel"/>
     <w:tmpl w:val="40E4B802"/>
@@ -5806,7 +12226,7 @@
       </w:rPr>
     </w:lvl>
   </w:abstractNum>
-  <w:abstractNum w:abstractNumId="27" w15:restartNumberingAfterBreak="0">
+  <w:abstractNum w:abstractNumId="36" w15:restartNumberingAfterBreak="0">
     <w:nsid w:val="7B11065F"/>
     <w:multiLevelType w:val="multilevel"/>
     <w:tmpl w:val="1C94BC38"/>
@@ -5955,89 +12375,241 @@
       </w:rPr>
     </w:lvl>
   </w:abstractNum>
+  <w:abstractNum w:abstractNumId="37" w15:restartNumberingAfterBreak="0">
+    <w:nsid w:val="7C202574"/>
+    <w:multiLevelType w:val="multilevel"/>
+    <w:tmpl w:val="17D00E38"/>
+    <w:lvl w:ilvl="0">
+      <w:start w:val="4"/>
+      <w:numFmt w:val="decimal"/>
+      <w:lvlText w:val="%1"/>
+      <w:lvlJc w:val="left"/>
+      <w:pPr>
+        <w:ind w:left="360" w:hanging="360"/>
+      </w:pPr>
+      <w:rPr>
+        <w:rFonts w:hint="default"/>
+        <w:b/>
+      </w:rPr>
+    </w:lvl>
+    <w:lvl w:ilvl="1">
+      <w:start w:val="1"/>
+      <w:numFmt w:val="decimal"/>
+      <w:lvlText w:val="%1.%2"/>
+      <w:lvlJc w:val="left"/>
+      <w:pPr>
+        <w:ind w:left="360" w:hanging="360"/>
+      </w:pPr>
+      <w:rPr>
+        <w:rFonts w:hint="default"/>
+        <w:b/>
+      </w:rPr>
+    </w:lvl>
+    <w:lvl w:ilvl="2">
+      <w:start w:val="1"/>
+      <w:numFmt w:val="decimal"/>
+      <w:lvlText w:val="%1.%2.%3"/>
+      <w:lvlJc w:val="left"/>
+      <w:pPr>
+        <w:ind w:left="720" w:hanging="720"/>
+      </w:pPr>
+      <w:rPr>
+        <w:rFonts w:hint="default"/>
+        <w:b/>
+      </w:rPr>
+    </w:lvl>
+    <w:lvl w:ilvl="3">
+      <w:start w:val="1"/>
+      <w:numFmt w:val="decimal"/>
+      <w:lvlText w:val="%1.%2.%3.%4"/>
+      <w:lvlJc w:val="left"/>
+      <w:pPr>
+        <w:ind w:left="1080" w:hanging="1080"/>
+      </w:pPr>
+      <w:rPr>
+        <w:rFonts w:hint="default"/>
+        <w:b/>
+      </w:rPr>
+    </w:lvl>
+    <w:lvl w:ilvl="4">
+      <w:start w:val="1"/>
+      <w:numFmt w:val="decimal"/>
+      <w:lvlText w:val="%1.%2.%3.%4.%5"/>
+      <w:lvlJc w:val="left"/>
+      <w:pPr>
+        <w:ind w:left="1080" w:hanging="1080"/>
+      </w:pPr>
+      <w:rPr>
+        <w:rFonts w:hint="default"/>
+        <w:b/>
+      </w:rPr>
+    </w:lvl>
+    <w:lvl w:ilvl="5">
+      <w:start w:val="1"/>
+      <w:numFmt w:val="decimal"/>
+      <w:lvlText w:val="%1.%2.%3.%4.%5.%6"/>
+      <w:lvlJc w:val="left"/>
+      <w:pPr>
+        <w:ind w:left="1440" w:hanging="1440"/>
+      </w:pPr>
+      <w:rPr>
+        <w:rFonts w:hint="default"/>
+        <w:b/>
+      </w:rPr>
+    </w:lvl>
+    <w:lvl w:ilvl="6">
+      <w:start w:val="1"/>
+      <w:numFmt w:val="decimal"/>
+      <w:lvlText w:val="%1.%2.%3.%4.%5.%6.%7"/>
+      <w:lvlJc w:val="left"/>
+      <w:pPr>
+        <w:ind w:left="1440" w:hanging="1440"/>
+      </w:pPr>
+      <w:rPr>
+        <w:rFonts w:hint="default"/>
+        <w:b/>
+      </w:rPr>
+    </w:lvl>
+    <w:lvl w:ilvl="7">
+      <w:start w:val="1"/>
+      <w:numFmt w:val="decimal"/>
+      <w:lvlText w:val="%1.%2.%3.%4.%5.%6.%7.%8"/>
+      <w:lvlJc w:val="left"/>
+      <w:pPr>
+        <w:ind w:left="1800" w:hanging="1800"/>
+      </w:pPr>
+      <w:rPr>
+        <w:rFonts w:hint="default"/>
+        <w:b/>
+      </w:rPr>
+    </w:lvl>
+    <w:lvl w:ilvl="8">
+      <w:start w:val="1"/>
+      <w:numFmt w:val="decimal"/>
+      <w:lvlText w:val="%1.%2.%3.%4.%5.%6.%7.%8.%9"/>
+      <w:lvlJc w:val="left"/>
+      <w:pPr>
+        <w:ind w:left="1800" w:hanging="1800"/>
+      </w:pPr>
+      <w:rPr>
+        <w:rFonts w:hint="default"/>
+        <w:b/>
+      </w:rPr>
+    </w:lvl>
+  </w:abstractNum>
   <w:num w:numId="1" w16cid:durableId="745495902">
-    <w:abstractNumId w:val="27"/>
+    <w:abstractNumId w:val="36"/>
   </w:num>
   <w:num w:numId="2" w16cid:durableId="662970525">
-    <w:abstractNumId w:val="14"/>
+    <w:abstractNumId w:val="18"/>
   </w:num>
   <w:num w:numId="3" w16cid:durableId="1524172653">
-    <w:abstractNumId w:val="20"/>
+    <w:abstractNumId w:val="28"/>
   </w:num>
   <w:num w:numId="4" w16cid:durableId="1781677749">
-    <w:abstractNumId w:val="4"/>
+    <w:abstractNumId w:val="6"/>
   </w:num>
   <w:num w:numId="5" w16cid:durableId="494959138">
-    <w:abstractNumId w:val="24"/>
+    <w:abstractNumId w:val="33"/>
   </w:num>
   <w:num w:numId="6" w16cid:durableId="1162428439">
-    <w:abstractNumId w:val="13"/>
+    <w:abstractNumId w:val="17"/>
   </w:num>
   <w:num w:numId="7" w16cid:durableId="59716073">
+    <w:abstractNumId w:val="32"/>
+  </w:num>
+  <w:num w:numId="8" w16cid:durableId="1792741502">
+    <w:abstractNumId w:val="35"/>
+  </w:num>
+  <w:num w:numId="9" w16cid:durableId="1049458356">
+    <w:abstractNumId w:val="31"/>
+  </w:num>
+  <w:num w:numId="10" w16cid:durableId="1511485398">
+    <w:abstractNumId w:val="5"/>
+  </w:num>
+  <w:num w:numId="11" w16cid:durableId="1098478330">
     <w:abstractNumId w:val="23"/>
   </w:num>
-  <w:num w:numId="8" w16cid:durableId="1792741502">
-    <w:abstractNumId w:val="26"/>
+  <w:num w:numId="12" w16cid:durableId="324482222">
+    <w:abstractNumId w:val="8"/>
   </w:num>
-  <w:num w:numId="9" w16cid:durableId="1049458356">
-    <w:abstractNumId w:val="22"/>
+  <w:num w:numId="13" w16cid:durableId="282273185">
+    <w:abstractNumId w:val="10"/>
   </w:num>
-  <w:num w:numId="10" w16cid:durableId="1511485398">
+  <w:num w:numId="14" w16cid:durableId="1870876069">
+    <w:abstractNumId w:val="29"/>
+  </w:num>
+  <w:num w:numId="15" w16cid:durableId="1067653338">
+    <w:abstractNumId w:val="34"/>
+  </w:num>
+  <w:num w:numId="16" w16cid:durableId="889416869">
     <w:abstractNumId w:val="3"/>
   </w:num>
-  <w:num w:numId="11" w16cid:durableId="1098478330">
-    <w:abstractNumId w:val="17"/>
-  </w:num>
-  <w:num w:numId="12" w16cid:durableId="324482222">
-    <w:abstractNumId w:val="6"/>
-  </w:num>
-  <w:num w:numId="13" w16cid:durableId="282273185">
-    <w:abstractNumId w:val="8"/>
-  </w:num>
-  <w:num w:numId="14" w16cid:durableId="1870876069">
-    <w:abstractNumId w:val="21"/>
-  </w:num>
-  <w:num w:numId="15" w16cid:durableId="1067653338">
-    <w:abstractNumId w:val="25"/>
-  </w:num>
-  <w:num w:numId="16" w16cid:durableId="889416869">
-    <w:abstractNumId w:val="2"/>
-  </w:num>
   <w:num w:numId="17" w16cid:durableId="662927194">
-    <w:abstractNumId w:val="19"/>
+    <w:abstractNumId w:val="27"/>
   </w:num>
   <w:num w:numId="18" w16cid:durableId="1723941536">
     <w:abstractNumId w:val="0"/>
   </w:num>
   <w:num w:numId="19" w16cid:durableId="2009626282">
+    <w:abstractNumId w:val="12"/>
+  </w:num>
+  <w:num w:numId="20" w16cid:durableId="1662343925">
     <w:abstractNumId w:val="9"/>
   </w:num>
-  <w:num w:numId="20" w16cid:durableId="1662343925">
+  <w:num w:numId="21" w16cid:durableId="1866478473">
+    <w:abstractNumId w:val="21"/>
+  </w:num>
+  <w:num w:numId="22" w16cid:durableId="2140414057">
+    <w:abstractNumId w:val="22"/>
+  </w:num>
+  <w:num w:numId="23" w16cid:durableId="1604918984">
+    <w:abstractNumId w:val="16"/>
+  </w:num>
+  <w:num w:numId="24" w16cid:durableId="208880690">
     <w:abstractNumId w:val="7"/>
   </w:num>
-  <w:num w:numId="21" w16cid:durableId="1866478473">
-    <w:abstractNumId w:val="15"/>
-  </w:num>
-  <w:num w:numId="22" w16cid:durableId="2140414057">
-    <w:abstractNumId w:val="16"/>
-  </w:num>
-  <w:num w:numId="23" w16cid:durableId="1604918984">
-    <w:abstractNumId w:val="12"/>
-  </w:num>
-  <w:num w:numId="24" w16cid:durableId="208880690">
-    <w:abstractNumId w:val="5"/>
-  </w:num>
   <w:num w:numId="25" w16cid:durableId="1050031603">
-    <w:abstractNumId w:val="18"/>
+    <w:abstractNumId w:val="26"/>
   </w:num>
   <w:num w:numId="26" w16cid:durableId="680085749">
     <w:abstractNumId w:val="1"/>
   </w:num>
   <w:num w:numId="27" w16cid:durableId="1692298078">
-    <w:abstractNumId w:val="10"/>
+    <w:abstractNumId w:val="13"/>
   </w:num>
   <w:num w:numId="28" w16cid:durableId="1654404405">
+    <w:abstractNumId w:val="14"/>
+  </w:num>
+  <w:num w:numId="29" w16cid:durableId="184288338">
     <w:abstractNumId w:val="11"/>
+  </w:num>
+  <w:num w:numId="30" w16cid:durableId="1562211503">
+    <w:abstractNumId w:val="20"/>
+  </w:num>
+  <w:num w:numId="31" w16cid:durableId="1130589528">
+    <w:abstractNumId w:val="4"/>
+  </w:num>
+  <w:num w:numId="32" w16cid:durableId="695078304">
+    <w:abstractNumId w:val="30"/>
+  </w:num>
+  <w:num w:numId="33" w16cid:durableId="1886746940">
+    <w:abstractNumId w:val="37"/>
+  </w:num>
+  <w:num w:numId="34" w16cid:durableId="767778954">
+    <w:abstractNumId w:val="24"/>
+  </w:num>
+  <w:num w:numId="35" w16cid:durableId="1365639441">
+    <w:abstractNumId w:val="2"/>
+  </w:num>
+  <w:num w:numId="36" w16cid:durableId="458837815">
+    <w:abstractNumId w:val="15"/>
+  </w:num>
+  <w:num w:numId="37" w16cid:durableId="2050569187">
+    <w:abstractNumId w:val="25"/>
+  </w:num>
+  <w:num w:numId="38" w16cid:durableId="1260991285">
+    <w:abstractNumId w:val="19"/>
   </w:num>
 </w:numbering>
 </file>
